--- a/docs/ProcurementGuideEN.docx
+++ b/docs/ProcurementGuideEN.docx
@@ -72,7 +72,7 @@
               <w:rFonts w:eastAsiaTheme="minorEastAsia"/>
               <w:noProof/>
               <w:kern w:val="2"/>
-              <w:sz w:val="22"/>
+              <w:szCs w:val="24"/>
               <w:lang w:val="en-CA" w:eastAsia="en-CA"/>
               <w14:ligatures w14:val="standardContextual"/>
             </w:rPr>
@@ -86,13 +86,13 @@
           <w:r>
             <w:fldChar w:fldCharType="separate"/>
           </w:r>
-          <w:hyperlink w:anchor="_Toc187907131" w:history="1">
+          <w:hyperlink w:anchor="_Toc227226635" w:history="1">
             <w:r>
               <w:rPr>
                 <w:rStyle w:val="Hyperlink"/>
                 <w:noProof/>
               </w:rPr>
-              <w:t>About the Guide</w:t>
+              <w:t>Change log</w:t>
             </w:r>
             <w:r>
               <w:rPr>
@@ -113,7 +113,7 @@
                 <w:noProof/>
                 <w:webHidden/>
               </w:rPr>
-              <w:instrText xml:space="preserve"> PAGEREF _Toc187907131 \h </w:instrText>
+              <w:instrText xml:space="preserve"> PAGEREF _Toc227226635 \h </w:instrText>
             </w:r>
             <w:r>
               <w:rPr>
@@ -151,18 +151,18 @@
               <w:rFonts w:eastAsiaTheme="minorEastAsia"/>
               <w:noProof/>
               <w:kern w:val="2"/>
-              <w:sz w:val="22"/>
+              <w:szCs w:val="24"/>
               <w:lang w:val="en-CA" w:eastAsia="en-CA"/>
               <w14:ligatures w14:val="standardContextual"/>
             </w:rPr>
           </w:pPr>
-          <w:hyperlink w:anchor="_Toc187907132" w:history="1">
+          <w:hyperlink w:anchor="_Toc227226636" w:history="1">
             <w:r>
               <w:rPr>
                 <w:rStyle w:val="Hyperlink"/>
                 <w:noProof/>
               </w:rPr>
-              <w:t>Audience</w:t>
+              <w:t>About the Guide</w:t>
             </w:r>
             <w:r>
               <w:rPr>
@@ -183,7 +183,7 @@
                 <w:noProof/>
                 <w:webHidden/>
               </w:rPr>
-              <w:instrText xml:space="preserve"> PAGEREF _Toc187907132 \h </w:instrText>
+              <w:instrText xml:space="preserve"> PAGEREF _Toc227226636 \h </w:instrText>
             </w:r>
             <w:r>
               <w:rPr>
@@ -203,7 +203,7 @@
                 <w:noProof/>
                 <w:webHidden/>
               </w:rPr>
-              <w:t>3</w:t>
+              <w:t>2</w:t>
             </w:r>
             <w:r>
               <w:rPr>
@@ -221,18 +221,18 @@
               <w:rFonts w:eastAsiaTheme="minorEastAsia"/>
               <w:noProof/>
               <w:kern w:val="2"/>
-              <w:sz w:val="22"/>
+              <w:szCs w:val="24"/>
               <w:lang w:val="en-CA" w:eastAsia="en-CA"/>
               <w14:ligatures w14:val="standardContextual"/>
             </w:rPr>
           </w:pPr>
-          <w:hyperlink w:anchor="_Toc187907133" w:history="1">
+          <w:hyperlink w:anchor="_Toc227226637" w:history="1">
             <w:r>
               <w:rPr>
                 <w:rStyle w:val="Hyperlink"/>
                 <w:noProof/>
               </w:rPr>
-              <w:t>Context</w:t>
+              <w:t>Audience</w:t>
             </w:r>
             <w:r>
               <w:rPr>
@@ -253,7 +253,7 @@
                 <w:noProof/>
                 <w:webHidden/>
               </w:rPr>
-              <w:instrText xml:space="preserve"> PAGEREF _Toc187907133 \h </w:instrText>
+              <w:instrText xml:space="preserve"> PAGEREF _Toc227226637 \h </w:instrText>
             </w:r>
             <w:r>
               <w:rPr>
@@ -291,17 +291,87 @@
               <w:rFonts w:eastAsiaTheme="minorEastAsia"/>
               <w:noProof/>
               <w:kern w:val="2"/>
-              <w:sz w:val="22"/>
+              <w:szCs w:val="24"/>
               <w:lang w:val="en-CA" w:eastAsia="en-CA"/>
               <w14:ligatures w14:val="standardContextual"/>
             </w:rPr>
           </w:pPr>
-          <w:hyperlink w:anchor="_Toc187907134" w:history="1">
+          <w:hyperlink w:anchor="_Toc227226638" w:history="1">
             <w:r>
               <w:rPr>
                 <w:rStyle w:val="Hyperlink"/>
                 <w:noProof/>
               </w:rPr>
+              <w:t>Context</w:t>
+            </w:r>
+            <w:r>
+              <w:rPr>
+                <w:noProof/>
+                <w:webHidden/>
+              </w:rPr>
+              <w:tab/>
+            </w:r>
+            <w:r>
+              <w:rPr>
+                <w:noProof/>
+                <w:webHidden/>
+              </w:rPr>
+              <w:fldChar w:fldCharType="begin"/>
+            </w:r>
+            <w:r>
+              <w:rPr>
+                <w:noProof/>
+                <w:webHidden/>
+              </w:rPr>
+              <w:instrText xml:space="preserve"> PAGEREF _Toc227226638 \h </w:instrText>
+            </w:r>
+            <w:r>
+              <w:rPr>
+                <w:noProof/>
+                <w:webHidden/>
+              </w:rPr>
+            </w:r>
+            <w:r>
+              <w:rPr>
+                <w:noProof/>
+                <w:webHidden/>
+              </w:rPr>
+              <w:fldChar w:fldCharType="separate"/>
+            </w:r>
+            <w:r>
+              <w:rPr>
+                <w:noProof/>
+                <w:webHidden/>
+              </w:rPr>
+              <w:t>3</w:t>
+            </w:r>
+            <w:r>
+              <w:rPr>
+                <w:noProof/>
+                <w:webHidden/>
+              </w:rPr>
+              <w:fldChar w:fldCharType="end"/>
+            </w:r>
+          </w:hyperlink>
+        </w:p>
+        <w:p>
+          <w:pPr>
+            <w:pStyle w:val="TOC1"/>
+            <w:rPr>
+              <w:rFonts w:eastAsiaTheme="minorEastAsia"/>
+              <w:noProof/>
+              <w:kern w:val="2"/>
+              <w:szCs w:val="24"/>
+              <w:lang w:val="en-CA" w:eastAsia="en-CA"/>
+              <w14:ligatures w14:val="standardContextual"/>
+            </w:rPr>
+          </w:pPr>
+          <w:hyperlink w:anchor="_Toc227226639" w:history="1">
+            <w:r>
+              <w:rPr>
+                <w:rStyle w:val="Hyperlink"/>
+                <w:noProof/>
+              </w:rPr>
               <w:t>About the EN 301 549 Standard</w:t>
             </w:r>
             <w:r>
@@ -323,7 +393,7 @@
                 <w:noProof/>
                 <w:webHidden/>
               </w:rPr>
-              <w:instrText xml:space="preserve"> PAGEREF _Toc187907134 \h </w:instrText>
+              <w:instrText xml:space="preserve"> PAGEREF _Toc227226639 \h </w:instrText>
             </w:r>
             <w:r>
               <w:rPr>
@@ -364,12 +434,12 @@
               <w:rFonts w:eastAsiaTheme="minorEastAsia"/>
               <w:noProof/>
               <w:kern w:val="2"/>
-              <w:sz w:val="22"/>
+              <w:szCs w:val="24"/>
               <w:lang w:val="en-CA" w:eastAsia="en-CA"/>
               <w14:ligatures w14:val="standardContextual"/>
             </w:rPr>
           </w:pPr>
-          <w:hyperlink w:anchor="_Toc187907135" w:history="1">
+          <w:hyperlink w:anchor="_Toc227226640" w:history="1">
             <w:r>
               <w:rPr>
                 <w:rStyle w:val="Hyperlink"/>
@@ -396,7 +466,7 @@
                 <w:noProof/>
                 <w:webHidden/>
               </w:rPr>
-              <w:instrText xml:space="preserve"> PAGEREF _Toc187907135 \h </w:instrText>
+              <w:instrText xml:space="preserve"> PAGEREF _Toc227226640 \h </w:instrText>
             </w:r>
             <w:r>
               <w:rPr>
@@ -437,18 +507,18 @@
               <w:rFonts w:eastAsiaTheme="minorEastAsia"/>
               <w:noProof/>
               <w:kern w:val="2"/>
-              <w:sz w:val="22"/>
+              <w:szCs w:val="24"/>
               <w:lang w:val="en-CA" w:eastAsia="en-CA"/>
               <w14:ligatures w14:val="standardContextual"/>
             </w:rPr>
           </w:pPr>
-          <w:hyperlink w:anchor="_Toc187907136" w:history="1">
+          <w:hyperlink w:anchor="_Toc227226641" w:history="1">
             <w:r>
               <w:rPr>
                 <w:rStyle w:val="Hyperlink"/>
                 <w:noProof/>
               </w:rPr>
-              <w:t>Use the EN 301 549 (2021) over any version of the Web Content Accessibility Guidelines (WCAG) alone</w:t>
+              <w:t>Incorporate the latest version of the EN 301 549 as a best practice</w:t>
             </w:r>
             <w:r>
               <w:rPr>
@@ -469,7 +539,7 @@
                 <w:noProof/>
                 <w:webHidden/>
               </w:rPr>
-              <w:instrText xml:space="preserve"> PAGEREF _Toc187907136 \h </w:instrText>
+              <w:instrText xml:space="preserve"> PAGEREF _Toc227226641 \h </w:instrText>
             </w:r>
             <w:r>
               <w:rPr>
@@ -510,18 +580,18 @@
               <w:rFonts w:eastAsiaTheme="minorEastAsia"/>
               <w:noProof/>
               <w:kern w:val="2"/>
-              <w:sz w:val="22"/>
+              <w:szCs w:val="24"/>
               <w:lang w:val="en-CA" w:eastAsia="en-CA"/>
               <w14:ligatures w14:val="standardContextual"/>
             </w:rPr>
           </w:pPr>
-          <w:hyperlink w:anchor="_Toc187907137" w:history="1">
+          <w:hyperlink w:anchor="_Toc227226642" w:history="1">
             <w:r>
               <w:rPr>
                 <w:rStyle w:val="Hyperlink"/>
                 <w:noProof/>
               </w:rPr>
-              <w:t>Incorporate the EN 301 549 (2021) as a best practice</w:t>
+              <w:t>Roles and responsibilities</w:t>
             </w:r>
             <w:r>
               <w:rPr>
@@ -542,7 +612,7 @@
                 <w:noProof/>
                 <w:webHidden/>
               </w:rPr>
-              <w:instrText xml:space="preserve"> PAGEREF _Toc187907137 \h </w:instrText>
+              <w:instrText xml:space="preserve"> PAGEREF _Toc227226642 \h </w:instrText>
             </w:r>
             <w:r>
               <w:rPr>
@@ -583,18 +653,18 @@
               <w:rFonts w:eastAsiaTheme="minorEastAsia"/>
               <w:noProof/>
               <w:kern w:val="2"/>
-              <w:sz w:val="22"/>
+              <w:szCs w:val="24"/>
               <w:lang w:val="en-CA" w:eastAsia="en-CA"/>
               <w14:ligatures w14:val="standardContextual"/>
             </w:rPr>
           </w:pPr>
-          <w:hyperlink w:anchor="_Toc187907138" w:history="1">
+          <w:hyperlink w:anchor="_Toc227226643" w:history="1">
             <w:r>
               <w:rPr>
                 <w:rStyle w:val="Hyperlink"/>
                 <w:noProof/>
               </w:rPr>
-              <w:t>Roles and responsibilities</w:t>
+              <w:t>Departments and agencies</w:t>
             </w:r>
             <w:r>
               <w:rPr>
@@ -615,7 +685,77 @@
                 <w:noProof/>
                 <w:webHidden/>
               </w:rPr>
-              <w:instrText xml:space="preserve"> PAGEREF _Toc187907138 \h </w:instrText>
+              <w:instrText xml:space="preserve"> PAGEREF _Toc227226643 \h </w:instrText>
+            </w:r>
+            <w:r>
+              <w:rPr>
+                <w:noProof/>
+                <w:webHidden/>
+              </w:rPr>
+            </w:r>
+            <w:r>
+              <w:rPr>
+                <w:noProof/>
+                <w:webHidden/>
+              </w:rPr>
+              <w:fldChar w:fldCharType="separate"/>
+            </w:r>
+            <w:r>
+              <w:rPr>
+                <w:noProof/>
+                <w:webHidden/>
+              </w:rPr>
+              <w:t>6</w:t>
+            </w:r>
+            <w:r>
+              <w:rPr>
+                <w:noProof/>
+                <w:webHidden/>
+              </w:rPr>
+              <w:fldChar w:fldCharType="end"/>
+            </w:r>
+          </w:hyperlink>
+        </w:p>
+        <w:p>
+          <w:pPr>
+            <w:pStyle w:val="TOC1"/>
+            <w:rPr>
+              <w:rFonts w:eastAsiaTheme="minorEastAsia"/>
+              <w:noProof/>
+              <w:kern w:val="2"/>
+              <w:szCs w:val="24"/>
+              <w:lang w:val="en-CA" w:eastAsia="en-CA"/>
+              <w14:ligatures w14:val="standardContextual"/>
+            </w:rPr>
+          </w:pPr>
+          <w:hyperlink w:anchor="_Toc227226644" w:history="1">
+            <w:r>
+              <w:rPr>
+                <w:rStyle w:val="Hyperlink"/>
+                <w:noProof/>
+              </w:rPr>
+              <w:t>Summary of the process to include accessibility requirements in ICT-related procurements</w:t>
+            </w:r>
+            <w:r>
+              <w:rPr>
+                <w:noProof/>
+                <w:webHidden/>
+              </w:rPr>
+              <w:tab/>
+            </w:r>
+            <w:r>
+              <w:rPr>
+                <w:noProof/>
+                <w:webHidden/>
+              </w:rPr>
+              <w:fldChar w:fldCharType="begin"/>
+            </w:r>
+            <w:r>
+              <w:rPr>
+                <w:noProof/>
+                <w:webHidden/>
+              </w:rPr>
+              <w:instrText xml:space="preserve"> PAGEREF _Toc227226644 \h </w:instrText>
             </w:r>
             <w:r>
               <w:rPr>
@@ -656,18 +796,18 @@
               <w:rFonts w:eastAsiaTheme="minorEastAsia"/>
               <w:noProof/>
               <w:kern w:val="2"/>
-              <w:sz w:val="22"/>
+              <w:szCs w:val="24"/>
               <w:lang w:val="en-CA" w:eastAsia="en-CA"/>
               <w14:ligatures w14:val="standardContextual"/>
             </w:rPr>
           </w:pPr>
-          <w:hyperlink w:anchor="_Toc187907139" w:history="1">
+          <w:hyperlink w:anchor="_Toc227226645" w:history="1">
             <w:r>
               <w:rPr>
                 <w:rStyle w:val="Hyperlink"/>
                 <w:noProof/>
               </w:rPr>
-              <w:t>Departments and agencies</w:t>
+              <w:t>Business Owners are strongly encouraged to:</w:t>
             </w:r>
             <w:r>
               <w:rPr>
@@ -688,7 +828,7 @@
                 <w:noProof/>
                 <w:webHidden/>
               </w:rPr>
-              <w:instrText xml:space="preserve"> PAGEREF _Toc187907139 \h </w:instrText>
+              <w:instrText xml:space="preserve"> PAGEREF _Toc227226645 \h </w:instrText>
             </w:r>
             <w:r>
               <w:rPr>
@@ -709,76 +849,6 @@
                 <w:webHidden/>
               </w:rPr>
               <w:t>6</w:t>
-            </w:r>
-            <w:r>
-              <w:rPr>
-                <w:noProof/>
-                <w:webHidden/>
-              </w:rPr>
-              <w:fldChar w:fldCharType="end"/>
-            </w:r>
-          </w:hyperlink>
-        </w:p>
-        <w:p>
-          <w:pPr>
-            <w:pStyle w:val="TOC1"/>
-            <w:rPr>
-              <w:rFonts w:eastAsiaTheme="minorEastAsia"/>
-              <w:noProof/>
-              <w:kern w:val="2"/>
-              <w:sz w:val="22"/>
-              <w:lang w:val="en-CA" w:eastAsia="en-CA"/>
-              <w14:ligatures w14:val="standardContextual"/>
-            </w:rPr>
-          </w:pPr>
-          <w:hyperlink w:anchor="_Toc187907140" w:history="1">
-            <w:r>
-              <w:rPr>
-                <w:rStyle w:val="Hyperlink"/>
-                <w:noProof/>
-              </w:rPr>
-              <w:t>Summary of the process to include accessibility requirements in ICT-related procurements</w:t>
-            </w:r>
-            <w:r>
-              <w:rPr>
-                <w:noProof/>
-                <w:webHidden/>
-              </w:rPr>
-              <w:tab/>
-            </w:r>
-            <w:r>
-              <w:rPr>
-                <w:noProof/>
-                <w:webHidden/>
-              </w:rPr>
-              <w:fldChar w:fldCharType="begin"/>
-            </w:r>
-            <w:r>
-              <w:rPr>
-                <w:noProof/>
-                <w:webHidden/>
-              </w:rPr>
-              <w:instrText xml:space="preserve"> PAGEREF _Toc187907140 \h </w:instrText>
-            </w:r>
-            <w:r>
-              <w:rPr>
-                <w:noProof/>
-                <w:webHidden/>
-              </w:rPr>
-            </w:r>
-            <w:r>
-              <w:rPr>
-                <w:noProof/>
-                <w:webHidden/>
-              </w:rPr>
-              <w:fldChar w:fldCharType="separate"/>
-            </w:r>
-            <w:r>
-              <w:rPr>
-                <w:noProof/>
-                <w:webHidden/>
-              </w:rPr>
-              <w:t>7</w:t>
             </w:r>
             <w:r>
               <w:rPr>
@@ -799,18 +869,18 @@
               <w:rFonts w:eastAsiaTheme="minorEastAsia"/>
               <w:noProof/>
               <w:kern w:val="2"/>
-              <w:sz w:val="22"/>
+              <w:szCs w:val="24"/>
               <w:lang w:val="en-CA" w:eastAsia="en-CA"/>
               <w14:ligatures w14:val="standardContextual"/>
             </w:rPr>
           </w:pPr>
-          <w:hyperlink w:anchor="_Toc187907141" w:history="1">
+          <w:hyperlink w:anchor="_Toc227226646" w:history="1">
             <w:r>
               <w:rPr>
                 <w:rStyle w:val="Hyperlink"/>
                 <w:noProof/>
               </w:rPr>
-              <w:t>Business Owners are strongly encouraged to:</w:t>
+              <w:t>Contracting Authorities are strongly encouraged to:</w:t>
             </w:r>
             <w:r>
               <w:rPr>
@@ -831,7 +901,7 @@
                 <w:noProof/>
                 <w:webHidden/>
               </w:rPr>
-              <w:instrText xml:space="preserve"> PAGEREF _Toc187907141 \h </w:instrText>
+              <w:instrText xml:space="preserve"> PAGEREF _Toc227226646 \h </w:instrText>
             </w:r>
             <w:r>
               <w:rPr>
@@ -851,7 +921,7 @@
                 <w:noProof/>
                 <w:webHidden/>
               </w:rPr>
-              <w:t>7</w:t>
+              <w:t>9</w:t>
             </w:r>
             <w:r>
               <w:rPr>
@@ -872,18 +942,18 @@
               <w:rFonts w:eastAsiaTheme="minorEastAsia"/>
               <w:noProof/>
               <w:kern w:val="2"/>
-              <w:sz w:val="22"/>
+              <w:szCs w:val="24"/>
               <w:lang w:val="en-CA" w:eastAsia="en-CA"/>
               <w14:ligatures w14:val="standardContextual"/>
             </w:rPr>
           </w:pPr>
-          <w:hyperlink w:anchor="_Toc187907142" w:history="1">
+          <w:hyperlink w:anchor="_Toc227226647" w:history="1">
             <w:r>
               <w:rPr>
                 <w:rStyle w:val="Hyperlink"/>
                 <w:noProof/>
               </w:rPr>
-              <w:t>Contracting Authorities are strongly encouraged to:</w:t>
+              <w:t>Justification for accessibility decisions</w:t>
             </w:r>
             <w:r>
               <w:rPr>
@@ -904,7 +974,7 @@
                 <w:noProof/>
                 <w:webHidden/>
               </w:rPr>
-              <w:instrText xml:space="preserve"> PAGEREF _Toc187907142 \h </w:instrText>
+              <w:instrText xml:space="preserve"> PAGEREF _Toc227226647 \h </w:instrText>
             </w:r>
             <w:r>
               <w:rPr>
@@ -925,6 +995,146 @@
                 <w:webHidden/>
               </w:rPr>
               <w:t>10</w:t>
+            </w:r>
+            <w:r>
+              <w:rPr>
+                <w:noProof/>
+                <w:webHidden/>
+              </w:rPr>
+              <w:fldChar w:fldCharType="end"/>
+            </w:r>
+          </w:hyperlink>
+        </w:p>
+        <w:p>
+          <w:pPr>
+            <w:pStyle w:val="TOC1"/>
+            <w:rPr>
+              <w:rFonts w:eastAsiaTheme="minorEastAsia"/>
+              <w:noProof/>
+              <w:kern w:val="2"/>
+              <w:szCs w:val="24"/>
+              <w:lang w:val="en-CA" w:eastAsia="en-CA"/>
+              <w14:ligatures w14:val="standardContextual"/>
+            </w:rPr>
+          </w:pPr>
+          <w:hyperlink w:anchor="_Toc227226648" w:history="1">
+            <w:r>
+              <w:rPr>
+                <w:rStyle w:val="Hyperlink"/>
+                <w:noProof/>
+              </w:rPr>
+              <w:t>Informing the supplier community</w:t>
+            </w:r>
+            <w:r>
+              <w:rPr>
+                <w:noProof/>
+                <w:webHidden/>
+              </w:rPr>
+              <w:tab/>
+            </w:r>
+            <w:r>
+              <w:rPr>
+                <w:noProof/>
+                <w:webHidden/>
+              </w:rPr>
+              <w:fldChar w:fldCharType="begin"/>
+            </w:r>
+            <w:r>
+              <w:rPr>
+                <w:noProof/>
+                <w:webHidden/>
+              </w:rPr>
+              <w:instrText xml:space="preserve"> PAGEREF _Toc227226648 \h </w:instrText>
+            </w:r>
+            <w:r>
+              <w:rPr>
+                <w:noProof/>
+                <w:webHidden/>
+              </w:rPr>
+            </w:r>
+            <w:r>
+              <w:rPr>
+                <w:noProof/>
+                <w:webHidden/>
+              </w:rPr>
+              <w:fldChar w:fldCharType="separate"/>
+            </w:r>
+            <w:r>
+              <w:rPr>
+                <w:noProof/>
+                <w:webHidden/>
+              </w:rPr>
+              <w:t>11</w:t>
+            </w:r>
+            <w:r>
+              <w:rPr>
+                <w:noProof/>
+                <w:webHidden/>
+              </w:rPr>
+              <w:fldChar w:fldCharType="end"/>
+            </w:r>
+          </w:hyperlink>
+        </w:p>
+        <w:p>
+          <w:pPr>
+            <w:pStyle w:val="TOC1"/>
+            <w:rPr>
+              <w:rFonts w:eastAsiaTheme="minorEastAsia"/>
+              <w:noProof/>
+              <w:kern w:val="2"/>
+              <w:szCs w:val="24"/>
+              <w:lang w:val="en-CA" w:eastAsia="en-CA"/>
+              <w14:ligatures w14:val="standardContextual"/>
+            </w:rPr>
+          </w:pPr>
+          <w:hyperlink w:anchor="_Toc227226649" w:history="1">
+            <w:r>
+              <w:rPr>
+                <w:rStyle w:val="Hyperlink"/>
+                <w:noProof/>
+              </w:rPr>
+              <w:t>Where to find help and resources</w:t>
+            </w:r>
+            <w:r>
+              <w:rPr>
+                <w:noProof/>
+                <w:webHidden/>
+              </w:rPr>
+              <w:tab/>
+            </w:r>
+            <w:r>
+              <w:rPr>
+                <w:noProof/>
+                <w:webHidden/>
+              </w:rPr>
+              <w:fldChar w:fldCharType="begin"/>
+            </w:r>
+            <w:r>
+              <w:rPr>
+                <w:noProof/>
+                <w:webHidden/>
+              </w:rPr>
+              <w:instrText xml:space="preserve"> PAGEREF _Toc227226649 \h </w:instrText>
+            </w:r>
+            <w:r>
+              <w:rPr>
+                <w:noProof/>
+                <w:webHidden/>
+              </w:rPr>
+            </w:r>
+            <w:r>
+              <w:rPr>
+                <w:noProof/>
+                <w:webHidden/>
+              </w:rPr>
+              <w:fldChar w:fldCharType="separate"/>
+            </w:r>
+            <w:r>
+              <w:rPr>
+                <w:noProof/>
+                <w:webHidden/>
+              </w:rPr>
+              <w:t>11</w:t>
             </w:r>
             <w:r>
               <w:rPr>
@@ -945,18 +1155,18 @@
               <w:rFonts w:eastAsiaTheme="minorEastAsia"/>
               <w:noProof/>
               <w:kern w:val="2"/>
-              <w:sz w:val="22"/>
+              <w:szCs w:val="24"/>
               <w:lang w:val="en-CA" w:eastAsia="en-CA"/>
               <w14:ligatures w14:val="standardContextual"/>
             </w:rPr>
           </w:pPr>
-          <w:hyperlink w:anchor="_Toc187907143" w:history="1">
+          <w:hyperlink w:anchor="_Toc227226650" w:history="1">
             <w:r>
               <w:rPr>
                 <w:rStyle w:val="Hyperlink"/>
                 <w:noProof/>
               </w:rPr>
-              <w:t>Justification for accessibility decisions</w:t>
+              <w:t>Tools and resources for the GC:</w:t>
             </w:r>
             <w:r>
               <w:rPr>
@@ -977,7 +1187,7 @@
                 <w:noProof/>
                 <w:webHidden/>
               </w:rPr>
-              <w:instrText xml:space="preserve"> PAGEREF _Toc187907143 \h </w:instrText>
+              <w:instrText xml:space="preserve"> PAGEREF _Toc227226650 \h </w:instrText>
             </w:r>
             <w:r>
               <w:rPr>
@@ -998,146 +1208,6 @@
                 <w:webHidden/>
               </w:rPr>
               <w:t>11</w:t>
-            </w:r>
-            <w:r>
-              <w:rPr>
-                <w:noProof/>
-                <w:webHidden/>
-              </w:rPr>
-              <w:fldChar w:fldCharType="end"/>
-            </w:r>
-          </w:hyperlink>
-        </w:p>
-        <w:p>
-          <w:pPr>
-            <w:pStyle w:val="TOC1"/>
-            <w:rPr>
-              <w:rFonts w:eastAsiaTheme="minorEastAsia"/>
-              <w:noProof/>
-              <w:kern w:val="2"/>
-              <w:sz w:val="22"/>
-              <w:lang w:val="en-CA" w:eastAsia="en-CA"/>
-              <w14:ligatures w14:val="standardContextual"/>
-            </w:rPr>
-          </w:pPr>
-          <w:hyperlink w:anchor="_Toc187907144" w:history="1">
-            <w:r>
-              <w:rPr>
-                <w:rStyle w:val="Hyperlink"/>
-                <w:noProof/>
-              </w:rPr>
-              <w:t>Informing the supplier community</w:t>
-            </w:r>
-            <w:r>
-              <w:rPr>
-                <w:noProof/>
-                <w:webHidden/>
-              </w:rPr>
-              <w:tab/>
-            </w:r>
-            <w:r>
-              <w:rPr>
-                <w:noProof/>
-                <w:webHidden/>
-              </w:rPr>
-              <w:fldChar w:fldCharType="begin"/>
-            </w:r>
-            <w:r>
-              <w:rPr>
-                <w:noProof/>
-                <w:webHidden/>
-              </w:rPr>
-              <w:instrText xml:space="preserve"> PAGEREF _Toc187907144 \h </w:instrText>
-            </w:r>
-            <w:r>
-              <w:rPr>
-                <w:noProof/>
-                <w:webHidden/>
-              </w:rPr>
-            </w:r>
-            <w:r>
-              <w:rPr>
-                <w:noProof/>
-                <w:webHidden/>
-              </w:rPr>
-              <w:fldChar w:fldCharType="separate"/>
-            </w:r>
-            <w:r>
-              <w:rPr>
-                <w:noProof/>
-                <w:webHidden/>
-              </w:rPr>
-              <w:t>11</w:t>
-            </w:r>
-            <w:r>
-              <w:rPr>
-                <w:noProof/>
-                <w:webHidden/>
-              </w:rPr>
-              <w:fldChar w:fldCharType="end"/>
-            </w:r>
-          </w:hyperlink>
-        </w:p>
-        <w:p>
-          <w:pPr>
-            <w:pStyle w:val="TOC1"/>
-            <w:rPr>
-              <w:rFonts w:eastAsiaTheme="minorEastAsia"/>
-              <w:noProof/>
-              <w:kern w:val="2"/>
-              <w:sz w:val="22"/>
-              <w:lang w:val="en-CA" w:eastAsia="en-CA"/>
-              <w14:ligatures w14:val="standardContextual"/>
-            </w:rPr>
-          </w:pPr>
-          <w:hyperlink w:anchor="_Toc187907145" w:history="1">
-            <w:r>
-              <w:rPr>
-                <w:rStyle w:val="Hyperlink"/>
-                <w:noProof/>
-              </w:rPr>
-              <w:t>Where to find help and resources</w:t>
-            </w:r>
-            <w:r>
-              <w:rPr>
-                <w:noProof/>
-                <w:webHidden/>
-              </w:rPr>
-              <w:tab/>
-            </w:r>
-            <w:r>
-              <w:rPr>
-                <w:noProof/>
-                <w:webHidden/>
-              </w:rPr>
-              <w:fldChar w:fldCharType="begin"/>
-            </w:r>
-            <w:r>
-              <w:rPr>
-                <w:noProof/>
-                <w:webHidden/>
-              </w:rPr>
-              <w:instrText xml:space="preserve"> PAGEREF _Toc187907145 \h </w:instrText>
-            </w:r>
-            <w:r>
-              <w:rPr>
-                <w:noProof/>
-                <w:webHidden/>
-              </w:rPr>
-            </w:r>
-            <w:r>
-              <w:rPr>
-                <w:noProof/>
-                <w:webHidden/>
-              </w:rPr>
-              <w:fldChar w:fldCharType="separate"/>
-            </w:r>
-            <w:r>
-              <w:rPr>
-                <w:noProof/>
-                <w:webHidden/>
-              </w:rPr>
-              <w:t>12</w:t>
             </w:r>
             <w:r>
               <w:rPr>
@@ -1158,18 +1228,18 @@
               <w:rFonts w:eastAsiaTheme="minorEastAsia"/>
               <w:noProof/>
               <w:kern w:val="2"/>
-              <w:sz w:val="22"/>
+              <w:szCs w:val="24"/>
               <w:lang w:val="en-CA" w:eastAsia="en-CA"/>
               <w14:ligatures w14:val="standardContextual"/>
             </w:rPr>
           </w:pPr>
-          <w:hyperlink w:anchor="_Toc187907146" w:history="1">
+          <w:hyperlink w:anchor="_Toc227226651" w:history="1">
             <w:r>
               <w:rPr>
                 <w:rStyle w:val="Hyperlink"/>
                 <w:noProof/>
               </w:rPr>
-              <w:t>Tools and resources for the GC:</w:t>
+              <w:t>Tools and resources for the GC and externally:</w:t>
             </w:r>
             <w:r>
               <w:rPr>
@@ -1190,7 +1260,7 @@
                 <w:noProof/>
                 <w:webHidden/>
               </w:rPr>
-              <w:instrText xml:space="preserve"> PAGEREF _Toc187907146 \h </w:instrText>
+              <w:instrText xml:space="preserve"> PAGEREF _Toc227226651 \h </w:instrText>
             </w:r>
             <w:r>
               <w:rPr>
@@ -1210,7 +1280,7 @@
                 <w:noProof/>
                 <w:webHidden/>
               </w:rPr>
-              <w:t>12</w:t>
+              <w:t>11</w:t>
             </w:r>
             <w:r>
               <w:rPr>
@@ -1231,18 +1301,18 @@
               <w:rFonts w:eastAsiaTheme="minorEastAsia"/>
               <w:noProof/>
               <w:kern w:val="2"/>
-              <w:sz w:val="22"/>
+              <w:szCs w:val="24"/>
               <w:lang w:val="en-CA" w:eastAsia="en-CA"/>
               <w14:ligatures w14:val="standardContextual"/>
             </w:rPr>
           </w:pPr>
-          <w:hyperlink w:anchor="_Toc187907147" w:history="1">
+          <w:hyperlink w:anchor="_Toc227226652" w:history="1">
             <w:r>
               <w:rPr>
                 <w:rStyle w:val="Hyperlink"/>
                 <w:noProof/>
               </w:rPr>
-              <w:t>Tools and resources for the GC and externally:</w:t>
+              <w:t>Shared Services Canada</w:t>
             </w:r>
             <w:r>
               <w:rPr>
@@ -1263,7 +1333,7 @@
                 <w:noProof/>
                 <w:webHidden/>
               </w:rPr>
-              <w:instrText xml:space="preserve"> PAGEREF _Toc187907147 \h </w:instrText>
+              <w:instrText xml:space="preserve"> PAGEREF _Toc227226652 \h </w:instrText>
             </w:r>
             <w:r>
               <w:rPr>
@@ -1304,18 +1374,18 @@
               <w:rFonts w:eastAsiaTheme="minorEastAsia"/>
               <w:noProof/>
               <w:kern w:val="2"/>
-              <w:sz w:val="22"/>
+              <w:szCs w:val="24"/>
               <w:lang w:val="en-CA" w:eastAsia="en-CA"/>
               <w14:ligatures w14:val="standardContextual"/>
             </w:rPr>
           </w:pPr>
-          <w:hyperlink w:anchor="_Toc187907148" w:history="1">
+          <w:hyperlink w:anchor="_Toc227226653" w:history="1">
             <w:r>
               <w:rPr>
                 <w:rStyle w:val="Hyperlink"/>
                 <w:noProof/>
               </w:rPr>
-              <w:t>Shared Services Canada</w:t>
+              <w:t>Public Services and Procurement Canada (PSPC)</w:t>
             </w:r>
             <w:r>
               <w:rPr>
@@ -1336,7 +1406,7 @@
                 <w:noProof/>
                 <w:webHidden/>
               </w:rPr>
-              <w:instrText xml:space="preserve"> PAGEREF _Toc187907148 \h </w:instrText>
+              <w:instrText xml:space="preserve"> PAGEREF _Toc227226653 \h </w:instrText>
             </w:r>
             <w:r>
               <w:rPr>
@@ -1357,6 +1427,146 @@
                 <w:webHidden/>
               </w:rPr>
               <w:t>12</w:t>
+            </w:r>
+            <w:r>
+              <w:rPr>
+                <w:noProof/>
+                <w:webHidden/>
+              </w:rPr>
+              <w:fldChar w:fldCharType="end"/>
+            </w:r>
+          </w:hyperlink>
+        </w:p>
+        <w:p>
+          <w:pPr>
+            <w:pStyle w:val="TOC1"/>
+            <w:rPr>
+              <w:rFonts w:eastAsiaTheme="minorEastAsia"/>
+              <w:noProof/>
+              <w:kern w:val="2"/>
+              <w:szCs w:val="24"/>
+              <w:lang w:val="en-CA" w:eastAsia="en-CA"/>
+              <w14:ligatures w14:val="standardContextual"/>
+            </w:rPr>
+          </w:pPr>
+          <w:hyperlink w:anchor="_Toc227226654" w:history="1">
+            <w:r>
+              <w:rPr>
+                <w:rStyle w:val="Hyperlink"/>
+                <w:noProof/>
+              </w:rPr>
+              <w:t>Enquiries and comments about this Guide</w:t>
+            </w:r>
+            <w:r>
+              <w:rPr>
+                <w:noProof/>
+                <w:webHidden/>
+              </w:rPr>
+              <w:tab/>
+            </w:r>
+            <w:r>
+              <w:rPr>
+                <w:noProof/>
+                <w:webHidden/>
+              </w:rPr>
+              <w:fldChar w:fldCharType="begin"/>
+            </w:r>
+            <w:r>
+              <w:rPr>
+                <w:noProof/>
+                <w:webHidden/>
+              </w:rPr>
+              <w:instrText xml:space="preserve"> PAGEREF _Toc227226654 \h </w:instrText>
+            </w:r>
+            <w:r>
+              <w:rPr>
+                <w:noProof/>
+                <w:webHidden/>
+              </w:rPr>
+            </w:r>
+            <w:r>
+              <w:rPr>
+                <w:noProof/>
+                <w:webHidden/>
+              </w:rPr>
+              <w:fldChar w:fldCharType="separate"/>
+            </w:r>
+            <w:r>
+              <w:rPr>
+                <w:noProof/>
+                <w:webHidden/>
+              </w:rPr>
+              <w:t>12</w:t>
+            </w:r>
+            <w:r>
+              <w:rPr>
+                <w:noProof/>
+                <w:webHidden/>
+              </w:rPr>
+              <w:fldChar w:fldCharType="end"/>
+            </w:r>
+          </w:hyperlink>
+        </w:p>
+        <w:p>
+          <w:pPr>
+            <w:pStyle w:val="TOC1"/>
+            <w:rPr>
+              <w:rFonts w:eastAsiaTheme="minorEastAsia"/>
+              <w:noProof/>
+              <w:kern w:val="2"/>
+              <w:szCs w:val="24"/>
+              <w:lang w:val="en-CA" w:eastAsia="en-CA"/>
+              <w14:ligatures w14:val="standardContextual"/>
+            </w:rPr>
+          </w:pPr>
+          <w:hyperlink w:anchor="_Toc227226655" w:history="1">
+            <w:r>
+              <w:rPr>
+                <w:rStyle w:val="Hyperlink"/>
+                <w:noProof/>
+              </w:rPr>
+              <w:t>References</w:t>
+            </w:r>
+            <w:r>
+              <w:rPr>
+                <w:noProof/>
+                <w:webHidden/>
+              </w:rPr>
+              <w:tab/>
+            </w:r>
+            <w:r>
+              <w:rPr>
+                <w:noProof/>
+                <w:webHidden/>
+              </w:rPr>
+              <w:fldChar w:fldCharType="begin"/>
+            </w:r>
+            <w:r>
+              <w:rPr>
+                <w:noProof/>
+                <w:webHidden/>
+              </w:rPr>
+              <w:instrText xml:space="preserve"> PAGEREF _Toc227226655 \h </w:instrText>
+            </w:r>
+            <w:r>
+              <w:rPr>
+                <w:noProof/>
+                <w:webHidden/>
+              </w:rPr>
+            </w:r>
+            <w:r>
+              <w:rPr>
+                <w:noProof/>
+                <w:webHidden/>
+              </w:rPr>
+              <w:fldChar w:fldCharType="separate"/>
+            </w:r>
+            <w:r>
+              <w:rPr>
+                <w:noProof/>
+                <w:webHidden/>
+              </w:rPr>
+              <w:t>13</w:t>
             </w:r>
             <w:r>
               <w:rPr>
@@ -1377,18 +1587,18 @@
               <w:rFonts w:eastAsiaTheme="minorEastAsia"/>
               <w:noProof/>
               <w:kern w:val="2"/>
-              <w:sz w:val="22"/>
+              <w:szCs w:val="24"/>
               <w:lang w:val="en-CA" w:eastAsia="en-CA"/>
               <w14:ligatures w14:val="standardContextual"/>
             </w:rPr>
           </w:pPr>
-          <w:hyperlink w:anchor="_Toc187907149" w:history="1">
+          <w:hyperlink w:anchor="_Toc227226656" w:history="1">
             <w:r>
               <w:rPr>
                 <w:rStyle w:val="Hyperlink"/>
                 <w:noProof/>
               </w:rPr>
-              <w:t>Public Services and Procurement Canada (PSPC)</w:t>
+              <w:t>Related External Standards and Specifications</w:t>
             </w:r>
             <w:r>
               <w:rPr>
@@ -1409,220 +1619,7 @@
                 <w:noProof/>
                 <w:webHidden/>
               </w:rPr>
-              <w:instrText xml:space="preserve"> PAGEREF _Toc187907149 \h </w:instrText>
-            </w:r>
-            <w:r>
-              <w:rPr>
-                <w:noProof/>
-                <w:webHidden/>
-              </w:rPr>
-            </w:r>
-            <w:r>
-              <w:rPr>
-                <w:noProof/>
-                <w:webHidden/>
-              </w:rPr>
-              <w:fldChar w:fldCharType="separate"/>
-            </w:r>
-            <w:r>
-              <w:rPr>
-                <w:noProof/>
-                <w:webHidden/>
-              </w:rPr>
-              <w:t>12</w:t>
-            </w:r>
-            <w:r>
-              <w:rPr>
-                <w:noProof/>
-                <w:webHidden/>
-              </w:rPr>
-              <w:fldChar w:fldCharType="end"/>
-            </w:r>
-          </w:hyperlink>
-        </w:p>
-        <w:p>
-          <w:pPr>
-            <w:pStyle w:val="TOC1"/>
-            <w:rPr>
-              <w:rFonts w:eastAsiaTheme="minorEastAsia"/>
-              <w:noProof/>
-              <w:kern w:val="2"/>
-              <w:sz w:val="22"/>
-              <w:lang w:val="en-CA" w:eastAsia="en-CA"/>
-              <w14:ligatures w14:val="standardContextual"/>
-            </w:rPr>
-          </w:pPr>
-          <w:hyperlink w:anchor="_Toc187907150" w:history="1">
-            <w:r>
-              <w:rPr>
-                <w:rStyle w:val="Hyperlink"/>
-                <w:noProof/>
-              </w:rPr>
-              <w:t>Enquiries and comments about this Guide</w:t>
-            </w:r>
-            <w:r>
-              <w:rPr>
-                <w:noProof/>
-                <w:webHidden/>
-              </w:rPr>
-              <w:tab/>
-            </w:r>
-            <w:r>
-              <w:rPr>
-                <w:noProof/>
-                <w:webHidden/>
-              </w:rPr>
-              <w:fldChar w:fldCharType="begin"/>
-            </w:r>
-            <w:r>
-              <w:rPr>
-                <w:noProof/>
-                <w:webHidden/>
-              </w:rPr>
-              <w:instrText xml:space="preserve"> PAGEREF _Toc187907150 \h </w:instrText>
-            </w:r>
-            <w:r>
-              <w:rPr>
-                <w:noProof/>
-                <w:webHidden/>
-              </w:rPr>
-            </w:r>
-            <w:r>
-              <w:rPr>
-                <w:noProof/>
-                <w:webHidden/>
-              </w:rPr>
-              <w:fldChar w:fldCharType="separate"/>
-            </w:r>
-            <w:r>
-              <w:rPr>
-                <w:noProof/>
-                <w:webHidden/>
-              </w:rPr>
-              <w:t>12</w:t>
-            </w:r>
-            <w:r>
-              <w:rPr>
-                <w:noProof/>
-                <w:webHidden/>
-              </w:rPr>
-              <w:fldChar w:fldCharType="end"/>
-            </w:r>
-          </w:hyperlink>
-        </w:p>
-        <w:p>
-          <w:pPr>
-            <w:pStyle w:val="TOC1"/>
-            <w:rPr>
-              <w:rFonts w:eastAsiaTheme="minorEastAsia"/>
-              <w:noProof/>
-              <w:kern w:val="2"/>
-              <w:sz w:val="22"/>
-              <w:lang w:val="en-CA" w:eastAsia="en-CA"/>
-              <w14:ligatures w14:val="standardContextual"/>
-            </w:rPr>
-          </w:pPr>
-          <w:hyperlink w:anchor="_Toc187907151" w:history="1">
-            <w:r>
-              <w:rPr>
-                <w:rStyle w:val="Hyperlink"/>
-                <w:noProof/>
-              </w:rPr>
-              <w:t>References</w:t>
-            </w:r>
-            <w:r>
-              <w:rPr>
-                <w:noProof/>
-                <w:webHidden/>
-              </w:rPr>
-              <w:tab/>
-            </w:r>
-            <w:r>
-              <w:rPr>
-                <w:noProof/>
-                <w:webHidden/>
-              </w:rPr>
-              <w:fldChar w:fldCharType="begin"/>
-            </w:r>
-            <w:r>
-              <w:rPr>
-                <w:noProof/>
-                <w:webHidden/>
-              </w:rPr>
-              <w:instrText xml:space="preserve"> PAGEREF _Toc187907151 \h </w:instrText>
-            </w:r>
-            <w:r>
-              <w:rPr>
-                <w:noProof/>
-                <w:webHidden/>
-              </w:rPr>
-            </w:r>
-            <w:r>
-              <w:rPr>
-                <w:noProof/>
-                <w:webHidden/>
-              </w:rPr>
-              <w:fldChar w:fldCharType="separate"/>
-            </w:r>
-            <w:r>
-              <w:rPr>
-                <w:noProof/>
-                <w:webHidden/>
-              </w:rPr>
-              <w:t>13</w:t>
-            </w:r>
-            <w:r>
-              <w:rPr>
-                <w:noProof/>
-                <w:webHidden/>
-              </w:rPr>
-              <w:fldChar w:fldCharType="end"/>
-            </w:r>
-          </w:hyperlink>
-        </w:p>
-        <w:p>
-          <w:pPr>
-            <w:pStyle w:val="TOC2"/>
-            <w:tabs>
-              <w:tab w:val="right" w:leader="dot" w:pos="9350"/>
-            </w:tabs>
-            <w:rPr>
-              <w:rFonts w:eastAsiaTheme="minorEastAsia"/>
-              <w:noProof/>
-              <w:kern w:val="2"/>
-              <w:sz w:val="22"/>
-              <w:lang w:val="en-CA" w:eastAsia="en-CA"/>
-              <w14:ligatures w14:val="standardContextual"/>
-            </w:rPr>
-          </w:pPr>
-          <w:hyperlink w:anchor="_Toc187907152" w:history="1">
-            <w:r>
-              <w:rPr>
-                <w:rStyle w:val="Hyperlink"/>
-                <w:noProof/>
-              </w:rPr>
-              <w:t>Related External Standards and Specifications</w:t>
-            </w:r>
-            <w:r>
-              <w:rPr>
-                <w:noProof/>
-                <w:webHidden/>
-              </w:rPr>
-              <w:tab/>
-            </w:r>
-            <w:r>
-              <w:rPr>
-                <w:noProof/>
-                <w:webHidden/>
-              </w:rPr>
-              <w:fldChar w:fldCharType="begin"/>
-            </w:r>
-            <w:r>
-              <w:rPr>
-                <w:noProof/>
-                <w:webHidden/>
-              </w:rPr>
-              <w:instrText xml:space="preserve"> PAGEREF _Toc187907152 \h </w:instrText>
+              <w:instrText xml:space="preserve"> PAGEREF _Toc227226656 \h </w:instrText>
             </w:r>
             <w:r>
               <w:rPr>
@@ -1663,12 +1660,12 @@
               <w:rFonts w:eastAsiaTheme="minorEastAsia"/>
               <w:noProof/>
               <w:kern w:val="2"/>
-              <w:sz w:val="22"/>
+              <w:szCs w:val="24"/>
               <w:lang w:val="en-CA" w:eastAsia="en-CA"/>
               <w14:ligatures w14:val="standardContextual"/>
             </w:rPr>
           </w:pPr>
-          <w:hyperlink w:anchor="_Toc187907153" w:history="1">
+          <w:hyperlink w:anchor="_Toc227226657" w:history="1">
             <w:r>
               <w:rPr>
                 <w:rStyle w:val="Hyperlink"/>
@@ -1695,7 +1692,7 @@
                 <w:noProof/>
                 <w:webHidden/>
               </w:rPr>
-              <w:instrText xml:space="preserve"> PAGEREF _Toc187907153 \h </w:instrText>
+              <w:instrText xml:space="preserve"> PAGEREF _Toc227226657 \h </w:instrText>
             </w:r>
             <w:r>
               <w:rPr>
@@ -1736,12 +1733,12 @@
               <w:rFonts w:eastAsiaTheme="minorEastAsia"/>
               <w:noProof/>
               <w:kern w:val="2"/>
-              <w:sz w:val="22"/>
+              <w:szCs w:val="24"/>
               <w:lang w:val="en-CA" w:eastAsia="en-CA"/>
               <w14:ligatures w14:val="standardContextual"/>
             </w:rPr>
           </w:pPr>
-          <w:hyperlink w:anchor="_Toc187907154" w:history="1">
+          <w:hyperlink w:anchor="_Toc227226658" w:history="1">
             <w:r>
               <w:rPr>
                 <w:rStyle w:val="Hyperlink"/>
@@ -1768,7 +1765,7 @@
                 <w:noProof/>
                 <w:webHidden/>
               </w:rPr>
-              <w:instrText xml:space="preserve"> PAGEREF _Toc187907154 \h </w:instrText>
+              <w:instrText xml:space="preserve"> PAGEREF _Toc227226658 \h </w:instrText>
             </w:r>
             <w:r>
               <w:rPr>
@@ -1809,12 +1806,12 @@
               <w:rFonts w:eastAsiaTheme="minorEastAsia"/>
               <w:noProof/>
               <w:kern w:val="2"/>
-              <w:sz w:val="22"/>
+              <w:szCs w:val="24"/>
               <w:lang w:val="en-CA" w:eastAsia="en-CA"/>
               <w14:ligatures w14:val="standardContextual"/>
             </w:rPr>
           </w:pPr>
-          <w:hyperlink w:anchor="_Toc187907155" w:history="1">
+          <w:hyperlink w:anchor="_Toc227226659" w:history="1">
             <w:r>
               <w:rPr>
                 <w:rStyle w:val="Hyperlink"/>
@@ -1841,7 +1838,7 @@
                 <w:noProof/>
                 <w:webHidden/>
               </w:rPr>
-              <w:instrText xml:space="preserve"> PAGEREF _Toc187907155 \h </w:instrText>
+              <w:instrText xml:space="preserve"> PAGEREF _Toc227226659 \h </w:instrText>
             </w:r>
             <w:r>
               <w:rPr>
@@ -1879,12 +1876,12 @@
               <w:rFonts w:eastAsiaTheme="minorEastAsia"/>
               <w:noProof/>
               <w:kern w:val="2"/>
-              <w:sz w:val="22"/>
+              <w:szCs w:val="24"/>
               <w:lang w:val="en-CA" w:eastAsia="en-CA"/>
               <w14:ligatures w14:val="standardContextual"/>
             </w:rPr>
           </w:pPr>
-          <w:hyperlink w:anchor="_Toc187907156" w:history="1">
+          <w:hyperlink w:anchor="_Toc227226660" w:history="1">
             <w:r>
               <w:rPr>
                 <w:rStyle w:val="Hyperlink"/>
@@ -1911,7 +1908,7 @@
                 <w:noProof/>
                 <w:webHidden/>
               </w:rPr>
-              <w:instrText xml:space="preserve"> PAGEREF _Toc187907156 \h </w:instrText>
+              <w:instrText xml:space="preserve"> PAGEREF _Toc227226660 \h </w:instrText>
             </w:r>
             <w:r>
               <w:rPr>
@@ -1949,12 +1946,12 @@
               <w:rFonts w:eastAsiaTheme="minorEastAsia"/>
               <w:noProof/>
               <w:kern w:val="2"/>
-              <w:sz w:val="22"/>
+              <w:szCs w:val="24"/>
               <w:lang w:val="en-CA" w:eastAsia="en-CA"/>
               <w14:ligatures w14:val="standardContextual"/>
             </w:rPr>
           </w:pPr>
-          <w:hyperlink w:anchor="_Toc187907157" w:history="1">
+          <w:hyperlink w:anchor="_Toc227226661" w:history="1">
             <w:r>
               <w:rPr>
                 <w:rStyle w:val="Hyperlink"/>
@@ -1981,7 +1978,7 @@
                 <w:noProof/>
                 <w:webHidden/>
               </w:rPr>
-              <w:instrText xml:space="preserve"> PAGEREF _Toc187907157 \h </w:instrText>
+              <w:instrText xml:space="preserve"> PAGEREF _Toc227226661 \h </w:instrText>
             </w:r>
             <w:r>
               <w:rPr>
@@ -2028,7 +2025,271 @@
       <w:pPr>
         <w:pStyle w:val="Heading1"/>
       </w:pPr>
-      <w:bookmarkStart w:id="0" w:name="_Toc187907131"/>
+      <w:bookmarkStart w:id="0" w:name="_Toc227226635"/>
+      <w:r>
+        <w:t>Change log</w:t>
+      </w:r>
+      <w:bookmarkEnd w:id="0"/>
+    </w:p>
+    <w:tbl>
+      <w:tblPr>
+        <w:tblStyle w:val="TableGrid"/>
+        <w:tblW w:w="0" w:type="auto"/>
+        <w:tblCellMar>
+          <w:top w:w="85" w:type="dxa"/>
+          <w:bottom w:w="85" w:type="dxa"/>
+        </w:tblCellMar>
+        <w:tblLook w:val="04A0" w:firstRow="1" w:lastRow="0" w:firstColumn="1" w:lastColumn="0" w:noHBand="0" w:noVBand="1"/>
+      </w:tblPr>
+      <w:tblGrid>
+        <w:gridCol w:w="1097"/>
+        <w:gridCol w:w="4567"/>
+        <w:gridCol w:w="3686"/>
+      </w:tblGrid>
+      <w:tr>
+        <w:trPr>
+          <w:tblHeader/>
+        </w:trPr>
+        <w:tc>
+          <w:tcPr>
+            <w:tcW w:w="1097" w:type="dxa"/>
+            <w:tcBorders>
+              <w:top w:val="single" w:sz="4" w:space="0" w:color="auto"/>
+              <w:left w:val="single" w:sz="4" w:space="0" w:color="auto"/>
+              <w:bottom w:val="single" w:sz="4" w:space="0" w:color="auto"/>
+              <w:right w:val="single" w:sz="4" w:space="0" w:color="auto"/>
+            </w:tcBorders>
+            <w:shd w:val="clear" w:color="auto" w:fill="F2F2F2" w:themeFill="background1" w:themeFillShade="F2"/>
+            <w:vAlign w:val="center"/>
+          </w:tcPr>
+          <w:p>
+            <w:pPr>
+              <w:spacing w:line="259" w:lineRule="auto"/>
+              <w:jc w:val="center"/>
+              <w:rPr>
+                <w:b/>
+                <w:bCs/>
+              </w:rPr>
+            </w:pPr>
+            <w:r>
+              <w:rPr>
+                <w:b/>
+                <w:bCs/>
+              </w:rPr>
+              <w:t>Version #</w:t>
+            </w:r>
+          </w:p>
+        </w:tc>
+        <w:tc>
+          <w:tcPr>
+            <w:tcW w:w="4567" w:type="dxa"/>
+            <w:tcBorders>
+              <w:top w:val="single" w:sz="4" w:space="0" w:color="auto"/>
+              <w:left w:val="single" w:sz="4" w:space="0" w:color="auto"/>
+              <w:bottom w:val="single" w:sz="4" w:space="0" w:color="auto"/>
+              <w:right w:val="single" w:sz="4" w:space="0" w:color="auto"/>
+            </w:tcBorders>
+            <w:shd w:val="clear" w:color="auto" w:fill="F2F2F2" w:themeFill="background1" w:themeFillShade="F2"/>
+            <w:vAlign w:val="center"/>
+          </w:tcPr>
+          <w:p>
+            <w:pPr>
+              <w:spacing w:line="259" w:lineRule="auto"/>
+              <w:jc w:val="center"/>
+              <w:rPr>
+                <w:b/>
+                <w:bCs/>
+              </w:rPr>
+            </w:pPr>
+            <w:r>
+              <w:rPr>
+                <w:b/>
+                <w:bCs/>
+              </w:rPr>
+              <w:t>Summary of change</w:t>
+            </w:r>
+          </w:p>
+        </w:tc>
+        <w:tc>
+          <w:tcPr>
+            <w:tcW w:w="3686" w:type="dxa"/>
+            <w:tcBorders>
+              <w:top w:val="single" w:sz="4" w:space="0" w:color="auto"/>
+              <w:left w:val="single" w:sz="4" w:space="0" w:color="auto"/>
+              <w:bottom w:val="single" w:sz="4" w:space="0" w:color="auto"/>
+              <w:right w:val="single" w:sz="4" w:space="0" w:color="auto"/>
+            </w:tcBorders>
+            <w:shd w:val="clear" w:color="auto" w:fill="F2F2F2" w:themeFill="background1" w:themeFillShade="F2"/>
+            <w:vAlign w:val="center"/>
+          </w:tcPr>
+          <w:p>
+            <w:pPr>
+              <w:spacing w:line="259" w:lineRule="auto"/>
+              <w:jc w:val="center"/>
+              <w:rPr>
+                <w:b/>
+                <w:bCs/>
+              </w:rPr>
+            </w:pPr>
+            <w:r>
+              <w:rPr>
+                <w:b/>
+                <w:bCs/>
+              </w:rPr>
+              <w:t>Issue date/change made</w:t>
+            </w:r>
+          </w:p>
+        </w:tc>
+      </w:tr>
+      <w:tr>
+        <w:tc>
+          <w:tcPr>
+            <w:tcW w:w="1097" w:type="dxa"/>
+            <w:tcBorders>
+              <w:top w:val="single" w:sz="4" w:space="0" w:color="auto"/>
+              <w:left w:val="single" w:sz="4" w:space="0" w:color="auto"/>
+              <w:bottom w:val="single" w:sz="4" w:space="0" w:color="auto"/>
+              <w:right w:val="single" w:sz="4" w:space="0" w:color="auto"/>
+            </w:tcBorders>
+          </w:tcPr>
+          <w:p>
+            <w:pPr>
+              <w:spacing w:line="259" w:lineRule="auto"/>
+            </w:pPr>
+            <w:r>
+              <w:t>1.0</w:t>
+            </w:r>
+          </w:p>
+        </w:tc>
+        <w:tc>
+          <w:tcPr>
+            <w:tcW w:w="4567" w:type="dxa"/>
+            <w:tcBorders>
+              <w:top w:val="single" w:sz="4" w:space="0" w:color="auto"/>
+              <w:left w:val="single" w:sz="4" w:space="0" w:color="auto"/>
+              <w:bottom w:val="single" w:sz="4" w:space="0" w:color="auto"/>
+              <w:right w:val="single" w:sz="4" w:space="0" w:color="auto"/>
+            </w:tcBorders>
+          </w:tcPr>
+          <w:p>
+            <w:pPr>
+              <w:spacing w:line="259" w:lineRule="auto"/>
+            </w:pPr>
+            <w:r>
+              <w:t>Release of Guide</w:t>
+            </w:r>
+          </w:p>
+        </w:tc>
+        <w:tc>
+          <w:tcPr>
+            <w:tcW w:w="3686" w:type="dxa"/>
+            <w:tcBorders>
+              <w:top w:val="single" w:sz="4" w:space="0" w:color="auto"/>
+              <w:left w:val="single" w:sz="4" w:space="0" w:color="auto"/>
+              <w:bottom w:val="single" w:sz="4" w:space="0" w:color="auto"/>
+              <w:right w:val="single" w:sz="4" w:space="0" w:color="auto"/>
+            </w:tcBorders>
+          </w:tcPr>
+          <w:p>
+            <w:pPr>
+              <w:spacing w:line="259" w:lineRule="auto"/>
+            </w:pPr>
+            <w:r>
+              <w:t>23Jan2025</w:t>
+            </w:r>
+          </w:p>
+        </w:tc>
+      </w:tr>
+      <w:tr>
+        <w:tc>
+          <w:tcPr>
+            <w:tcW w:w="1097" w:type="dxa"/>
+            <w:tcBorders>
+              <w:top w:val="single" w:sz="4" w:space="0" w:color="auto"/>
+              <w:left w:val="single" w:sz="4" w:space="0" w:color="auto"/>
+              <w:bottom w:val="single" w:sz="4" w:space="0" w:color="auto"/>
+              <w:right w:val="single" w:sz="4" w:space="0" w:color="auto"/>
+            </w:tcBorders>
+          </w:tcPr>
+          <w:p>
+            <w:pPr>
+              <w:spacing w:line="259" w:lineRule="auto"/>
+            </w:pPr>
+            <w:r>
+              <w:t>1.1</w:t>
+            </w:r>
+          </w:p>
+        </w:tc>
+        <w:tc>
+          <w:tcPr>
+            <w:tcW w:w="4567" w:type="dxa"/>
+            <w:tcBorders>
+              <w:top w:val="single" w:sz="4" w:space="0" w:color="auto"/>
+              <w:left w:val="single" w:sz="4" w:space="0" w:color="auto"/>
+              <w:bottom w:val="single" w:sz="4" w:space="0" w:color="auto"/>
+              <w:right w:val="single" w:sz="4" w:space="0" w:color="auto"/>
+            </w:tcBorders>
+          </w:tcPr>
+          <w:p>
+            <w:pPr>
+              <w:spacing w:line="259" w:lineRule="auto"/>
+            </w:pPr>
+            <w:r>
+              <w:t xml:space="preserve">Updates for the </w:t>
+            </w:r>
+            <w:r>
+              <w:rPr>
+                <w:i/>
+                <w:iCs/>
+              </w:rPr>
+              <w:t>Accessible Canada Regulations</w:t>
+            </w:r>
+            <w:r>
+              <w:t xml:space="preserve"> (SOR/2025-255)</w:t>
+            </w:r>
+            <w:r>
+              <w:t xml:space="preserve">, TBS </w:t>
+            </w:r>
+            <w:r>
+              <w:t>Direction on Information Communications Technologies Accessibility</w:t>
+            </w:r>
+            <w:r>
+              <w:t>, Rescinding of the Guideline on Making Information Technology Usable by All, and minor edits.</w:t>
+            </w:r>
+          </w:p>
+        </w:tc>
+        <w:tc>
+          <w:tcPr>
+            <w:tcW w:w="3686" w:type="dxa"/>
+            <w:tcBorders>
+              <w:top w:val="single" w:sz="4" w:space="0" w:color="auto"/>
+              <w:left w:val="single" w:sz="4" w:space="0" w:color="auto"/>
+              <w:bottom w:val="single" w:sz="4" w:space="0" w:color="auto"/>
+              <w:right w:val="single" w:sz="4" w:space="0" w:color="auto"/>
+            </w:tcBorders>
+          </w:tcPr>
+          <w:p>
+            <w:pPr>
+              <w:spacing w:line="259" w:lineRule="auto"/>
+            </w:pPr>
+            <w:r>
+              <w:t>16</w:t>
+            </w:r>
+            <w:r>
+              <w:t>Apr</w:t>
+            </w:r>
+            <w:r>
+              <w:t>2026</w:t>
+            </w:r>
+          </w:p>
+        </w:tc>
+      </w:tr>
+    </w:tbl>
+    <w:p>
+      <w:pPr>
+        <w:pStyle w:val="Heading1"/>
+      </w:pPr>
+      <w:bookmarkStart w:id="1" w:name="_Toc227226636"/>
       <w:r>
         <w:t>About th</w:t>
       </w:r>
@@ -2044,17 +2305,29 @@
       <w:r>
         <w:t>uide</w:t>
       </w:r>
-      <w:bookmarkEnd w:id="0"/>
-    </w:p>
-    <w:p>
-      <w:r>
+      <w:bookmarkEnd w:id="1"/>
+    </w:p>
+    <w:p>
+      <w:r>
+        <w:rPr>
+          <w:lang w:val="en-CA"/>
+        </w:rPr>
         <w:t xml:space="preserve">This </w:t>
       </w:r>
       <w:r>
+        <w:rPr>
+          <w:lang w:val="en-CA"/>
+        </w:rPr>
         <w:t xml:space="preserve">Guide </w:t>
       </w:r>
       <w:r>
-        <w:t>has be</w:t>
+        <w:rPr>
+          <w:lang w:val="en-CA"/>
+        </w:rPr>
+        <w:t xml:space="preserve">has </w:t>
+      </w:r>
+      <w:r>
+        <w:t>be</w:t>
       </w:r>
       <w:r>
         <w:t>e</w:t>
@@ -2093,29 +2366,53 @@
         <w:t>to</w:t>
       </w:r>
       <w:r>
-        <w:t xml:space="preserve"> apply </w:t>
-      </w:r>
-      <w:r>
-        <w:t xml:space="preserve">the </w:t>
+        <w:t xml:space="preserve"> comply with the </w:t>
+      </w:r>
+      <w:r>
+        <w:rPr>
+          <w:i/>
+          <w:iCs/>
+        </w:rPr>
+        <w:t xml:space="preserve">Accessible Canada </w:t>
+      </w:r>
+      <w:r>
+        <w:rPr>
+          <w:i/>
+          <w:iCs/>
+        </w:rPr>
+        <w:t>Regulations</w:t>
+      </w:r>
+      <w:r>
+        <w:t xml:space="preserve"> under the </w:t>
+      </w:r>
+      <w:r>
+        <w:rPr>
+          <w:i/>
+          <w:iCs/>
+        </w:rPr>
+        <w:t>Accessible Canada Act</w:t>
+      </w:r>
+      <w:r>
+        <w:t xml:space="preserve"> </w:t>
+      </w:r>
+      <w:r>
+        <w:t xml:space="preserve">and </w:t>
+      </w:r>
+      <w:r>
+        <w:t>apply</w:t>
+      </w:r>
+      <w:r>
+        <w:t xml:space="preserve"> the</w:t>
+      </w:r>
+      <w:r>
+        <w:t xml:space="preserve"> </w:t>
       </w:r>
       <w:hyperlink r:id="rId11" w:history="1">
         <w:r>
           <w:rPr>
             <w:rStyle w:val="Hyperlink"/>
           </w:rPr>
-          <w:t xml:space="preserve">Guideline on Making </w:t>
-        </w:r>
-        <w:r>
-          <w:rPr>
-            <w:rStyle w:val="Hyperlink"/>
-          </w:rPr>
-          <w:t xml:space="preserve">Information </w:t>
-        </w:r>
-        <w:r>
-          <w:rPr>
-            <w:rStyle w:val="Hyperlink"/>
-          </w:rPr>
-          <w:t>Technology Usable by All</w:t>
+          <w:t>Direction on Information Communications Technologies Accessibility</w:t>
         </w:r>
       </w:hyperlink>
       <w:r>
@@ -2133,6 +2430,40 @@
       <w:r>
         <w:t>.</w:t>
       </w:r>
+      <w:r>
+        <w:t xml:space="preserve"> Although </w:t>
+      </w:r>
+      <w:r>
+        <w:t>much of</w:t>
+      </w:r>
+      <w:r>
+        <w:t xml:space="preserve"> </w:t>
+      </w:r>
+      <w:r>
+        <w:t xml:space="preserve">the </w:t>
+      </w:r>
+      <w:r>
+        <w:rPr>
+          <w:i/>
+          <w:iCs/>
+        </w:rPr>
+        <w:t>Accessible Canada Regulations</w:t>
+      </w:r>
+      <w:r>
+        <w:t xml:space="preserve"> </w:t>
+      </w:r>
+      <w:r>
+        <w:t xml:space="preserve">(SOR/2025-255) are not </w:t>
+      </w:r>
+      <w:r>
+        <w:t xml:space="preserve">yet in force, you </w:t>
+      </w:r>
+      <w:r>
+        <w:t>should</w:t>
+      </w:r>
+      <w:r>
+        <w:t xml:space="preserve"> take these into consideration during the procurement planning phase. </w:t>
+      </w:r>
     </w:p>
     <w:p>
       <w:r>
@@ -2211,16 +2542,11 @@
         <w:t>facing</w:t>
       </w:r>
       <w:r>
-        <w:t xml:space="preserve"> or public-facing information technology (IT) solutions and </w:t>
-      </w:r>
-      <w:proofErr w:type="gramStart"/>
-      <w:r>
-        <w:t>equipment</w:t>
+        <w:t xml:space="preserve"> or public-facing information technology (IT) solutions and equipment</w:t>
       </w:r>
       <w:r>
         <w:t>;</w:t>
       </w:r>
-      <w:proofErr w:type="gramEnd"/>
     </w:p>
     <w:p>
       <w:pPr>
@@ -2246,13 +2572,9 @@
         </w:numPr>
       </w:pPr>
       <w:r>
-        <w:t xml:space="preserve">instructional and technical manuals for a good or </w:t>
-      </w:r>
-      <w:proofErr w:type="gramStart"/>
-      <w:r>
-        <w:t>service;</w:t>
-      </w:r>
-      <w:proofErr w:type="gramEnd"/>
+        <w:lastRenderedPageBreak/>
+        <w:t>instructional and technical manuals for a good or service;</w:t>
+      </w:r>
     </w:p>
     <w:p>
       <w:pPr>
@@ -2263,13 +2585,8 @@
         </w:numPr>
       </w:pPr>
       <w:r>
-        <w:t xml:space="preserve">training </w:t>
-      </w:r>
-      <w:proofErr w:type="gramStart"/>
-      <w:r>
-        <w:t>materials;</w:t>
-      </w:r>
-      <w:proofErr w:type="gramEnd"/>
+        <w:t>training materials;</w:t>
+      </w:r>
     </w:p>
     <w:p>
       <w:pPr>
@@ -2279,11 +2596,9 @@
           <w:numId w:val="1"/>
         </w:numPr>
       </w:pPr>
-      <w:proofErr w:type="gramStart"/>
       <w:r>
         <w:t>presentations;</w:t>
       </w:r>
-      <w:proofErr w:type="gramEnd"/>
     </w:p>
     <w:p>
       <w:pPr>
@@ -2293,11 +2608,9 @@
           <w:numId w:val="1"/>
         </w:numPr>
       </w:pPr>
-      <w:proofErr w:type="gramStart"/>
       <w:r>
         <w:t>reports;</w:t>
       </w:r>
-      <w:proofErr w:type="gramEnd"/>
     </w:p>
     <w:p>
       <w:pPr>
@@ -2307,14 +2620,12 @@
           <w:numId w:val="1"/>
         </w:numPr>
       </w:pPr>
-      <w:proofErr w:type="gramStart"/>
       <w:r>
         <w:t>emails</w:t>
       </w:r>
       <w:r>
         <w:t>;</w:t>
       </w:r>
-      <w:proofErr w:type="gramEnd"/>
     </w:p>
     <w:p>
       <w:pPr>
@@ -2325,16 +2636,11 @@
         </w:numPr>
       </w:pPr>
       <w:r>
-        <w:t xml:space="preserve">support </w:t>
-      </w:r>
-      <w:proofErr w:type="gramStart"/>
-      <w:r>
-        <w:t>services</w:t>
+        <w:t>support services</w:t>
       </w:r>
       <w:r>
         <w:t>;</w:t>
       </w:r>
-      <w:proofErr w:type="gramEnd"/>
     </w:p>
     <w:p>
       <w:pPr>
@@ -2437,12 +2743,11 @@
       <w:pPr>
         <w:pStyle w:val="Heading1"/>
       </w:pPr>
-      <w:bookmarkStart w:id="1" w:name="_Toc187907132"/>
-      <w:r>
-        <w:lastRenderedPageBreak/>
+      <w:bookmarkStart w:id="2" w:name="_Toc227226637"/>
+      <w:r>
         <w:t>Audience</w:t>
       </w:r>
-      <w:bookmarkEnd w:id="1"/>
+      <w:bookmarkEnd w:id="2"/>
     </w:p>
     <w:p>
       <w:pPr>
@@ -2589,11 +2894,11 @@
       <w:pPr>
         <w:pStyle w:val="Heading1"/>
       </w:pPr>
-      <w:bookmarkStart w:id="2" w:name="_Toc187907133"/>
+      <w:bookmarkStart w:id="3" w:name="_Toc227226638"/>
       <w:r>
         <w:t>Context</w:t>
       </w:r>
-      <w:bookmarkEnd w:id="2"/>
+      <w:bookmarkEnd w:id="3"/>
     </w:p>
     <w:p>
       <w:r>
@@ -2792,6 +3097,7 @@
         </w:numPr>
       </w:pPr>
       <w:r>
+        <w:lastRenderedPageBreak/>
         <w:t xml:space="preserve">identifies </w:t>
       </w:r>
       <w:r>
@@ -2837,7 +3143,7 @@
           <w:rPr>
             <w:rStyle w:val="Hyperlink"/>
           </w:rPr>
-          <w:t>Guideline for Making Information Technology Usable by All</w:t>
+          <w:t>Direction on Information Communications Technologies Accessibility</w:t>
         </w:r>
       </w:hyperlink>
       <w:r>
@@ -2977,9 +3283,8 @@
       <w:pPr>
         <w:pStyle w:val="Heading1"/>
       </w:pPr>
-      <w:bookmarkStart w:id="3" w:name="_Toc187907134"/>
-      <w:r>
-        <w:lastRenderedPageBreak/>
+      <w:bookmarkStart w:id="4" w:name="_Toc227226639"/>
+      <w:r>
         <w:t>About</w:t>
       </w:r>
       <w:r>
@@ -2988,7 +3293,7 @@
       <w:r>
         <w:t xml:space="preserve"> Standard</w:t>
       </w:r>
-      <w:bookmarkEnd w:id="3"/>
+      <w:bookmarkEnd w:id="4"/>
     </w:p>
     <w:p>
       <w:r>
@@ -3054,15 +3359,24 @@
         <w:t>”</w:t>
       </w:r>
       <w:r>
-        <w:t>.</w:t>
-      </w:r>
-      <w:r>
-        <w:t xml:space="preserve"> The EN 301 549 (2021) defines accessibility requirements for ICT products and services.</w:t>
-      </w:r>
-    </w:p>
-    <w:p>
-      <w:bookmarkStart w:id="4" w:name="_What_are_you"/>
-      <w:bookmarkEnd w:id="4"/>
+        <w:t xml:space="preserve">. </w:t>
+      </w:r>
+      <w:r>
+        <w:t>The</w:t>
+      </w:r>
+      <w:r>
+        <w:t xml:space="preserve"> EN 301 549</w:t>
+      </w:r>
+      <w:r>
+        <w:t xml:space="preserve"> is updated from time to time and all references to it in this Guide must be read as the latest version of EN 301 549. </w:t>
+      </w:r>
+      <w:r>
+        <w:t>The EN 301 549 (2021) defines accessibility requirements for ICT products and services.</w:t>
+      </w:r>
+    </w:p>
+    <w:p>
+      <w:bookmarkStart w:id="5" w:name="_What_are_you"/>
+      <w:bookmarkEnd w:id="5"/>
       <w:r>
         <w:t>The</w:t>
       </w:r>
@@ -3112,16 +3426,11 @@
         <w:t>s</w:t>
       </w:r>
       <w:r>
-        <w:t xml:space="preserve">oftware, including mobile </w:t>
-      </w:r>
-      <w:proofErr w:type="gramStart"/>
-      <w:r>
-        <w:t>applications</w:t>
+        <w:t>oftware, including mobile applications</w:t>
       </w:r>
       <w:r>
         <w:t>;</w:t>
       </w:r>
-      <w:proofErr w:type="gramEnd"/>
     </w:p>
     <w:p>
       <w:pPr>
@@ -3152,14 +3461,12 @@
       <w:r>
         <w:t>GC</w:t>
       </w:r>
-      <w:proofErr w:type="gramStart"/>
       <w:r>
         <w:t>)</w:t>
       </w:r>
       <w:r>
         <w:t>;</w:t>
       </w:r>
-      <w:proofErr w:type="gramEnd"/>
     </w:p>
     <w:p>
       <w:pPr>
@@ -3173,16 +3480,11 @@
         <w:t>a</w:t>
       </w:r>
       <w:r>
-        <w:t xml:space="preserve">dministrator </w:t>
-      </w:r>
-      <w:proofErr w:type="gramStart"/>
-      <w:r>
-        <w:t>panels</w:t>
+        <w:t>dministrator panels</w:t>
       </w:r>
       <w:r>
         <w:t>;</w:t>
       </w:r>
-      <w:proofErr w:type="gramEnd"/>
     </w:p>
     <w:p>
       <w:pPr>
@@ -3196,16 +3498,11 @@
         <w:t>m</w:t>
       </w:r>
       <w:r>
-        <w:t xml:space="preserve">obile </w:t>
-      </w:r>
-      <w:proofErr w:type="gramStart"/>
-      <w:r>
-        <w:t>devices</w:t>
+        <w:t>obile devices</w:t>
       </w:r>
       <w:r>
         <w:t>;</w:t>
       </w:r>
-      <w:proofErr w:type="gramEnd"/>
     </w:p>
     <w:p>
       <w:pPr>
@@ -3219,16 +3516,11 @@
         <w:t>h</w:t>
       </w:r>
       <w:r>
-        <w:t xml:space="preserve">ardware, including </w:t>
-      </w:r>
-      <w:proofErr w:type="gramStart"/>
-      <w:r>
-        <w:t>laptops</w:t>
+        <w:t>ardware, including laptops</w:t>
       </w:r>
       <w:r>
         <w:t>;</w:t>
       </w:r>
-      <w:proofErr w:type="gramEnd"/>
     </w:p>
     <w:p>
       <w:pPr>
@@ -3238,7 +3530,6 @@
           <w:numId w:val="5"/>
         </w:numPr>
       </w:pPr>
-      <w:proofErr w:type="gramStart"/>
       <w:r>
         <w:t>p</w:t>
       </w:r>
@@ -3248,7 +3539,6 @@
       <w:r>
         <w:t>;</w:t>
       </w:r>
-      <w:proofErr w:type="gramEnd"/>
     </w:p>
     <w:p>
       <w:pPr>
@@ -3262,16 +3552,11 @@
         <w:t>k</w:t>
       </w:r>
       <w:r>
-        <w:t xml:space="preserve">iosks and transaction </w:t>
-      </w:r>
-      <w:proofErr w:type="gramStart"/>
-      <w:r>
-        <w:t>machines</w:t>
+        <w:t>iosks and transaction machines</w:t>
       </w:r>
       <w:r>
         <w:t>;</w:t>
       </w:r>
-      <w:proofErr w:type="gramEnd"/>
     </w:p>
     <w:p>
       <w:pPr>
@@ -3303,16 +3588,11 @@
         </w:numPr>
       </w:pPr>
       <w:r>
-        <w:t xml:space="preserve">instructional and technical manuals for a good or </w:t>
-      </w:r>
-      <w:proofErr w:type="gramStart"/>
-      <w:r>
-        <w:t>service</w:t>
+        <w:t>instructional and technical manuals for a good or service</w:t>
       </w:r>
       <w:r>
         <w:t>;</w:t>
       </w:r>
-      <w:proofErr w:type="gramEnd"/>
     </w:p>
     <w:p>
       <w:pPr>
@@ -3323,16 +3603,11 @@
         </w:numPr>
       </w:pPr>
       <w:r>
-        <w:t xml:space="preserve">training </w:t>
-      </w:r>
-      <w:proofErr w:type="gramStart"/>
-      <w:r>
-        <w:t>materials</w:t>
+        <w:t>training materials</w:t>
       </w:r>
       <w:r>
         <w:t>;</w:t>
       </w:r>
-      <w:proofErr w:type="gramEnd"/>
     </w:p>
     <w:p>
       <w:pPr>
@@ -3342,14 +3617,12 @@
           <w:numId w:val="5"/>
         </w:numPr>
       </w:pPr>
-      <w:proofErr w:type="gramStart"/>
       <w:r>
         <w:t>presentations</w:t>
       </w:r>
       <w:r>
         <w:t>;</w:t>
       </w:r>
-      <w:proofErr w:type="gramEnd"/>
     </w:p>
     <w:p>
       <w:pPr>
@@ -3360,6 +3633,7 @@
         </w:numPr>
       </w:pPr>
       <w:r>
+        <w:lastRenderedPageBreak/>
         <w:t>reports</w:t>
       </w:r>
       <w:r>
@@ -3456,16 +3730,11 @@
         <w:t>t</w:t>
       </w:r>
       <w:r>
-        <w:t xml:space="preserve">elecommunications products, including audio/web </w:t>
-      </w:r>
-      <w:proofErr w:type="gramStart"/>
-      <w:r>
-        <w:t>conferencing</w:t>
+        <w:t>elecommunications products, including audio/web conferencing</w:t>
       </w:r>
       <w:r>
         <w:t>;</w:t>
       </w:r>
-      <w:proofErr w:type="gramEnd"/>
     </w:p>
     <w:p>
       <w:pPr>
@@ -3479,11 +3748,7 @@
         <w:t>g</w:t>
       </w:r>
       <w:r>
-        <w:t xml:space="preserve">roup </w:t>
-      </w:r>
-      <w:proofErr w:type="gramStart"/>
-      <w:r>
-        <w:t>chat</w:t>
+        <w:t>roup chat</w:t>
       </w:r>
       <w:r>
         <w:t>s</w:t>
@@ -3491,7 +3756,6 @@
       <w:r>
         <w:t>;</w:t>
       </w:r>
-      <w:proofErr w:type="gramEnd"/>
     </w:p>
     <w:p>
       <w:pPr>
@@ -3525,7 +3789,7 @@
       <w:r>
         <w:t>nformation technology services</w:t>
       </w:r>
-      <w:bookmarkStart w:id="5" w:name="_Toc208490739"/>
+      <w:bookmarkStart w:id="6" w:name="_Toc208490739"/>
       <w:r>
         <w:t>.</w:t>
       </w:r>
@@ -3565,7 +3829,6 @@
         </w:numPr>
       </w:pPr>
       <w:r>
-        <w:lastRenderedPageBreak/>
         <w:t>Is</w:t>
       </w:r>
       <w:r>
@@ -3726,7 +3989,7 @@
       <w:pPr>
         <w:pStyle w:val="Heading2"/>
       </w:pPr>
-      <w:bookmarkStart w:id="6" w:name="_Toc187907135"/>
+      <w:bookmarkStart w:id="7" w:name="_Toc227226640"/>
       <w:r>
         <w:t xml:space="preserve">Accessibility Standards Canada </w:t>
       </w:r>
@@ -3742,7 +4005,7 @@
       <w:r>
         <w:t xml:space="preserve"> 301 549</w:t>
       </w:r>
-      <w:bookmarkEnd w:id="6"/>
+      <w:bookmarkEnd w:id="7"/>
     </w:p>
     <w:p>
       <w:hyperlink r:id="rId20" w:history="1">
@@ -3769,514 +4032,124 @@
         <w:t>as a published National Standard of Canada. As an official standard of the Government of Canada, it is approved for use throughout the country.</w:t>
       </w:r>
       <w:r>
-        <w:t>” This standard is not yet mandatory for the GC.</w:t>
+        <w:t>” This standard is not yet mandatory for the GC</w:t>
+      </w:r>
+      <w:r>
+        <w:t xml:space="preserve"> </w:t>
       </w:r>
     </w:p>
     <w:p>
       <w:pPr>
         <w:pStyle w:val="Heading2"/>
       </w:pPr>
-      <w:bookmarkStart w:id="7" w:name="_Toc187907136"/>
-      <w:r>
-        <w:t>Us</w:t>
-      </w:r>
-      <w:r>
-        <w:t xml:space="preserve">e the EN 301 549 (2021) over </w:t>
-      </w:r>
-      <w:r>
-        <w:t xml:space="preserve">any version of </w:t>
-      </w:r>
-      <w:r>
-        <w:t xml:space="preserve">the </w:t>
-      </w:r>
-      <w:r>
-        <w:t xml:space="preserve">Web Content Accessibility Guidelines (WCAG) </w:t>
-      </w:r>
-      <w:r>
-        <w:t>alone</w:t>
-      </w:r>
-      <w:bookmarkEnd w:id="7"/>
-    </w:p>
-    <w:p>
-      <w:r>
-        <w:t xml:space="preserve">While </w:t>
-      </w:r>
-      <w:r>
-        <w:t>the</w:t>
+      <w:bookmarkStart w:id="8" w:name="_Toc227226641"/>
+      <w:r>
+        <w:t>In</w:t>
+      </w:r>
+      <w:r>
+        <w:t>corporate the</w:t>
+      </w:r>
+      <w:r>
+        <w:t xml:space="preserve"> latest version of the</w:t>
+      </w:r>
+      <w:r>
+        <w:t xml:space="preserve"> EN 301 549</w:t>
       </w:r>
       <w:r>
         <w:t xml:space="preserve"> </w:t>
       </w:r>
-      <w:hyperlink r:id="rId21" w:history="1">
-        <w:r>
-          <w:rPr>
-            <w:rStyle w:val="Hyperlink"/>
-          </w:rPr>
-          <w:t>Standard on Web Accessibility</w:t>
-        </w:r>
-      </w:hyperlink>
+      <w:r>
+        <w:t>as a best practice</w:t>
+      </w:r>
+      <w:bookmarkEnd w:id="8"/>
+    </w:p>
+    <w:p>
+      <w:r>
+        <w:t>We</w:t>
+      </w:r>
       <w:r>
         <w:t xml:space="preserve"> </w:t>
       </w:r>
       <w:r>
-        <w:t xml:space="preserve">requires </w:t>
-      </w:r>
-      <w:r>
-        <w:t>each</w:t>
+        <w:t xml:space="preserve">also </w:t>
+      </w:r>
+      <w:r>
+        <w:t xml:space="preserve">recommend that </w:t>
+      </w:r>
+      <w:r>
+        <w:t>Business Owners</w:t>
       </w:r>
       <w:r>
         <w:t xml:space="preserve"> </w:t>
       </w:r>
       <w:r>
-        <w:t xml:space="preserve">public-facing government </w:t>
-      </w:r>
-      <w:hyperlink r:id="rId22" w:anchor="webpage" w:tooltip="Web page: definition" w:history="1">
-        <w:r>
-          <w:rPr>
-            <w:rStyle w:val="Hyperlink"/>
-          </w:rPr>
-          <w:t>Web page</w:t>
-        </w:r>
-      </w:hyperlink>
+        <w:t xml:space="preserve">include all relevant ICT </w:t>
+      </w:r>
+      <w:r>
+        <w:t>accessibility requirements</w:t>
+      </w:r>
+      <w:r>
+        <w:t xml:space="preserve"> from the</w:t>
+      </w:r>
+      <w:r>
+        <w:t xml:space="preserve"> latest version of the</w:t>
+      </w:r>
+      <w:r>
+        <w:t xml:space="preserve"> EN 301 549</w:t>
+      </w:r>
       <w:r>
         <w:t xml:space="preserve"> </w:t>
       </w:r>
       <w:r>
-        <w:t>to</w:t>
+        <w:t>in</w:t>
       </w:r>
       <w:r>
         <w:t xml:space="preserve"> </w:t>
       </w:r>
       <w:r>
-        <w:t xml:space="preserve">meet all </w:t>
-      </w:r>
-      <w:r>
-        <w:t>five</w:t>
+        <w:t>ICT-related</w:t>
+      </w:r>
+      <w:r>
+        <w:t xml:space="preserve"> procurement</w:t>
+      </w:r>
+      <w:r>
+        <w:t>s</w:t>
+      </w:r>
+      <w:r>
+        <w:t>. This includes</w:t>
       </w:r>
       <w:r>
         <w:t xml:space="preserve"> </w:t>
       </w:r>
-      <w:hyperlink r:id="rId23" w:anchor="conformance-reqs" w:history="1">
-        <w:r>
-          <w:rPr>
-            <w:rStyle w:val="Hyperlink"/>
-          </w:rPr>
-          <w:t>WCAG</w:t>
-        </w:r>
-        <w:r>
-          <w:rPr>
-            <w:rStyle w:val="Hyperlink"/>
-          </w:rPr>
-          <w:t xml:space="preserve"> </w:t>
-        </w:r>
-        <w:r>
-          <w:rPr>
-            <w:rStyle w:val="Hyperlink"/>
-          </w:rPr>
-          <w:t>2.0 conformance requirements</w:t>
-        </w:r>
-      </w:hyperlink>
-      <w:r>
-        <w:t xml:space="preserve">, </w:t>
-      </w:r>
-      <w:r>
-        <w:t xml:space="preserve">the </w:t>
-      </w:r>
-      <w:r>
-        <w:t>T</w:t>
-      </w:r>
-      <w:r>
-        <w:t xml:space="preserve">reasury Board </w:t>
-      </w:r>
-      <w:r>
-        <w:t xml:space="preserve">of Canada </w:t>
-      </w:r>
-      <w:r>
-        <w:t>Secretariat (T</w:t>
-      </w:r>
-      <w:r>
-        <w:t>BS</w:t>
-      </w:r>
-      <w:r>
-        <w:t>)</w:t>
+      <w:r>
+        <w:t xml:space="preserve">creating or </w:t>
+      </w:r>
+      <w:r>
+        <w:t>renewing</w:t>
       </w:r>
       <w:r>
         <w:t xml:space="preserve"> </w:t>
       </w:r>
       <w:r>
-        <w:t>is curre</w:t>
-      </w:r>
-      <w:r>
-        <w:t>ntly reviewing the Standard</w:t>
-      </w:r>
-      <w:r>
-        <w:t xml:space="preserve"> on Web Accessibility </w:t>
-      </w:r>
-      <w:r>
-        <w:t>and</w:t>
+        <w:t>Standing Offers and</w:t>
+      </w:r>
+      <w:r>
+        <w:t xml:space="preserve"> call-ups,</w:t>
       </w:r>
       <w:r>
         <w:t xml:space="preserve"> </w:t>
       </w:r>
       <w:r>
-        <w:t>recommends that organizations</w:t>
-      </w:r>
-      <w:r>
-        <w:t>:</w:t>
-      </w:r>
-    </w:p>
-    <w:p>
-      <w:pPr>
-        <w:pStyle w:val="ListParagraph"/>
-        <w:numPr>
-          <w:ilvl w:val="0"/>
-          <w:numId w:val="7"/>
-        </w:numPr>
-      </w:pPr>
-      <w:r>
-        <w:t xml:space="preserve">adopt the </w:t>
-      </w:r>
-      <w:r>
-        <w:t>CAN/ASC</w:t>
-      </w:r>
-      <w:r>
-        <w:t xml:space="preserve"> standard (</w:t>
-      </w:r>
-      <w:hyperlink r:id="rId24" w:history="1">
-        <w:r>
-          <w:rPr>
-            <w:rStyle w:val="Hyperlink"/>
-          </w:rPr>
-          <w:t>EN 301 549</w:t>
-        </w:r>
-      </w:hyperlink>
-      <w:r>
-        <w:t>);</w:t>
-      </w:r>
-      <w:r>
-        <w:t xml:space="preserve"> and</w:t>
-      </w:r>
-    </w:p>
-    <w:p>
-      <w:pPr>
-        <w:pStyle w:val="ListParagraph"/>
-        <w:numPr>
-          <w:ilvl w:val="0"/>
-          <w:numId w:val="7"/>
-        </w:numPr>
-      </w:pPr>
-      <w:r>
-        <w:t>follow</w:t>
-      </w:r>
-      <w:r>
-        <w:t xml:space="preserve"> the </w:t>
-      </w:r>
-      <w:r>
-        <w:t xml:space="preserve">guidance in the </w:t>
-      </w:r>
-      <w:hyperlink r:id="rId25" w:history="1">
-        <w:r>
-          <w:rPr>
-            <w:rStyle w:val="Hyperlink"/>
-          </w:rPr>
-          <w:t>Guideline on Making Information Technology Usable by All</w:t>
-        </w:r>
-      </w:hyperlink>
-      <w:r>
-        <w:t>.</w:t>
-      </w:r>
-    </w:p>
-    <w:p>
-      <w:r>
-        <w:t>Note:</w:t>
+        <w:t>creating or</w:t>
+      </w:r>
+      <w:r>
+        <w:t xml:space="preserve"> renewing</w:t>
       </w:r>
       <w:r>
         <w:t xml:space="preserve"> </w:t>
       </w:r>
       <w:r>
-        <w:t>T</w:t>
-      </w:r>
-      <w:r>
-        <w:t>h</w:t>
-      </w:r>
-      <w:r>
-        <w:t>e EN 301 549 (2021)</w:t>
-      </w:r>
-      <w:r>
-        <w:t xml:space="preserve"> is a more inclusive standard and</w:t>
-      </w:r>
-      <w:r>
-        <w:t xml:space="preserve"> exceeds the minimum required by the Standard on Web Accessibility</w:t>
-      </w:r>
-      <w:r>
-        <w:t xml:space="preserve">. For example, </w:t>
-      </w:r>
-      <w:r>
-        <w:t xml:space="preserve">the EN 501 349 (2021) </w:t>
-      </w:r>
-      <w:r>
-        <w:t>includes:</w:t>
-      </w:r>
-    </w:p>
-    <w:p>
-      <w:pPr>
-        <w:pStyle w:val="ListParagraph"/>
-        <w:numPr>
-          <w:ilvl w:val="0"/>
-          <w:numId w:val="8"/>
-        </w:numPr>
-      </w:pPr>
-      <w:r>
-        <w:t>WCAG 2.1 for web, native software</w:t>
-      </w:r>
-      <w:r>
-        <w:t>,</w:t>
-      </w:r>
-      <w:r>
-        <w:t xml:space="preserve"> and non-web </w:t>
-      </w:r>
-      <w:proofErr w:type="gramStart"/>
-      <w:r>
-        <w:t>documents</w:t>
-      </w:r>
-      <w:r>
-        <w:t>;</w:t>
-      </w:r>
-      <w:proofErr w:type="gramEnd"/>
-    </w:p>
-    <w:p>
-      <w:pPr>
-        <w:pStyle w:val="ListParagraph"/>
-        <w:numPr>
-          <w:ilvl w:val="0"/>
-          <w:numId w:val="8"/>
-        </w:numPr>
-      </w:pPr>
-      <w:r>
-        <w:t>additional requirements for hardware, authoring tools, support services</w:t>
-      </w:r>
-      <w:r>
-        <w:t>,</w:t>
-      </w:r>
-      <w:r>
-        <w:t xml:space="preserve"> and more</w:t>
-      </w:r>
-      <w:r>
-        <w:t>.</w:t>
-      </w:r>
-    </w:p>
-    <w:p>
-      <w:r>
-        <w:t>Ongoing advancements in technology require the GC to use a broader standard for ICT accessibility.</w:t>
-      </w:r>
-      <w:r>
-        <w:t xml:space="preserve"> </w:t>
-      </w:r>
-      <w:r>
-        <w:t xml:space="preserve">This </w:t>
-      </w:r>
-      <w:r>
-        <w:t xml:space="preserve">is why </w:t>
-      </w:r>
-      <w:r>
-        <w:t xml:space="preserve">this guide </w:t>
-      </w:r>
-      <w:r>
-        <w:t>recommend</w:t>
-      </w:r>
-      <w:r>
-        <w:t>s</w:t>
-      </w:r>
-      <w:r>
-        <w:t xml:space="preserve"> t</w:t>
-      </w:r>
-      <w:r>
-        <w:t xml:space="preserve">hat </w:t>
-      </w:r>
-      <w:r>
-        <w:t>Business Owners</w:t>
-      </w:r>
-      <w:r>
-        <w:t>:</w:t>
-      </w:r>
-    </w:p>
-    <w:p>
-      <w:pPr>
-        <w:pStyle w:val="ListParagraph"/>
-        <w:numPr>
-          <w:ilvl w:val="0"/>
-          <w:numId w:val="9"/>
-        </w:numPr>
-      </w:pPr>
-      <w:r>
-        <w:lastRenderedPageBreak/>
-        <w:t xml:space="preserve">implement the EN 301 549 (2021) until an updated EN 301 549 is published and there is guidance to move to the next </w:t>
-      </w:r>
-      <w:proofErr w:type="gramStart"/>
-      <w:r>
-        <w:t>version</w:t>
-      </w:r>
-      <w:r>
-        <w:t>;</w:t>
-      </w:r>
-      <w:proofErr w:type="gramEnd"/>
-    </w:p>
-    <w:p>
-      <w:pPr>
-        <w:pStyle w:val="ListParagraph"/>
-        <w:numPr>
-          <w:ilvl w:val="0"/>
-          <w:numId w:val="9"/>
-        </w:numPr>
-      </w:pPr>
-      <w:r>
-        <w:t xml:space="preserve">do </w:t>
-      </w:r>
-      <w:r>
-        <w:t>not</w:t>
-      </w:r>
-      <w:r>
-        <w:t xml:space="preserve"> </w:t>
-      </w:r>
-      <w:r>
-        <w:t>us</w:t>
-      </w:r>
-      <w:r>
-        <w:t>e</w:t>
-      </w:r>
-      <w:r>
-        <w:t xml:space="preserve"> </w:t>
-      </w:r>
-      <w:r>
-        <w:t xml:space="preserve">only </w:t>
-      </w:r>
-      <w:r>
-        <w:t xml:space="preserve">any version of </w:t>
-      </w:r>
-      <w:r>
-        <w:t xml:space="preserve">the </w:t>
-      </w:r>
-      <w:r>
-        <w:t>WCAG</w:t>
-      </w:r>
-      <w:r>
-        <w:t xml:space="preserve"> standard</w:t>
-      </w:r>
-      <w:r>
-        <w:t xml:space="preserve"> alone, rather use the EN 301 549 (2021) which includes WCAG 2.1</w:t>
-      </w:r>
-      <w:r>
-        <w:t>;</w:t>
-      </w:r>
-      <w:r>
-        <w:t xml:space="preserve"> and</w:t>
-      </w:r>
-    </w:p>
-    <w:p>
-      <w:pPr>
-        <w:pStyle w:val="ListParagraph"/>
-        <w:numPr>
-          <w:ilvl w:val="0"/>
-          <w:numId w:val="9"/>
-        </w:numPr>
-      </w:pPr>
-      <w:r>
-        <w:t xml:space="preserve">can use the EN 301 549 (2021) and </w:t>
-      </w:r>
-      <w:hyperlink r:id="rId26" w:history="1">
-        <w:r>
-          <w:rPr>
-            <w:rStyle w:val="Hyperlink"/>
-          </w:rPr>
-          <w:t>WCAG 2.2</w:t>
-        </w:r>
-      </w:hyperlink>
-      <w:r>
-        <w:t>.</w:t>
-      </w:r>
-    </w:p>
-    <w:p>
-      <w:pPr>
-        <w:pStyle w:val="Heading2"/>
-      </w:pPr>
-      <w:bookmarkStart w:id="8" w:name="_Toc187907137"/>
-      <w:r>
-        <w:t>In</w:t>
-      </w:r>
-      <w:r>
-        <w:t>corporate the EN 301 549</w:t>
-      </w:r>
-      <w:r>
-        <w:t xml:space="preserve"> (2021)</w:t>
-      </w:r>
-      <w:r>
-        <w:t xml:space="preserve"> as a best practice</w:t>
-      </w:r>
-      <w:bookmarkEnd w:id="8"/>
-    </w:p>
-    <w:p>
-      <w:r>
-        <w:t>We</w:t>
-      </w:r>
-      <w:r>
-        <w:t xml:space="preserve"> </w:t>
-      </w:r>
-      <w:r>
-        <w:t xml:space="preserve">also </w:t>
-      </w:r>
-      <w:r>
-        <w:t xml:space="preserve">recommend that </w:t>
-      </w:r>
-      <w:r>
-        <w:t>Business Owners</w:t>
-      </w:r>
-      <w:r>
-        <w:t xml:space="preserve"> </w:t>
-      </w:r>
-      <w:r>
-        <w:t xml:space="preserve">include all relevant ICT </w:t>
-      </w:r>
-      <w:r>
-        <w:t>accessibility requirements</w:t>
-      </w:r>
-      <w:r>
-        <w:t xml:space="preserve"> from the EN 301 549</w:t>
-      </w:r>
-      <w:r>
-        <w:t xml:space="preserve"> (2021)</w:t>
-      </w:r>
-      <w:r>
-        <w:t xml:space="preserve"> </w:t>
-      </w:r>
-      <w:r>
-        <w:t>in</w:t>
-      </w:r>
-      <w:r>
-        <w:t xml:space="preserve"> </w:t>
-      </w:r>
-      <w:r>
-        <w:t>ICT-related</w:t>
-      </w:r>
-      <w:r>
-        <w:t xml:space="preserve"> procurement</w:t>
-      </w:r>
-      <w:r>
-        <w:t>s</w:t>
-      </w:r>
-      <w:r>
-        <w:t>. This includes</w:t>
-      </w:r>
-      <w:r>
-        <w:t xml:space="preserve"> </w:t>
-      </w:r>
-      <w:r>
-        <w:t>Standing Offers and</w:t>
-      </w:r>
-      <w:r>
-        <w:t xml:space="preserve"> call-ups,</w:t>
-      </w:r>
-      <w:r>
-        <w:t xml:space="preserve"> Supply </w:t>
+        <w:t xml:space="preserve">Supply </w:t>
       </w:r>
       <w:r>
         <w:t>Arrangements</w:t>
@@ -4312,6 +4185,7 @@
         </w:numPr>
       </w:pPr>
       <w:r>
+        <w:lastRenderedPageBreak/>
         <w:t>the procurement is cost effective</w:t>
       </w:r>
       <w:r>
@@ -4436,8 +4310,8 @@
       </w:pPr>
       <w:bookmarkStart w:id="9" w:name="_Toc201119456"/>
       <w:bookmarkStart w:id="10" w:name="_Toc208490740"/>
-      <w:bookmarkStart w:id="11" w:name="_Toc187907138"/>
-      <w:bookmarkEnd w:id="5"/>
+      <w:bookmarkStart w:id="11" w:name="_Toc227226642"/>
+      <w:bookmarkEnd w:id="6"/>
       <w:r>
         <w:t>R</w:t>
       </w:r>
@@ -4452,7 +4326,7 @@
       <w:r>
         <w:t xml:space="preserve">Refer to the </w:t>
       </w:r>
-      <w:hyperlink r:id="rId27" w:history="1">
+      <w:hyperlink r:id="rId21" w:history="1">
         <w:r>
           <w:rPr>
             <w:rStyle w:val="Hyperlink"/>
@@ -4474,7 +4348,7 @@
       <w:pPr>
         <w:pStyle w:val="Heading2"/>
       </w:pPr>
-      <w:bookmarkStart w:id="12" w:name="_Toc187907139"/>
+      <w:bookmarkStart w:id="12" w:name="_Toc227226643"/>
       <w:r>
         <w:t>Department</w:t>
       </w:r>
@@ -4586,11 +4460,10 @@
       </w:pPr>
       <w:bookmarkStart w:id="13" w:name="_SSC_tools_and"/>
       <w:bookmarkStart w:id="14" w:name="_Shared_Services_Canada"/>
-      <w:bookmarkStart w:id="15" w:name="_Toc187907140"/>
+      <w:bookmarkStart w:id="15" w:name="_Toc227226644"/>
       <w:bookmarkEnd w:id="13"/>
       <w:bookmarkEnd w:id="14"/>
       <w:r>
-        <w:lastRenderedPageBreak/>
         <w:t xml:space="preserve">Summary of the process to </w:t>
       </w:r>
       <w:r>
@@ -4611,7 +4484,7 @@
       <w:pPr>
         <w:pStyle w:val="Heading2"/>
       </w:pPr>
-      <w:bookmarkStart w:id="16" w:name="_Toc187907141"/>
+      <w:bookmarkStart w:id="16" w:name="_Toc227226645"/>
       <w:r>
         <w:t xml:space="preserve">Business Owners </w:t>
       </w:r>
@@ -4665,10 +4538,24 @@
         <w:t xml:space="preserve"> accessibility requirements </w:t>
       </w:r>
       <w:r>
-        <w:t xml:space="preserve">from the EN 301 549 (2021) </w:t>
-      </w:r>
-      <w:r>
-        <w:t xml:space="preserve">that </w:t>
+        <w:t xml:space="preserve">from the </w:t>
+      </w:r>
+      <w:r>
+        <w:t xml:space="preserve">latest version of the </w:t>
+      </w:r>
+      <w:r>
+        <w:t xml:space="preserve">EN 301 </w:t>
+      </w:r>
+      <w:proofErr w:type="gramStart"/>
+      <w:r>
+        <w:t xml:space="preserve">549  </w:t>
+      </w:r>
+      <w:r>
+        <w:t>that</w:t>
+      </w:r>
+      <w:proofErr w:type="gramEnd"/>
+      <w:r>
+        <w:t xml:space="preserve"> </w:t>
       </w:r>
       <w:r>
         <w:t xml:space="preserve">apply to </w:t>
@@ -4676,14 +4563,12 @@
       <w:r>
         <w:t xml:space="preserve">the </w:t>
       </w:r>
-      <w:proofErr w:type="gramStart"/>
       <w:r>
         <w:t>procurement</w:t>
       </w:r>
       <w:r>
         <w:t>;</w:t>
       </w:r>
-      <w:proofErr w:type="gramEnd"/>
     </w:p>
     <w:p>
       <w:pPr>
@@ -4718,16 +4603,11 @@
         <w:t>and</w:t>
       </w:r>
       <w:r>
-        <w:t xml:space="preserve"> Supply Arrangements (SA</w:t>
-      </w:r>
-      <w:proofErr w:type="gramStart"/>
-      <w:r>
-        <w:t>)</w:t>
+        <w:t xml:space="preserve"> Supply Arrangements (SA)</w:t>
       </w:r>
       <w:r>
         <w:t>;</w:t>
       </w:r>
-      <w:proofErr w:type="gramEnd"/>
     </w:p>
     <w:p>
       <w:pPr>
@@ -4741,7 +4621,13 @@
         <w:t xml:space="preserve">This </w:t>
       </w:r>
       <w:r>
-        <w:t>will permit the department or agency issuing a call-up or contract to incorporate specific accessibility requirements from the EN 301 549 (2021).</w:t>
+        <w:t xml:space="preserve">will permit the department or agency issuing a call-up or contract to incorporate specific accessibility requirements from the </w:t>
+      </w:r>
+      <w:r>
+        <w:t xml:space="preserve">latest version of the </w:t>
+      </w:r>
+      <w:r>
+        <w:t>EN 301 549.</w:t>
       </w:r>
     </w:p>
     <w:p>
@@ -4753,22 +4639,18 @@
         </w:numPr>
       </w:pPr>
       <w:r>
+        <w:lastRenderedPageBreak/>
         <w:t xml:space="preserve">develop a budget to include accessibility conformance testing, end-user testing, and other validation requirements (if applicable) in </w:t>
       </w:r>
       <w:r>
         <w:t>their</w:t>
       </w:r>
       <w:r>
-        <w:t xml:space="preserve"> project </w:t>
-      </w:r>
-      <w:proofErr w:type="gramStart"/>
-      <w:r>
-        <w:t>plan</w:t>
+        <w:t xml:space="preserve"> project plan</w:t>
       </w:r>
       <w:r>
         <w:t>;</w:t>
       </w:r>
-      <w:proofErr w:type="gramEnd"/>
     </w:p>
     <w:p>
       <w:pPr>
@@ -4809,13 +4691,8 @@
         <w:t xml:space="preserve"> contract</w:t>
       </w:r>
       <w:r>
-        <w:t xml:space="preserve"> </w:t>
-      </w:r>
-      <w:proofErr w:type="gramStart"/>
-      <w:r>
-        <w:t>period;</w:t>
-      </w:r>
-      <w:proofErr w:type="gramEnd"/>
+        <w:t xml:space="preserve"> period;</w:t>
+      </w:r>
     </w:p>
     <w:p>
       <w:pPr>
@@ -4858,14 +4735,12 @@
       <w:r>
         <w:t xml:space="preserve">accessibility </w:t>
       </w:r>
-      <w:proofErr w:type="gramStart"/>
       <w:r>
         <w:t>requirements</w:t>
       </w:r>
       <w:r>
         <w:t>;</w:t>
       </w:r>
-      <w:proofErr w:type="gramEnd"/>
     </w:p>
     <w:p>
       <w:pPr>
@@ -5042,7 +4917,7 @@
       <w:r>
         <w:t xml:space="preserve"> the Voluntary Product Accessibility Template (</w:t>
       </w:r>
-      <w:hyperlink r:id="rId28" w:history="1">
+      <w:hyperlink r:id="rId22" w:history="1">
         <w:r>
           <w:rPr>
             <w:rStyle w:val="Hyperlink"/>
@@ -5112,11 +4987,7 @@
         <w:t xml:space="preserve"> For further information on </w:t>
       </w:r>
       <w:r>
-        <w:t xml:space="preserve">an ACR, </w:t>
-      </w:r>
-      <w:r>
-        <w:lastRenderedPageBreak/>
-        <w:t xml:space="preserve">please refer to </w:t>
+        <w:t xml:space="preserve">an ACR, please refer to </w:t>
       </w:r>
       <w:hyperlink w:anchor="_What_information_should" w:history="1">
         <w:r>
@@ -5242,19 +5113,15 @@
         </w:numPr>
       </w:pPr>
       <w:r>
+        <w:lastRenderedPageBreak/>
         <w:t>implement the solution to conform to the EN 301 549, to the greatest extent the OEM platform allows, u</w:t>
       </w:r>
       <w:r>
         <w:t>sing</w:t>
       </w:r>
       <w:r>
-        <w:t xml:space="preserve"> and enabling the OEM provided accessibility features or through custom implementations as </w:t>
-      </w:r>
-      <w:proofErr w:type="gramStart"/>
-      <w:r>
-        <w:t>appropriate;</w:t>
-      </w:r>
-      <w:proofErr w:type="gramEnd"/>
+        <w:t xml:space="preserve"> and enabling the OEM provided accessibility features or through custom implementations as appropriate;</w:t>
+      </w:r>
     </w:p>
     <w:p>
       <w:pPr>
@@ -5376,11 +5243,7 @@
         <w:t>include</w:t>
       </w:r>
       <w:r>
-        <w:t xml:space="preserve"> language that says Canada understands that it is unlikely that suppliers will be able to fully conform with the EN 301 549 (2021) at bid closing, however at contract award, the winning bid will be required to demonstrate how full </w:t>
-      </w:r>
-      <w:r>
-        <w:lastRenderedPageBreak/>
-        <w:t>conformance will be achieved</w:t>
+        <w:t xml:space="preserve"> language that says Canada understands that it is unlikely that suppliers will be able to fully conform with the EN 301 549 (2021) at bid closing, however at contract award, the winning bid will be required to demonstrate how full conformance will be achieved</w:t>
       </w:r>
       <w:r>
         <w:t xml:space="preserve">. </w:t>
@@ -5494,6 +5357,7 @@
         </w:numPr>
       </w:pPr>
       <w:r>
+        <w:lastRenderedPageBreak/>
         <w:t>accessibility conformance testing as follows:</w:t>
       </w:r>
     </w:p>
@@ -5647,7 +5511,7 @@
         <w:t>s</w:t>
       </w:r>
       <w:r>
-        <w:t xml:space="preserve"> with the relevant sections of the EN 301 549 (2021)</w:t>
+        <w:t xml:space="preserve"> with the relevant sections of the EN 301 549</w:t>
       </w:r>
     </w:p>
     <w:p>
@@ -5666,9 +5530,8 @@
       <w:pPr>
         <w:pStyle w:val="Heading2"/>
       </w:pPr>
-      <w:bookmarkStart w:id="17" w:name="_Toc187907142"/>
-      <w:r>
-        <w:lastRenderedPageBreak/>
+      <w:bookmarkStart w:id="17" w:name="_Toc227226646"/>
+      <w:r>
         <w:t xml:space="preserve">Contracting </w:t>
       </w:r>
       <w:r>
@@ -5826,7 +5689,7 @@
         <w:t xml:space="preserve">generated from SSC’s </w:t>
       </w:r>
       <w:r>
-        <w:t>Information and Communication Technology (ICT) Requirements Generator (Prototype) for the EN 301 549 (2021)</w:t>
+        <w:t>Information and Communication Technology (ICT) Requirements Generator (Prototype) for the EN 301 549</w:t>
       </w:r>
       <w:r>
         <w:t>.Th</w:t>
@@ -5834,7 +5697,7 @@
       <w:r>
         <w:t xml:space="preserve">e </w:t>
       </w:r>
-      <w:hyperlink r:id="rId29" w:history="1">
+      <w:hyperlink r:id="rId23" w:history="1">
         <w:r>
           <w:rPr>
             <w:rStyle w:val="Hyperlink"/>
@@ -5851,14 +5714,32 @@
           <w:rPr>
             <w:rStyle w:val="Hyperlink"/>
           </w:rPr>
-          <w:t xml:space="preserve"> generates</w:t>
+          <w:t xml:space="preserve"> </w:t>
+        </w:r>
+        <w:r>
+          <w:rPr>
+            <w:rStyle w:val="Hyperlink"/>
+          </w:rPr>
+          <w:t xml:space="preserve">currently </w:t>
+        </w:r>
+        <w:r>
+          <w:rPr>
+            <w:rStyle w:val="Hyperlink"/>
+          </w:rPr>
+          <w:t>generates</w:t>
         </w:r>
       </w:hyperlink>
       <w:r>
         <w:t xml:space="preserve"> the requirements from the EN 301 549</w:t>
       </w:r>
       <w:r>
-        <w:t xml:space="preserve"> (2021. </w:t>
+        <w:t xml:space="preserve"> (2021</w:t>
+      </w:r>
+      <w:r>
+        <w:t>)</w:t>
+      </w:r>
+      <w:r>
+        <w:t xml:space="preserve">. </w:t>
       </w:r>
     </w:p>
     <w:p>
@@ -5912,7 +5793,7 @@
           <w:numId w:val="13"/>
         </w:numPr>
       </w:pPr>
-      <w:hyperlink r:id="rId30" w:history="1">
+      <w:hyperlink r:id="rId24" w:history="1">
         <w:r>
           <w:rPr>
             <w:rStyle w:val="Hyperlink"/>
@@ -5935,7 +5816,7 @@
           <w:numId w:val="13"/>
         </w:numPr>
       </w:pPr>
-      <w:hyperlink r:id="rId31" w:history="1">
+      <w:hyperlink r:id="rId25" w:history="1">
         <w:r>
           <w:rPr>
             <w:rStyle w:val="Hyperlink"/>
@@ -5958,7 +5839,7 @@
           <w:numId w:val="13"/>
         </w:numPr>
       </w:pPr>
-      <w:hyperlink r:id="rId32" w:history="1">
+      <w:hyperlink r:id="rId26" w:history="1">
         <w:r>
           <w:rPr>
             <w:rStyle w:val="Hyperlink"/>
@@ -5979,37 +5860,10 @@
         </w:numPr>
       </w:pPr>
       <w:r>
-        <w:t xml:space="preserve">ensure </w:t>
-      </w:r>
-      <w:r>
-        <w:t xml:space="preserve">the </w:t>
-      </w:r>
-      <w:r>
-        <w:t>ICT accessibility requirements are in the technical requirements when establishing or renewing a common method of supply</w:t>
-      </w:r>
-      <w:r>
-        <w:t>. Two examples are</w:t>
-      </w:r>
-      <w:r>
-        <w:t xml:space="preserve"> Standing Offers (SO) </w:t>
-      </w:r>
-      <w:r>
-        <w:t xml:space="preserve">and </w:t>
-      </w:r>
-      <w:r>
-        <w:t>Supply Arrangements (SA)</w:t>
+        <w:t>Note: a new SSC tool is expected to be released in 2026/2027 which will generate the requirements from the anticipated updated EN 301 549 standard</w:t>
       </w:r>
       <w:r>
         <w:t>.</w:t>
-      </w:r>
-      <w:r>
-        <w:t xml:space="preserve"> </w:t>
-      </w:r>
-      <w:r>
-        <w:t>This gives</w:t>
-      </w:r>
-      <w:r>
-        <w:t xml:space="preserve"> identified users the ability to incorporate accessibility requirements from the EN 301 549 (2021) in future call-ups or contracts.</w:t>
       </w:r>
     </w:p>
     <w:p>
@@ -6021,6 +5875,48 @@
         </w:numPr>
       </w:pPr>
       <w:r>
+        <w:t xml:space="preserve">ensure </w:t>
+      </w:r>
+      <w:r>
+        <w:t xml:space="preserve">the </w:t>
+      </w:r>
+      <w:r>
+        <w:t>ICT accessibility requirements are in the technical requirements when establishing or renewing a common method of supply</w:t>
+      </w:r>
+      <w:r>
+        <w:t>. Two examples are</w:t>
+      </w:r>
+      <w:r>
+        <w:t xml:space="preserve"> Standing Offers (SO) </w:t>
+      </w:r>
+      <w:r>
+        <w:t xml:space="preserve">and </w:t>
+      </w:r>
+      <w:r>
+        <w:t>Supply Arrangements (SA)</w:t>
+      </w:r>
+      <w:r>
+        <w:t>.</w:t>
+      </w:r>
+      <w:r>
+        <w:t xml:space="preserve"> </w:t>
+      </w:r>
+      <w:r>
+        <w:t>This gives</w:t>
+      </w:r>
+      <w:r>
+        <w:t xml:space="preserve"> identified users the ability to incorporate accessibility requirements from the EN 301 549 (2021) in future call-ups or contracts.</w:t>
+      </w:r>
+    </w:p>
+    <w:p>
+      <w:pPr>
+        <w:pStyle w:val="ListParagraph"/>
+        <w:numPr>
+          <w:ilvl w:val="0"/>
+          <w:numId w:val="13"/>
+        </w:numPr>
+      </w:pPr>
+      <w:r>
         <w:t xml:space="preserve">Ensure the Business Owner </w:t>
       </w:r>
       <w:r>
@@ -6117,7 +6013,6 @@
         </w:numPr>
       </w:pPr>
       <w:r>
-        <w:lastRenderedPageBreak/>
         <w:t xml:space="preserve">details on how the successful supplier(s) </w:t>
       </w:r>
       <w:r>
@@ -6235,7 +6130,7 @@
       </w:pPr>
       <w:bookmarkStart w:id="18" w:name="_Exception_process"/>
       <w:bookmarkStart w:id="19" w:name="_Justification_for_accessibility"/>
-      <w:bookmarkStart w:id="20" w:name="_Toc187907143"/>
+      <w:bookmarkStart w:id="20" w:name="_Toc227226647"/>
       <w:bookmarkEnd w:id="18"/>
       <w:bookmarkEnd w:id="19"/>
       <w:r>
@@ -6355,6 +6250,7 @@
     </w:p>
     <w:p>
       <w:r>
+        <w:lastRenderedPageBreak/>
         <w:t>As per</w:t>
       </w:r>
       <w:r>
@@ -6474,7 +6370,7 @@
       <w:pPr>
         <w:pStyle w:val="Heading1"/>
       </w:pPr>
-      <w:bookmarkStart w:id="21" w:name="_Toc187907144"/>
+      <w:bookmarkStart w:id="21" w:name="_Toc227226648"/>
       <w:r>
         <w:t>Informing the supplier community</w:t>
       </w:r>
@@ -6515,7 +6411,43 @@
         <w:t xml:space="preserve">(2021) </w:t>
       </w:r>
       <w:r>
-        <w:t>as per the Guideline on Making Information Technology Usable by All.</w:t>
+        <w:t>as per the</w:t>
+      </w:r>
+      <w:r>
+        <w:t xml:space="preserve"> </w:t>
+      </w:r>
+      <w:hyperlink r:id="rId27" w:history="1">
+        <w:r>
+          <w:rPr>
+            <w:rStyle w:val="Hyperlink"/>
+            <w:i/>
+            <w:iCs/>
+          </w:rPr>
+          <w:t>Regulations Amending the Accessible Canada Regulations</w:t>
+        </w:r>
+      </w:hyperlink>
+      <w:r>
+        <w:t xml:space="preserve"> and the</w:t>
+      </w:r>
+      <w:r>
+        <w:t xml:space="preserve"> </w:t>
+      </w:r>
+      <w:hyperlink r:id="rId28" w:history="1">
+        <w:r>
+          <w:rPr>
+            <w:rStyle w:val="Hyperlink"/>
+          </w:rPr>
+          <w:t>Direction on Information Communications Technologies</w:t>
+        </w:r>
+        <w:r>
+          <w:rPr>
+            <w:rStyle w:val="Hyperlink"/>
+          </w:rPr>
+          <w:t xml:space="preserve"> Accessibility</w:t>
+        </w:r>
+      </w:hyperlink>
+      <w:r>
+        <w:t>.</w:t>
       </w:r>
     </w:p>
     <w:p>
@@ -6526,7 +6458,295 @@
         <w:t>may also</w:t>
       </w:r>
       <w:r>
-        <w:t xml:space="preserve"> consult the </w:t>
+        <w:t xml:space="preserve"> consult</w:t>
+      </w:r>
+      <w:r>
+        <w:t>:</w:t>
+      </w:r>
+    </w:p>
+    <w:p>
+      <w:pPr>
+        <w:pStyle w:val="ListParagraph"/>
+        <w:numPr>
+          <w:ilvl w:val="0"/>
+          <w:numId w:val="25"/>
+        </w:numPr>
+      </w:pPr>
+      <w:hyperlink r:id="rId29" w:history="1">
+        <w:r>
+          <w:rPr>
+            <w:rStyle w:val="Hyperlink"/>
+          </w:rPr>
+          <w:t>Guidance on Digital Technologies Accessibility Regulations - Canada.ca</w:t>
+        </w:r>
+      </w:hyperlink>
+    </w:p>
+    <w:p>
+      <w:pPr>
+        <w:pStyle w:val="ListParagraph"/>
+        <w:numPr>
+          <w:ilvl w:val="0"/>
+          <w:numId w:val="25"/>
+        </w:numPr>
+      </w:pPr>
+      <w:r>
+        <w:t xml:space="preserve">the </w:t>
+      </w:r>
+      <w:hyperlink r:id="rId30" w:history="1">
+        <w:r>
+          <w:rPr>
+            <w:rStyle w:val="Hyperlink"/>
+          </w:rPr>
+          <w:t>Digital Accessibility Toolkit</w:t>
+        </w:r>
+      </w:hyperlink>
+      <w:r>
+        <w:t xml:space="preserve">. This </w:t>
+      </w:r>
+      <w:proofErr w:type="gramStart"/>
+      <w:r>
+        <w:t>publicly-</w:t>
+      </w:r>
+      <w:r>
+        <w:t>available</w:t>
+      </w:r>
+      <w:proofErr w:type="gramEnd"/>
+      <w:r>
+        <w:t xml:space="preserve"> </w:t>
+      </w:r>
+      <w:r>
+        <w:t>resource was created by federal public servants</w:t>
+      </w:r>
+      <w:r>
+        <w:t>, and</w:t>
+      </w:r>
+      <w:r>
+        <w:t xml:space="preserve"> </w:t>
+      </w:r>
+      <w:r>
+        <w:t>provides</w:t>
+      </w:r>
+      <w:r>
+        <w:t>:</w:t>
+      </w:r>
+    </w:p>
+    <w:p>
+      <w:pPr>
+        <w:pStyle w:val="ListParagraph"/>
+        <w:numPr>
+          <w:ilvl w:val="0"/>
+          <w:numId w:val="15"/>
+        </w:numPr>
+      </w:pPr>
+      <w:r>
+        <w:t>resources to learn more about the EN 301 549</w:t>
+      </w:r>
+      <w:r>
+        <w:t xml:space="preserve"> </w:t>
+      </w:r>
+      <w:r>
+        <w:t>(2021)</w:t>
+      </w:r>
+      <w:r>
+        <w:t>; and</w:t>
+      </w:r>
+    </w:p>
+    <w:p>
+      <w:pPr>
+        <w:pStyle w:val="ListParagraph"/>
+        <w:numPr>
+          <w:ilvl w:val="0"/>
+          <w:numId w:val="15"/>
+        </w:numPr>
+      </w:pPr>
+      <w:r>
+        <w:t>how-to guides and tools to build capacity in creating accessible content and digital solutions</w:t>
+      </w:r>
+      <w:r>
+        <w:t>.</w:t>
+      </w:r>
+    </w:p>
+    <w:p>
+      <w:r>
+        <w:rPr>
+          <w:rStyle w:val="Strong"/>
+        </w:rPr>
+        <w:t>Rem</w:t>
+      </w:r>
+      <w:r>
+        <w:rPr>
+          <w:rStyle w:val="Strong"/>
+        </w:rPr>
+        <w:t>emb</w:t>
+      </w:r>
+      <w:r>
+        <w:rPr>
+          <w:rStyle w:val="Strong"/>
+        </w:rPr>
+        <w:t>er:</w:t>
+      </w:r>
+      <w:r>
+        <w:t xml:space="preserve"> </w:t>
+      </w:r>
+      <w:r>
+        <w:t>S</w:t>
+      </w:r>
+      <w:r>
+        <w:t>uppliers must di</w:t>
+      </w:r>
+      <w:r>
+        <w:t xml:space="preserve">rect </w:t>
+      </w:r>
+      <w:r>
+        <w:t xml:space="preserve">their </w:t>
+      </w:r>
+      <w:r>
+        <w:t xml:space="preserve">questions </w:t>
+      </w:r>
+      <w:r>
+        <w:t>about</w:t>
+      </w:r>
+      <w:r>
+        <w:t xml:space="preserve"> </w:t>
+      </w:r>
+      <w:r>
+        <w:t xml:space="preserve">active </w:t>
+      </w:r>
+      <w:r>
+        <w:t xml:space="preserve">procurements </w:t>
+      </w:r>
+      <w:r>
+        <w:t xml:space="preserve">to the Contracting Authority </w:t>
+      </w:r>
+      <w:r>
+        <w:t xml:space="preserve">named </w:t>
+      </w:r>
+      <w:r>
+        <w:t>in the solicitation</w:t>
+      </w:r>
+      <w:r>
+        <w:t xml:space="preserve"> documentation</w:t>
+      </w:r>
+      <w:r>
+        <w:t>.</w:t>
+      </w:r>
+    </w:p>
+    <w:p>
+      <w:pPr>
+        <w:pStyle w:val="Heading1"/>
+      </w:pPr>
+      <w:bookmarkStart w:id="22" w:name="_Where_to_find"/>
+      <w:bookmarkStart w:id="23" w:name="_Toc227226649"/>
+      <w:bookmarkStart w:id="24" w:name="_Toc208490764"/>
+      <w:bookmarkEnd w:id="22"/>
+      <w:r>
+        <w:t xml:space="preserve">Where to find help and </w:t>
+      </w:r>
+      <w:r>
+        <w:t>resources</w:t>
+      </w:r>
+      <w:bookmarkEnd w:id="23"/>
+    </w:p>
+    <w:p>
+      <w:pPr>
+        <w:pStyle w:val="Heading2"/>
+      </w:pPr>
+      <w:bookmarkStart w:id="25" w:name="_Shared_Services_Canada_1"/>
+      <w:bookmarkStart w:id="26" w:name="_Toc227226650"/>
+      <w:bookmarkEnd w:id="25"/>
+      <w:r>
+        <w:t>Tools and resources</w:t>
+      </w:r>
+      <w:r>
+        <w:t xml:space="preserve"> for the GC</w:t>
+      </w:r>
+      <w:r>
+        <w:t>:</w:t>
+      </w:r>
+      <w:bookmarkEnd w:id="26"/>
+    </w:p>
+    <w:p>
+      <w:pPr>
+        <w:pStyle w:val="ListParagraph"/>
+        <w:numPr>
+          <w:ilvl w:val="0"/>
+          <w:numId w:val="16"/>
+        </w:numPr>
+      </w:pPr>
+      <w:r>
+        <w:t>information available to the GC only:</w:t>
+      </w:r>
+    </w:p>
+    <w:p>
+      <w:pPr>
+        <w:pStyle w:val="ListParagraph"/>
+        <w:numPr>
+          <w:ilvl w:val="1"/>
+          <w:numId w:val="16"/>
+        </w:numPr>
+      </w:pPr>
+      <w:r>
+        <w:t xml:space="preserve">the SSC Accessible ICT Procurement Toolkit available at </w:t>
+      </w:r>
+      <w:hyperlink r:id="rId31" w:history="1">
+        <w:r>
+          <w:rPr>
+            <w:rStyle w:val="Hyperlink"/>
+          </w:rPr>
+          <w:t>Procurement - GCpedia</w:t>
+        </w:r>
+      </w:hyperlink>
+    </w:p>
+    <w:p>
+      <w:pPr>
+        <w:pStyle w:val="Heading2"/>
+      </w:pPr>
+      <w:bookmarkStart w:id="27" w:name="_Toc227226651"/>
+      <w:r>
+        <w:t>Tools and resources for the GC and externally:</w:t>
+      </w:r>
+      <w:bookmarkEnd w:id="27"/>
+    </w:p>
+    <w:p>
+      <w:pPr>
+        <w:pStyle w:val="ListParagraph"/>
+        <w:numPr>
+          <w:ilvl w:val="0"/>
+          <w:numId w:val="16"/>
+        </w:numPr>
+      </w:pPr>
+      <w:r>
+        <w:t>information available publicly includes:</w:t>
+      </w:r>
+    </w:p>
+    <w:p>
+      <w:pPr>
+        <w:pStyle w:val="ListParagraph"/>
+        <w:numPr>
+          <w:ilvl w:val="1"/>
+          <w:numId w:val="16"/>
+        </w:numPr>
+      </w:pPr>
+      <w:hyperlink r:id="rId32" w:history="1">
+        <w:r>
+          <w:rPr>
+            <w:rStyle w:val="Hyperlink"/>
+          </w:rPr>
+          <w:t>Guidance on Digital Technologies Accessibility Regulations - Canada.ca</w:t>
+        </w:r>
+      </w:hyperlink>
+    </w:p>
+    <w:p>
+      <w:pPr>
+        <w:pStyle w:val="ListParagraph"/>
+        <w:numPr>
+          <w:ilvl w:val="1"/>
+          <w:numId w:val="16"/>
+        </w:numPr>
+      </w:pPr>
+      <w:r>
+        <w:lastRenderedPageBreak/>
+        <w:t xml:space="preserve">the </w:t>
       </w:r>
       <w:hyperlink r:id="rId33" w:history="1">
         <w:r>
@@ -6537,245 +6757,6 @@
         </w:r>
       </w:hyperlink>
       <w:r>
-        <w:t xml:space="preserve">. This </w:t>
-      </w:r>
-      <w:proofErr w:type="gramStart"/>
-      <w:r>
-        <w:t>publicly-</w:t>
-      </w:r>
-      <w:r>
-        <w:t>available</w:t>
-      </w:r>
-      <w:proofErr w:type="gramEnd"/>
-      <w:r>
-        <w:t xml:space="preserve"> </w:t>
-      </w:r>
-      <w:r>
-        <w:t>resource was created by federal public servants</w:t>
-      </w:r>
-      <w:r>
-        <w:t>, and</w:t>
-      </w:r>
-      <w:r>
-        <w:t xml:space="preserve"> </w:t>
-      </w:r>
-      <w:r>
-        <w:t>provides</w:t>
-      </w:r>
-      <w:r>
-        <w:t>:</w:t>
-      </w:r>
-    </w:p>
-    <w:p>
-      <w:pPr>
-        <w:pStyle w:val="ListParagraph"/>
-        <w:numPr>
-          <w:ilvl w:val="0"/>
-          <w:numId w:val="15"/>
-        </w:numPr>
-      </w:pPr>
-      <w:r>
-        <w:t>resources to learn more about the EN 301 549</w:t>
-      </w:r>
-      <w:r>
-        <w:t xml:space="preserve"> </w:t>
-      </w:r>
-      <w:r>
-        <w:t>(2021)</w:t>
-      </w:r>
-      <w:r>
-        <w:t>; and</w:t>
-      </w:r>
-    </w:p>
-    <w:p>
-      <w:pPr>
-        <w:pStyle w:val="ListParagraph"/>
-        <w:numPr>
-          <w:ilvl w:val="0"/>
-          <w:numId w:val="15"/>
-        </w:numPr>
-      </w:pPr>
-      <w:r>
-        <w:t>how-to guides and tools to build capacity in creating accessible content and digital solutions</w:t>
-      </w:r>
-      <w:r>
-        <w:t>.</w:t>
-      </w:r>
-    </w:p>
-    <w:p>
-      <w:r>
-        <w:rPr>
-          <w:rStyle w:val="Strong"/>
-        </w:rPr>
-        <w:t>Rem</w:t>
-      </w:r>
-      <w:r>
-        <w:rPr>
-          <w:rStyle w:val="Strong"/>
-        </w:rPr>
-        <w:t>emb</w:t>
-      </w:r>
-      <w:r>
-        <w:rPr>
-          <w:rStyle w:val="Strong"/>
-        </w:rPr>
-        <w:t>er:</w:t>
-      </w:r>
-      <w:r>
-        <w:t xml:space="preserve"> </w:t>
-      </w:r>
-      <w:r>
-        <w:t>S</w:t>
-      </w:r>
-      <w:r>
-        <w:t>uppliers must di</w:t>
-      </w:r>
-      <w:r>
-        <w:t xml:space="preserve">rect </w:t>
-      </w:r>
-      <w:r>
-        <w:t xml:space="preserve">their </w:t>
-      </w:r>
-      <w:r>
-        <w:t xml:space="preserve">questions </w:t>
-      </w:r>
-      <w:r>
-        <w:t>about</w:t>
-      </w:r>
-      <w:r>
-        <w:t xml:space="preserve"> </w:t>
-      </w:r>
-      <w:r>
-        <w:t xml:space="preserve">active </w:t>
-      </w:r>
-      <w:r>
-        <w:t xml:space="preserve">procurements </w:t>
-      </w:r>
-      <w:r>
-        <w:t xml:space="preserve">to the Contracting Authority </w:t>
-      </w:r>
-      <w:r>
-        <w:t xml:space="preserve">named </w:t>
-      </w:r>
-      <w:r>
-        <w:t>in the solicitation</w:t>
-      </w:r>
-      <w:r>
-        <w:t xml:space="preserve"> documentation</w:t>
-      </w:r>
-      <w:r>
-        <w:t>.</w:t>
-      </w:r>
-    </w:p>
-    <w:p>
-      <w:pPr>
-        <w:pStyle w:val="Heading1"/>
-      </w:pPr>
-      <w:bookmarkStart w:id="22" w:name="_Where_to_find"/>
-      <w:bookmarkStart w:id="23" w:name="_Toc187907145"/>
-      <w:bookmarkStart w:id="24" w:name="_Toc208490764"/>
-      <w:bookmarkEnd w:id="22"/>
-      <w:r>
-        <w:lastRenderedPageBreak/>
-        <w:t xml:space="preserve">Where to find help and </w:t>
-      </w:r>
-      <w:r>
-        <w:t>resources</w:t>
-      </w:r>
-      <w:bookmarkEnd w:id="23"/>
-    </w:p>
-    <w:p>
-      <w:pPr>
-        <w:pStyle w:val="Heading2"/>
-      </w:pPr>
-      <w:bookmarkStart w:id="25" w:name="_Shared_Services_Canada_1"/>
-      <w:bookmarkStart w:id="26" w:name="_Toc187907146"/>
-      <w:bookmarkEnd w:id="25"/>
-      <w:r>
-        <w:t>Tools and resources</w:t>
-      </w:r>
-      <w:r>
-        <w:t xml:space="preserve"> for the GC</w:t>
-      </w:r>
-      <w:r>
-        <w:t>:</w:t>
-      </w:r>
-      <w:bookmarkEnd w:id="26"/>
-    </w:p>
-    <w:p>
-      <w:pPr>
-        <w:pStyle w:val="ListParagraph"/>
-        <w:numPr>
-          <w:ilvl w:val="0"/>
-          <w:numId w:val="16"/>
-        </w:numPr>
-      </w:pPr>
-      <w:r>
-        <w:t>information available to the GC only:</w:t>
-      </w:r>
-    </w:p>
-    <w:p>
-      <w:pPr>
-        <w:pStyle w:val="ListParagraph"/>
-        <w:numPr>
-          <w:ilvl w:val="1"/>
-          <w:numId w:val="16"/>
-        </w:numPr>
-      </w:pPr>
-      <w:r>
-        <w:t xml:space="preserve">the SSC Accessible ICT Procurement Toolkit available at </w:t>
-      </w:r>
-      <w:hyperlink r:id="rId34" w:history="1">
-        <w:r>
-          <w:rPr>
-            <w:rStyle w:val="Hyperlink"/>
-          </w:rPr>
-          <w:t>Procurement - GCpedia</w:t>
-        </w:r>
-      </w:hyperlink>
-    </w:p>
-    <w:p>
-      <w:pPr>
-        <w:pStyle w:val="Heading2"/>
-      </w:pPr>
-      <w:bookmarkStart w:id="27" w:name="_Toc187907147"/>
-      <w:r>
-        <w:t>Tools and resources for the GC and externally:</w:t>
-      </w:r>
-      <w:bookmarkEnd w:id="27"/>
-    </w:p>
-    <w:p>
-      <w:pPr>
-        <w:pStyle w:val="ListParagraph"/>
-        <w:numPr>
-          <w:ilvl w:val="0"/>
-          <w:numId w:val="16"/>
-        </w:numPr>
-      </w:pPr>
-      <w:r>
-        <w:t>information available publicly includes:</w:t>
-      </w:r>
-    </w:p>
-    <w:p>
-      <w:pPr>
-        <w:pStyle w:val="ListParagraph"/>
-        <w:numPr>
-          <w:ilvl w:val="1"/>
-          <w:numId w:val="16"/>
-        </w:numPr>
-      </w:pPr>
-      <w:r>
-        <w:t xml:space="preserve">the </w:t>
-      </w:r>
-      <w:hyperlink r:id="rId35" w:history="1">
-        <w:r>
-          <w:rPr>
-            <w:rStyle w:val="Hyperlink"/>
-          </w:rPr>
-          <w:t>Digital Accessibility Toolkit</w:t>
-        </w:r>
-      </w:hyperlink>
-      <w:r>
         <w:t xml:space="preserve"> - an external facing website to:</w:t>
       </w:r>
     </w:p>
@@ -6787,7 +6768,7 @@
           <w:numId w:val="16"/>
         </w:numPr>
       </w:pPr>
-      <w:hyperlink r:id="rId36" w:history="1">
+      <w:hyperlink r:id="rId34" w:history="1">
         <w:r>
           <w:rPr>
             <w:rStyle w:val="Hyperlink"/>
@@ -6808,7 +6789,71 @@
         <w:t>procurement</w:t>
       </w:r>
       <w:r>
-        <w:t>; and</w:t>
+        <w:t>;</w:t>
+      </w:r>
+    </w:p>
+    <w:p>
+      <w:pPr>
+        <w:pStyle w:val="ListParagraph"/>
+        <w:numPr>
+          <w:ilvl w:val="2"/>
+          <w:numId w:val="16"/>
+        </w:numPr>
+        <w:rPr>
+          <w:rFonts w:cstheme="minorHAnsi"/>
+          <w:color w:val="333333"/>
+          <w:szCs w:val="24"/>
+        </w:rPr>
+      </w:pPr>
+      <w:hyperlink r:id="rId35" w:history="1">
+        <w:r>
+          <w:rPr>
+            <w:rStyle w:val="Hyperlink"/>
+            <w:rFonts w:cstheme="minorHAnsi"/>
+            <w:color w:val="284162"/>
+            <w:szCs w:val="24"/>
+          </w:rPr>
+          <w:t>Accessibility remediation roadmap template</w:t>
+        </w:r>
+      </w:hyperlink>
+      <w:r>
+        <w:rPr>
+          <w:rFonts w:cstheme="minorHAnsi"/>
+          <w:color w:val="333333"/>
+          <w:szCs w:val="24"/>
+        </w:rPr>
+        <w:t>;</w:t>
+      </w:r>
+    </w:p>
+    <w:p>
+      <w:pPr>
+        <w:pStyle w:val="ListParagraph"/>
+        <w:numPr>
+          <w:ilvl w:val="2"/>
+          <w:numId w:val="16"/>
+        </w:numPr>
+      </w:pPr>
+      <w:hyperlink r:id="rId36" w:history="1">
+        <w:r>
+          <w:rPr>
+            <w:rStyle w:val="Hyperlink"/>
+            <w:rFonts w:cstheme="minorHAnsi"/>
+            <w:color w:val="284162"/>
+            <w:szCs w:val="24"/>
+          </w:rPr>
+          <w:t>Technical Summary of the EN 301 549 v3.2.1 (2021)</w:t>
+        </w:r>
+      </w:hyperlink>
+      <w:r>
+        <w:rPr>
+          <w:rFonts w:cstheme="minorHAnsi"/>
+          <w:color w:val="333333"/>
+          <w:szCs w:val="24"/>
+        </w:rPr>
+        <w:t>;</w:t>
+      </w:r>
+      <w:r>
+        <w:t xml:space="preserve"> and</w:t>
       </w:r>
     </w:p>
     <w:p>
@@ -6891,7 +6936,7 @@
       <w:pPr>
         <w:pStyle w:val="Heading2"/>
       </w:pPr>
-      <w:bookmarkStart w:id="28" w:name="_Toc187907148"/>
+      <w:bookmarkStart w:id="28" w:name="_Toc227226652"/>
       <w:r>
         <w:t>Shared Services Canada</w:t>
       </w:r>
@@ -6904,6 +6949,9 @@
           <w:ilvl w:val="0"/>
           <w:numId w:val="17"/>
         </w:numPr>
+        <w:rPr>
+          <w:lang w:val="en-CA"/>
+        </w:rPr>
       </w:pPr>
       <w:r>
         <w:t>SSC Contracting Authorities can reach out to</w:t>
@@ -6913,46 +6961,64 @@
       </w:r>
       <w:r>
         <w:rPr>
-          <w:rStyle w:val="Strong"/>
+          <w:b/>
+          <w:bCs/>
         </w:rPr>
-        <w:t>Strategic Initiatives (SI)</w:t>
+        <w:t>Social Procurement, Policy, and Governance (SPPG)</w:t>
+      </w:r>
+      <w:r>
+        <w:t xml:space="preserve"> with any procurement questions. </w:t>
+      </w:r>
+      <w:r>
+        <w:rPr>
+          <w:lang w:val="en-CA"/>
+        </w:rPr>
+        <w:t xml:space="preserve">Contact: </w:t>
       </w:r>
       <w:r>
         <w:rPr>
           <w:szCs w:val="24"/>
+          <w:lang w:val="en-CA"/>
+        </w:rPr>
+        <w:t>SPPG/ASPG</w:t>
+      </w:r>
+      <w:r>
+        <w:rPr>
+          <w:szCs w:val="24"/>
+          <w:lang w:val="en-CA"/>
         </w:rPr>
         <w:t xml:space="preserve"> </w:t>
       </w:r>
       <w:r>
-        <w:t xml:space="preserve">with any procurement questions. </w:t>
-      </w:r>
-      <w:r>
-        <w:t>Contact</w:t>
-      </w:r>
-      <w:r>
-        <w:t xml:space="preserve">: </w:t>
-      </w:r>
-      <w:r>
         <w:rPr>
           <w:szCs w:val="24"/>
+          <w:lang w:val="en-CA"/>
         </w:rPr>
-        <w:t xml:space="preserve">SI / IS (SSC/SPC) </w:t>
+        <w:t xml:space="preserve">(SSC/SPC) </w:t>
       </w:r>
       <w:hyperlink r:id="rId39" w:history="1">
         <w:r>
           <w:rPr>
             <w:rStyle w:val="Hyperlink"/>
             <w:szCs w:val="24"/>
+            <w:lang w:val="en-CA"/>
           </w:rPr>
-          <w:t>eitpstrategicinitiatives.initiativesstrategiquesatie@ssc-spc.gc.ca</w:t>
+          <w:t>eitpsocialprocurement-approvisionnementsocialatie@ssc-spc.gc.ca</w:t>
         </w:r>
       </w:hyperlink>
+      <w:r>
+        <w:rPr>
+          <w:szCs w:val="24"/>
+          <w:lang w:val="en-CA"/>
+        </w:rPr>
+        <w:t xml:space="preserve"> </w:t>
+      </w:r>
     </w:p>
     <w:p>
       <w:pPr>
         <w:pStyle w:val="Heading2"/>
       </w:pPr>
-      <w:bookmarkStart w:id="29" w:name="_Toc187907149"/>
+      <w:bookmarkStart w:id="29" w:name="_Toc227226653"/>
       <w:r>
         <w:t>Public Services and Procurement Canada (PSPC)</w:t>
       </w:r>
@@ -7007,7 +7073,7 @@
       <w:pPr>
         <w:pStyle w:val="Heading1"/>
       </w:pPr>
-      <w:bookmarkStart w:id="30" w:name="_Toc187907150"/>
+      <w:bookmarkStart w:id="30" w:name="_Toc227226654"/>
       <w:r>
         <w:t xml:space="preserve">Enquiries and </w:t>
       </w:r>
@@ -7055,7 +7121,6 @@
           <w:rStyle w:val="Strong"/>
           <w:lang w:val="nl-BE"/>
         </w:rPr>
-        <w:lastRenderedPageBreak/>
         <w:t>Website:</w:t>
       </w:r>
       <w:r>
@@ -7079,21 +7144,12 @@
           <w:lang w:val="de-DE"/>
         </w:rPr>
       </w:pPr>
-      <w:proofErr w:type="spellStart"/>
       <w:r>
         <w:rPr>
           <w:rStyle w:val="Strong"/>
-          <w:lang w:val="de-DE"/>
+          <w:lang w:val="en-CA"/>
         </w:rPr>
-        <w:t>E-mail</w:t>
-      </w:r>
-      <w:proofErr w:type="spellEnd"/>
-      <w:r>
-        <w:rPr>
-          <w:rStyle w:val="Strong"/>
-          <w:lang w:val="de-DE"/>
-        </w:rPr>
-        <w:t>:</w:t>
+        <w:t>E-mail:</w:t>
       </w:r>
       <w:r>
         <w:rPr>
@@ -7127,9 +7183,10 @@
         <w:pStyle w:val="Heading1"/>
       </w:pPr>
       <w:bookmarkStart w:id="34" w:name="_References_[Needs_to"/>
-      <w:bookmarkStart w:id="35" w:name="_Toc187907151"/>
+      <w:bookmarkStart w:id="35" w:name="_Toc227226655"/>
       <w:bookmarkEnd w:id="34"/>
       <w:r>
+        <w:lastRenderedPageBreak/>
         <w:t>References</w:t>
       </w:r>
       <w:bookmarkEnd w:id="32"/>
@@ -7141,7 +7198,7 @@
         <w:pStyle w:val="Heading2"/>
       </w:pPr>
       <w:bookmarkStart w:id="36" w:name="_Related_External_Standards"/>
-      <w:bookmarkStart w:id="37" w:name="_Toc187907152"/>
+      <w:bookmarkStart w:id="37" w:name="_Toc227226656"/>
       <w:bookmarkEnd w:id="36"/>
       <w:r>
         <w:t>Related External Standards and Specifications</w:t>
@@ -7152,7 +7209,7 @@
       <w:pPr>
         <w:pStyle w:val="Heading3"/>
       </w:pPr>
-      <w:bookmarkStart w:id="38" w:name="_Toc187907153"/>
+      <w:bookmarkStart w:id="38" w:name="_Toc227226657"/>
       <w:r>
         <w:t>SSC external hyperlinks</w:t>
       </w:r>
@@ -7191,7 +7248,7 @@
       <w:pPr>
         <w:pStyle w:val="Heading3"/>
       </w:pPr>
-      <w:bookmarkStart w:id="39" w:name="_Toc187907154"/>
+      <w:bookmarkStart w:id="39" w:name="_Toc227226658"/>
       <w:r>
         <w:t>Other international accessibility hyperlinks</w:t>
       </w:r>
@@ -7233,32 +7290,9 @@
     </w:p>
     <w:p>
       <w:pPr>
-        <w:pStyle w:val="ListParagraph"/>
-        <w:numPr>
-          <w:ilvl w:val="0"/>
-          <w:numId w:val="17"/>
-        </w:numPr>
-      </w:pPr>
-      <w:hyperlink r:id="rId46" w:history="1">
-        <w:r>
-          <w:rPr>
-            <w:rStyle w:val="Hyperlink"/>
-          </w:rPr>
-          <w:t>Web Content Accessibility Guidelines (WCAG) 2.1</w:t>
-        </w:r>
-      </w:hyperlink>
-      <w:r>
-        <w:t xml:space="preserve"> - World Wide Web Consortium (W3C)</w:t>
-      </w:r>
-      <w:r>
-        <w:t xml:space="preserve"> </w:t>
-      </w:r>
-    </w:p>
-    <w:p>
-      <w:pPr>
         <w:pStyle w:val="Heading3"/>
       </w:pPr>
-      <w:bookmarkStart w:id="40" w:name="_Toc187907155"/>
+      <w:bookmarkStart w:id="40" w:name="_Toc227226659"/>
       <w:r>
         <w:t>Government of Canada</w:t>
       </w:r>
@@ -7280,7 +7314,7 @@
           <w:numId w:val="18"/>
         </w:numPr>
       </w:pPr>
-      <w:hyperlink r:id="rId47" w:history="1">
+      <w:hyperlink r:id="rId46" w:history="1">
         <w:r>
           <w:rPr>
             <w:rStyle w:val="Hyperlink"/>
@@ -7305,7 +7339,7 @@
           <w:numId w:val="18"/>
         </w:numPr>
       </w:pPr>
-      <w:hyperlink r:id="rId48" w:history="1">
+      <w:hyperlink r:id="rId47" w:history="1">
         <w:r>
           <w:rPr>
             <w:rStyle w:val="Hyperlink"/>
@@ -7326,7 +7360,7 @@
           <w:iCs/>
         </w:rPr>
       </w:pPr>
-      <w:hyperlink r:id="rId49" w:history="1">
+      <w:hyperlink r:id="rId48" w:history="1">
         <w:r>
           <w:rPr>
             <w:rStyle w:val="Hyperlink"/>
@@ -7349,7 +7383,7 @@
           <w:iCs/>
         </w:rPr>
       </w:pPr>
-      <w:hyperlink r:id="rId50" w:history="1">
+      <w:hyperlink r:id="rId49" w:history="1">
         <w:r>
           <w:rPr>
             <w:rStyle w:val="Hyperlink"/>
@@ -7365,6 +7399,44 @@
         <w:pStyle w:val="Heading4"/>
       </w:pPr>
       <w:r>
+        <w:t>Regulations</w:t>
+      </w:r>
+    </w:p>
+    <w:p>
+      <w:pPr>
+        <w:pStyle w:val="ListParagraph"/>
+        <w:numPr>
+          <w:ilvl w:val="0"/>
+          <w:numId w:val="24"/>
+        </w:numPr>
+        <w:rPr>
+          <w:lang w:val="en-CA"/>
+        </w:rPr>
+      </w:pPr>
+      <w:hyperlink r:id="rId50" w:anchor="h-1329214" w:history="1">
+        <w:r>
+          <w:rPr>
+            <w:rStyle w:val="Hyperlink"/>
+            <w:i/>
+            <w:iCs/>
+            <w:lang w:val="en-CA"/>
+          </w:rPr>
+          <w:t>Accessible Canada Regulations</w:t>
+        </w:r>
+        <w:r>
+          <w:rPr>
+            <w:rStyle w:val="Hyperlink"/>
+            <w:lang w:val="en-CA"/>
+          </w:rPr>
+          <w:t xml:space="preserve"> (SOR/2021-241)</w:t>
+        </w:r>
+      </w:hyperlink>
+    </w:p>
+    <w:p>
+      <w:pPr>
+        <w:pStyle w:val="Heading4"/>
+      </w:pPr>
+      <w:r>
         <w:t xml:space="preserve">Related </w:t>
       </w:r>
       <w:r>
@@ -7501,10 +7573,18 @@
     </w:p>
     <w:p>
       <w:pPr>
+        <w:pStyle w:val="Heading4"/>
+      </w:pPr>
+      <w:r>
+        <w:t>Guidance</w:t>
+      </w:r>
+    </w:p>
+    <w:p>
+      <w:pPr>
         <w:pStyle w:val="ListParagraph"/>
         <w:numPr>
           <w:ilvl w:val="0"/>
-          <w:numId w:val="19"/>
+          <w:numId w:val="20"/>
         </w:numPr>
       </w:pPr>
       <w:hyperlink r:id="rId58" w:history="1">
@@ -7512,17 +7592,23 @@
           <w:rPr>
             <w:rStyle w:val="Hyperlink"/>
           </w:rPr>
-          <w:t>Standard on Web Accessibility</w:t>
+          <w:t xml:space="preserve">Summary of the changes to the </w:t>
+        </w:r>
+        <w:r>
+          <w:rPr>
+            <w:rStyle w:val="Hyperlink"/>
+            <w:i/>
+            <w:iCs/>
+          </w:rPr>
+          <w:t>Accessible Canada Regulations</w:t>
+        </w:r>
+        <w:r>
+          <w:rPr>
+            <w:rStyle w:val="Hyperlink"/>
+          </w:rPr>
+          <w:t xml:space="preserve"> about Digital Accessibility - Canada.ca</w:t>
         </w:r>
       </w:hyperlink>
-    </w:p>
-    <w:p>
-      <w:pPr>
-        <w:pStyle w:val="Heading4"/>
-      </w:pPr>
-      <w:r>
-        <w:t>Guidance</w:t>
-      </w:r>
     </w:p>
     <w:p>
       <w:pPr>
@@ -7537,7 +7623,7 @@
           <w:rPr>
             <w:rStyle w:val="Hyperlink"/>
           </w:rPr>
-          <w:t>Guideline on Making Information Technology Usable by All- Canada.ca</w:t>
+          <w:t>Guidance overview of regulatory amendments: Digital Technologies Phase 1 - Canada.ca</w:t>
         </w:r>
       </w:hyperlink>
     </w:p>
@@ -7550,6 +7636,24 @@
         </w:numPr>
       </w:pPr>
       <w:hyperlink r:id="rId60" w:history="1">
+        <w:r>
+          <w:rPr>
+            <w:rStyle w:val="Hyperlink"/>
+            <w:lang w:val="en-CA"/>
+          </w:rPr>
+          <w:t>Direction on Information Communications Technologies Accessibility</w:t>
+        </w:r>
+      </w:hyperlink>
+    </w:p>
+    <w:p>
+      <w:pPr>
+        <w:pStyle w:val="ListParagraph"/>
+        <w:numPr>
+          <w:ilvl w:val="0"/>
+          <w:numId w:val="20"/>
+        </w:numPr>
+      </w:pPr>
+      <w:hyperlink r:id="rId61" w:history="1">
         <w:r>
           <w:rPr>
             <w:rStyle w:val="Hyperlink"/>
@@ -7566,7 +7670,7 @@
           <w:numId w:val="20"/>
         </w:numPr>
       </w:pPr>
-      <w:hyperlink r:id="rId61" w:history="1">
+      <w:hyperlink r:id="rId62" w:history="1">
         <w:r>
           <w:rPr>
             <w:rStyle w:val="Hyperlink"/>
@@ -7581,7 +7685,7 @@
       </w:pPr>
       <w:bookmarkStart w:id="41" w:name="_Definitions"/>
       <w:bookmarkStart w:id="42" w:name="_Toc208490766"/>
-      <w:bookmarkStart w:id="43" w:name="_Toc187907156"/>
+      <w:bookmarkStart w:id="43" w:name="_Toc227226660"/>
       <w:bookmarkEnd w:id="41"/>
       <w:r>
         <w:t>Definitions</w:t>
@@ -7617,7 +7721,7 @@
       <w:r>
         <w:t xml:space="preserve"> in Appendix C of the </w:t>
       </w:r>
-      <w:hyperlink r:id="rId62" w:history="1">
+      <w:hyperlink r:id="rId63" w:history="1">
         <w:r>
           <w:rPr>
             <w:rStyle w:val="Hyperlink"/>
@@ -7637,13 +7741,13 @@
         <w:t>Accessibility</w:t>
       </w:r>
       <w:r>
-        <w:t xml:space="preserve"> </w:t>
-      </w:r>
-      <w:r>
-        <w:t>-</w:t>
-      </w:r>
-      <w:r>
-        <w:t xml:space="preserve"> “extent to which products, systems, services, environments and facilities can be used by people from a population with the widest range of user needs, characteristics and capabilities, to achieve identified goals in identified contexts of use (from ISO 9241-11:2018 [i.15])</w:t>
+        <w:t xml:space="preserve"> means the </w:t>
+      </w:r>
+      <w:r>
+        <w:t>“</w:t>
+      </w:r>
+      <w:r>
+        <w:t>extent to which products, systems, services, environments and facilities can be used by people from a population with the widest range of user needs, characteristics and capabilities, to achieve identified goals in identified contexts of use (from ISO 9241-11:2018 [i.15])</w:t>
       </w:r>
     </w:p>
     <w:p>
@@ -7689,8 +7793,7 @@
     <w:p>
       <w:pPr>
         <w:rPr>
-          <w:rFonts w:cs="Arial"/>
-          <w:szCs w:val="24"/>
+          <w:lang w:val="en-CA"/>
         </w:rPr>
       </w:pPr>
       <w:r>
@@ -7703,51 +7806,76 @@
         <w:rPr>
           <w:rStyle w:val="Strong"/>
         </w:rPr>
-        <w:t xml:space="preserve"> Conformance Reports </w:t>
+        <w:t xml:space="preserve"> Conformance Report</w:t>
       </w:r>
       <w:r>
         <w:rPr>
           <w:rStyle w:val="Strong"/>
         </w:rPr>
-        <w:t xml:space="preserve">using </w:t>
+        <w:t xml:space="preserve"> or ACR</w:t>
       </w:r>
       <w:r>
         <w:rPr>
-          <w:rStyle w:val="Strong"/>
+          <w:rFonts w:ascii="Segoe UI" w:eastAsia="Times New Roman" w:hAnsi="Segoe UI" w:cs="Segoe UI"/>
+          <w:sz w:val="18"/>
+          <w:szCs w:val="18"/>
+          <w:lang w:val="en-CA" w:eastAsia="en-CA"/>
         </w:rPr>
-        <w:t>the Voluntary Product Accessibility Template</w:t>
-      </w:r>
-      <w:r>
         <w:t xml:space="preserve"> </w:t>
       </w:r>
       <w:r>
-        <w:t>–</w:t>
-      </w:r>
-      <w:r>
+        <w:rPr>
+          <w:lang w:val="en-CA"/>
+        </w:rPr>
+        <w:t>means an unredacted report completed by a third-party</w:t>
+      </w:r>
+      <w:r>
+        <w:rPr>
+          <w:b/>
+          <w:bCs/>
+          <w:lang w:val="en-CA"/>
+        </w:rPr>
         <w:t xml:space="preserve"> </w:t>
       </w:r>
       <w:r>
-        <w:t>“The Accessibility Conformance Report (ACR) based on the ITI VPAT</w:t>
-      </w:r>
-      <w:bookmarkStart w:id="44" w:name="_Hlk187305783"/>
+        <w:rPr>
+          <w:lang w:val="en-CA"/>
+        </w:rPr>
+        <w:t xml:space="preserve">or by the </w:t>
+      </w:r>
+      <w:r>
+        <w:rPr>
+          <w:lang w:val="en-CA"/>
+        </w:rPr>
+        <w:t>Supplier</w:t>
+      </w:r>
+      <w:r>
+        <w:rPr>
+          <w:lang w:val="en-CA"/>
+        </w:rPr>
+        <w:t>’s in-house accessibility specialist, that is based on the Voluntary Product Accessibility Template (</w:t>
+      </w:r>
+      <w:hyperlink r:id="rId64" w:history="1">
+        <w:r>
+          <w:rPr>
+            <w:rStyle w:val="Hyperlink"/>
+            <w:lang w:val="en-CA"/>
+          </w:rPr>
+          <w:t>VPAT</w:t>
+        </w:r>
+      </w:hyperlink>
       <w:r>
         <w:rPr>
           <w:vertAlign w:val="superscript"/>
+          <w:lang w:val="en-CA"/>
         </w:rPr>
         <w:t>®</w:t>
       </w:r>
-      <w:bookmarkEnd w:id="44"/>
-      <w:r>
-        <w:t xml:space="preserve"> is the leading global reporting format for assisting buyers and sellers in identifying information and communications technology (ICT) products and services with accessibility features. Version 2 of the VPAT</w:t>
-      </w:r>
       <w:r>
         <w:rPr>
-          <w:vertAlign w:val="superscript"/>
+          <w:lang w:val="en-CA"/>
         </w:rPr>
-        <w:t>®</w:t>
-      </w:r>
-      <w:r>
-        <w:t xml:space="preserve"> was expanded to include the leading ICT accessibility standards: Section 508 (U.S.), EN 301 549 (EU), and W3C/WAI WCAG.”</w:t>
+        <w:t>)</w:t>
       </w:r>
       <w:r>
         <w:rPr>
@@ -7755,6 +7883,12 @@
         </w:rPr>
         <w:footnoteReference w:id="3"/>
       </w:r>
+      <w:r>
+        <w:rPr>
+          <w:lang w:val="en-CA"/>
+        </w:rPr>
+        <w:t xml:space="preserve"> or a comparable format, and details the test results of the ICT Solution against the applicable sections of the Accessibility Standard identified in the solicitation documents or, if no Accessibility Standard is specified, the EN 301 549.</w:t>
+      </w:r>
     </w:p>
     <w:p>
       <w:r>
@@ -7764,22 +7898,10 @@
         <w:t>Accessibility Conformance Testing</w:t>
       </w:r>
       <w:r>
-        <w:rPr>
-          <w:rStyle w:val="Strong"/>
-        </w:rPr>
-        <w:t xml:space="preserve"> </w:t>
-      </w:r>
-      <w:r>
-        <w:rPr>
-          <w:rStyle w:val="Strong"/>
-        </w:rPr>
-        <w:t>-</w:t>
-      </w:r>
-      <w:r>
-        <w:t xml:space="preserve"> </w:t>
-      </w:r>
-      <w:r>
-        <w:t>is the evaluation of a product or service to the requirements of a given standard, guideline or specification</w:t>
+        <w:t xml:space="preserve"> means</w:t>
+      </w:r>
+      <w:r>
+        <w:t xml:space="preserve"> the evaluation of a product or service to the requirements of a given standard, guideline or specification</w:t>
       </w:r>
     </w:p>
     <w:p>
@@ -7800,7 +7922,7 @@
         <w:t xml:space="preserve"> </w:t>
       </w:r>
       <w:r>
-        <w:t>-</w:t>
+        <w:t>means</w:t>
       </w:r>
       <w:r>
         <w:t xml:space="preserve"> the ultimate consumer of a finished product (good or service)</w:t>
@@ -7830,7 +7952,13 @@
         <w:t>/ Disability inclusive user testing</w:t>
       </w:r>
       <w:r>
-        <w:t xml:space="preserve"> - is the process of conducting usability testing with people with disabilities</w:t>
+        <w:t xml:space="preserve"> </w:t>
+      </w:r>
+      <w:r>
+        <w:t>means</w:t>
+      </w:r>
+      <w:r>
+        <w:t xml:space="preserve"> the process of conducting usability testing with people with disabilities</w:t>
       </w:r>
       <w:r>
         <w:t xml:space="preserve">. This step </w:t>
@@ -8003,7 +8131,18 @@
         <w:t>Information and Communication Technology (ICT)</w:t>
       </w:r>
       <w:r>
-        <w:t xml:space="preserve"> - </w:t>
+        <w:t xml:space="preserve"> </w:t>
+      </w:r>
+      <w:proofErr w:type="gramStart"/>
+      <w:r>
+        <w:t>means</w:t>
+      </w:r>
+      <w:proofErr w:type="gramEnd"/>
+      <w:r>
+        <w:t xml:space="preserve"> </w:t>
+      </w:r>
+      <w:r>
+        <w:t>“</w:t>
       </w:r>
       <w:r>
         <w:t>technology, equipment, or interconnected system or subsystem of equipment for which the principal function is the creation, conversion, duplication, automatic acquisition, storage, analysis, evaluation, manipulation, management, movement, control, display, switching, interchange, transmission, reception, or broadcast of data or information</w:t>
@@ -8044,9 +8183,9 @@
       <w:pPr>
         <w:pStyle w:val="Heading1"/>
       </w:pPr>
-      <w:bookmarkStart w:id="45" w:name="_What_information_should"/>
-      <w:bookmarkStart w:id="46" w:name="_Toc187907157"/>
-      <w:bookmarkEnd w:id="45"/>
+      <w:bookmarkStart w:id="44" w:name="_What_information_should"/>
+      <w:bookmarkStart w:id="45" w:name="_Toc227226661"/>
+      <w:bookmarkEnd w:id="44"/>
       <w:r>
         <w:lastRenderedPageBreak/>
         <w:t xml:space="preserve">What information should an Accessibility Conformance Report </w:t>
@@ -8057,7 +8196,7 @@
       <w:r>
         <w:t>contain?</w:t>
       </w:r>
-      <w:bookmarkEnd w:id="46"/>
+      <w:bookmarkEnd w:id="45"/>
     </w:p>
     <w:p>
       <w:r>
@@ -8075,7 +8214,7 @@
       <w:r>
         <w:t xml:space="preserve">“Voluntary Product Accessibility Template” and “VPAT” are registered service marks of the Information Technology Industry Council (ITI). For further information please refer to the </w:t>
       </w:r>
-      <w:hyperlink r:id="rId63" w:history="1">
+      <w:hyperlink r:id="rId65" w:history="1">
         <w:r>
           <w:rPr>
             <w:rStyle w:val="Hyperlink"/>
@@ -8299,9 +8438,9 @@
       </w:r>
     </w:p>
     <w:sectPr>
-      <w:headerReference w:type="even" r:id="rId64"/>
-      <w:footerReference w:type="default" r:id="rId65"/>
-      <w:headerReference w:type="first" r:id="rId66"/>
+      <w:headerReference w:type="even" r:id="rId66"/>
+      <w:footerReference w:type="default" r:id="rId67"/>
+      <w:headerReference w:type="first" r:id="rId68"/>
       <w:pgSz w:w="12240" w:h="15840"/>
       <w:pgMar w:top="1440" w:right="1440" w:bottom="1440" w:left="1440" w:header="720" w:footer="720" w:gutter="0"/>
       <w:cols w:space="720"/>
@@ -8354,7 +8493,7 @@
         <w:rPr>
           <w:noProof/>
         </w:rPr>
-        <w:t>Guide for Including Accessibility in ICT related Procurement 23Jan2025 EN</w:t>
+        <w:t>Guide for Including Accessibility in ICT related Procurement 16Apr2026</w:t>
       </w:r>
     </w:fldSimple>
     <w:r>
@@ -8364,13 +8503,6 @@
       <w:tab/>
     </w:r>
     <w:r>
-      <w:rPr>
-        <w:noProof/>
-      </w:rPr>
-      <w:tab/>
-    </w:r>
-    <w:r>
-      <w:tab/>
       <w:t xml:space="preserve">Page </w:t>
     </w:r>
     <w:r>
@@ -8672,7 +8804,7 @@
               <v:stroke joinstyle="miter"/>
               <v:path gradientshapeok="t" o:connecttype="rect"/>
             </v:shapetype>
-            <v:shape id="Text Box 2" o:spid="_x0000_s1026" type="#_x0000_t202" alt="Unclassified | Non classifié" style="position:absolute;margin-left:-16.25pt;margin-top:0;width:34.95pt;height:34.95pt;z-index:251658241;visibility:visible;mso-wrap-style:none;mso-wrap-distance-left:0;mso-wrap-distance-top:0;mso-wrap-distance-right:0;mso-wrap-distance-bottom:0;mso-position-horizontal:right;mso-position-horizontal-relative:page;mso-position-vertical:top;mso-position-vertical-relative:page;v-text-anchor:top" o:gfxdata="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" filled="f" stroked="f">
+            <v:shape id="Text Box 2" o:spid="_x0000_s1026" type="#_x0000_t202" alt="Unclassified | Non classifié" style="position:absolute;margin-left:-16.25pt;margin-top:0;width:34.95pt;height:34.95pt;z-index:251658241;visibility:visible;mso-wrap-style:none;mso-wrap-distance-left:0;mso-wrap-distance-top:0;mso-wrap-distance-right:0;mso-wrap-distance-bottom:0;mso-position-horizontal:right;mso-position-horizontal-relative:page;mso-position-vertical:top;mso-position-vertical-relative:page;v-text-anchor:top" o:gfxdata="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" filled="f" stroked="f">
               <v:textbox style="mso-fit-shape-to-text:t" inset="0,15pt,20pt,0">
                 <w:txbxContent>
                   <w:p>
@@ -8798,7 +8930,7 @@
               <v:stroke joinstyle="miter"/>
               <v:path gradientshapeok="t" o:connecttype="rect"/>
             </v:shapetype>
-            <v:shape id="Text Box 1" o:spid="_x0000_s1027" type="#_x0000_t202" alt="Unclassified | Non classifié" style="position:absolute;margin-left:-16.25pt;margin-top:0;width:34.95pt;height:34.95pt;z-index:251658240;visibility:visible;mso-wrap-style:none;mso-wrap-distance-left:0;mso-wrap-distance-top:0;mso-wrap-distance-right:0;mso-wrap-distance-bottom:0;mso-position-horizontal:right;mso-position-horizontal-relative:page;mso-position-vertical:top;mso-position-vertical-relative:page;v-text-anchor:top" o:gfxdata="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" filled="f" stroked="f">
+            <v:shape id="Text Box 1" o:spid="_x0000_s1027" type="#_x0000_t202" alt="Unclassified | Non classifié" style="position:absolute;margin-left:-16.25pt;margin-top:0;width:34.95pt;height:34.95pt;z-index:251658240;visibility:visible;mso-wrap-style:none;mso-wrap-distance-left:0;mso-wrap-distance-top:0;mso-wrap-distance-right:0;mso-wrap-distance-bottom:0;mso-position-horizontal:right;mso-position-horizontal-relative:page;mso-position-vertical:top;mso-position-vertical-relative:page;v-text-anchor:top" o:gfxdata="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" filled="f" stroked="f">
               <v:textbox style="mso-fit-shape-to-text:t" inset="0,15pt,20pt,0">
                 <w:txbxContent>
                   <w:p>
@@ -10531,6 +10663,119 @@
     </w:lvl>
   </w:abstractNum>
   <w:abstractNum w:abstractNumId="15" w15:restartNumberingAfterBreak="0">
+    <w:nsid w:val="578F5F76"/>
+    <w:multiLevelType w:val="hybridMultilevel"/>
+    <w:tmpl w:val="93DE5104"/>
+    <w:lvl w:ilvl="0" w:tplc="CF3CC184">
+      <w:start w:val="2"/>
+      <w:numFmt w:val="bullet"/>
+      <w:lvlText w:val="-"/>
+      <w:lvlJc w:val="left"/>
+      <w:pPr>
+        <w:ind w:left="720" w:hanging="360"/>
+      </w:pPr>
+      <w:rPr>
+        <w:rFonts w:ascii="Arial" w:eastAsiaTheme="minorHAnsi" w:hAnsi="Arial" w:cs="Arial" w:hint="default"/>
+      </w:rPr>
+    </w:lvl>
+    <w:lvl w:ilvl="1" w:tplc="10090003" w:tentative="1">
+      <w:start w:val="1"/>
+      <w:numFmt w:val="bullet"/>
+      <w:lvlText w:val="o"/>
+      <w:lvlJc w:val="left"/>
+      <w:pPr>
+        <w:ind w:left="1440" w:hanging="360"/>
+      </w:pPr>
+      <w:rPr>
+        <w:rFonts w:ascii="Courier New" w:hAnsi="Courier New" w:cs="Courier New" w:hint="default"/>
+      </w:rPr>
+    </w:lvl>
+    <w:lvl w:ilvl="2" w:tplc="10090005" w:tentative="1">
+      <w:start w:val="1"/>
+      <w:numFmt w:val="bullet"/>
+      <w:lvlText w:val=""/>
+      <w:lvlJc w:val="left"/>
+      <w:pPr>
+        <w:ind w:left="2160" w:hanging="360"/>
+      </w:pPr>
+      <w:rPr>
+        <w:rFonts w:ascii="Wingdings" w:hAnsi="Wingdings" w:hint="default"/>
+      </w:rPr>
+    </w:lvl>
+    <w:lvl w:ilvl="3" w:tplc="10090001" w:tentative="1">
+      <w:start w:val="1"/>
+      <w:numFmt w:val="bullet"/>
+      <w:lvlText w:val=""/>
+      <w:lvlJc w:val="left"/>
+      <w:pPr>
+        <w:ind w:left="2880" w:hanging="360"/>
+      </w:pPr>
+      <w:rPr>
+        <w:rFonts w:ascii="Symbol" w:hAnsi="Symbol" w:hint="default"/>
+      </w:rPr>
+    </w:lvl>
+    <w:lvl w:ilvl="4" w:tplc="10090003" w:tentative="1">
+      <w:start w:val="1"/>
+      <w:numFmt w:val="bullet"/>
+      <w:lvlText w:val="o"/>
+      <w:lvlJc w:val="left"/>
+      <w:pPr>
+        <w:ind w:left="3600" w:hanging="360"/>
+      </w:pPr>
+      <w:rPr>
+        <w:rFonts w:ascii="Courier New" w:hAnsi="Courier New" w:cs="Courier New" w:hint="default"/>
+      </w:rPr>
+    </w:lvl>
+    <w:lvl w:ilvl="5" w:tplc="10090005" w:tentative="1">
+      <w:start w:val="1"/>
+      <w:numFmt w:val="bullet"/>
+      <w:lvlText w:val=""/>
+      <w:lvlJc w:val="left"/>
+      <w:pPr>
+        <w:ind w:left="4320" w:hanging="360"/>
+      </w:pPr>
+      <w:rPr>
+        <w:rFonts w:ascii="Wingdings" w:hAnsi="Wingdings" w:hint="default"/>
+      </w:rPr>
+    </w:lvl>
+    <w:lvl w:ilvl="6" w:tplc="10090001" w:tentative="1">
+      <w:start w:val="1"/>
+      <w:numFmt w:val="bullet"/>
+      <w:lvlText w:val=""/>
+      <w:lvlJc w:val="left"/>
+      <w:pPr>
+        <w:ind w:left="5040" w:hanging="360"/>
+      </w:pPr>
+      <w:rPr>
+        <w:rFonts w:ascii="Symbol" w:hAnsi="Symbol" w:hint="default"/>
+      </w:rPr>
+    </w:lvl>
+    <w:lvl w:ilvl="7" w:tplc="10090003" w:tentative="1">
+      <w:start w:val="1"/>
+      <w:numFmt w:val="bullet"/>
+      <w:lvlText w:val="o"/>
+      <w:lvlJc w:val="left"/>
+      <w:pPr>
+        <w:ind w:left="5760" w:hanging="360"/>
+      </w:pPr>
+      <w:rPr>
+        <w:rFonts w:ascii="Courier New" w:hAnsi="Courier New" w:cs="Courier New" w:hint="default"/>
+      </w:rPr>
+    </w:lvl>
+    <w:lvl w:ilvl="8" w:tplc="10090005" w:tentative="1">
+      <w:start w:val="1"/>
+      <w:numFmt w:val="bullet"/>
+      <w:lvlText w:val=""/>
+      <w:lvlJc w:val="left"/>
+      <w:pPr>
+        <w:ind w:left="6480" w:hanging="360"/>
+      </w:pPr>
+      <w:rPr>
+        <w:rFonts w:ascii="Wingdings" w:hAnsi="Wingdings" w:hint="default"/>
+      </w:rPr>
+    </w:lvl>
+  </w:abstractNum>
+  <w:abstractNum w:abstractNumId="16" w15:restartNumberingAfterBreak="0">
     <w:nsid w:val="63161D87"/>
     <w:multiLevelType w:val="hybridMultilevel"/>
     <w:tmpl w:val="B372D212"/>
@@ -10643,7 +10888,7 @@
       </w:rPr>
     </w:lvl>
   </w:abstractNum>
-  <w:abstractNum w:abstractNumId="16" w15:restartNumberingAfterBreak="0">
+  <w:abstractNum w:abstractNumId="17" w15:restartNumberingAfterBreak="0">
     <w:nsid w:val="6329793E"/>
     <w:multiLevelType w:val="hybridMultilevel"/>
     <w:tmpl w:val="4394EFE4"/>
@@ -10756,7 +11001,120 @@
       </w:rPr>
     </w:lvl>
   </w:abstractNum>
-  <w:abstractNum w:abstractNumId="17" w15:restartNumberingAfterBreak="0">
+  <w:abstractNum w:abstractNumId="18" w15:restartNumberingAfterBreak="0">
+    <w:nsid w:val="67852102"/>
+    <w:multiLevelType w:val="hybridMultilevel"/>
+    <w:tmpl w:val="24702DD0"/>
+    <w:lvl w:ilvl="0" w:tplc="10090001">
+      <w:start w:val="1"/>
+      <w:numFmt w:val="bullet"/>
+      <w:lvlText w:val=""/>
+      <w:lvlJc w:val="left"/>
+      <w:pPr>
+        <w:ind w:left="720" w:hanging="360"/>
+      </w:pPr>
+      <w:rPr>
+        <w:rFonts w:ascii="Symbol" w:hAnsi="Symbol" w:hint="default"/>
+      </w:rPr>
+    </w:lvl>
+    <w:lvl w:ilvl="1" w:tplc="10090003" w:tentative="1">
+      <w:start w:val="1"/>
+      <w:numFmt w:val="bullet"/>
+      <w:lvlText w:val="o"/>
+      <w:lvlJc w:val="left"/>
+      <w:pPr>
+        <w:ind w:left="1440" w:hanging="360"/>
+      </w:pPr>
+      <w:rPr>
+        <w:rFonts w:ascii="Courier New" w:hAnsi="Courier New" w:cs="Courier New" w:hint="default"/>
+      </w:rPr>
+    </w:lvl>
+    <w:lvl w:ilvl="2" w:tplc="10090005" w:tentative="1">
+      <w:start w:val="1"/>
+      <w:numFmt w:val="bullet"/>
+      <w:lvlText w:val=""/>
+      <w:lvlJc w:val="left"/>
+      <w:pPr>
+        <w:ind w:left="2160" w:hanging="360"/>
+      </w:pPr>
+      <w:rPr>
+        <w:rFonts w:ascii="Wingdings" w:hAnsi="Wingdings" w:hint="default"/>
+      </w:rPr>
+    </w:lvl>
+    <w:lvl w:ilvl="3" w:tplc="10090001" w:tentative="1">
+      <w:start w:val="1"/>
+      <w:numFmt w:val="bullet"/>
+      <w:lvlText w:val=""/>
+      <w:lvlJc w:val="left"/>
+      <w:pPr>
+        <w:ind w:left="2880" w:hanging="360"/>
+      </w:pPr>
+      <w:rPr>
+        <w:rFonts w:ascii="Symbol" w:hAnsi="Symbol" w:hint="default"/>
+      </w:rPr>
+    </w:lvl>
+    <w:lvl w:ilvl="4" w:tplc="10090003" w:tentative="1">
+      <w:start w:val="1"/>
+      <w:numFmt w:val="bullet"/>
+      <w:lvlText w:val="o"/>
+      <w:lvlJc w:val="left"/>
+      <w:pPr>
+        <w:ind w:left="3600" w:hanging="360"/>
+      </w:pPr>
+      <w:rPr>
+        <w:rFonts w:ascii="Courier New" w:hAnsi="Courier New" w:cs="Courier New" w:hint="default"/>
+      </w:rPr>
+    </w:lvl>
+    <w:lvl w:ilvl="5" w:tplc="10090005" w:tentative="1">
+      <w:start w:val="1"/>
+      <w:numFmt w:val="bullet"/>
+      <w:lvlText w:val=""/>
+      <w:lvlJc w:val="left"/>
+      <w:pPr>
+        <w:ind w:left="4320" w:hanging="360"/>
+      </w:pPr>
+      <w:rPr>
+        <w:rFonts w:ascii="Wingdings" w:hAnsi="Wingdings" w:hint="default"/>
+      </w:rPr>
+    </w:lvl>
+    <w:lvl w:ilvl="6" w:tplc="10090001" w:tentative="1">
+      <w:start w:val="1"/>
+      <w:numFmt w:val="bullet"/>
+      <w:lvlText w:val=""/>
+      <w:lvlJc w:val="left"/>
+      <w:pPr>
+        <w:ind w:left="5040" w:hanging="360"/>
+      </w:pPr>
+      <w:rPr>
+        <w:rFonts w:ascii="Symbol" w:hAnsi="Symbol" w:hint="default"/>
+      </w:rPr>
+    </w:lvl>
+    <w:lvl w:ilvl="7" w:tplc="10090003" w:tentative="1">
+      <w:start w:val="1"/>
+      <w:numFmt w:val="bullet"/>
+      <w:lvlText w:val="o"/>
+      <w:lvlJc w:val="left"/>
+      <w:pPr>
+        <w:ind w:left="5760" w:hanging="360"/>
+      </w:pPr>
+      <w:rPr>
+        <w:rFonts w:ascii="Courier New" w:hAnsi="Courier New" w:cs="Courier New" w:hint="default"/>
+      </w:rPr>
+    </w:lvl>
+    <w:lvl w:ilvl="8" w:tplc="10090005" w:tentative="1">
+      <w:start w:val="1"/>
+      <w:numFmt w:val="bullet"/>
+      <w:lvlText w:val=""/>
+      <w:lvlJc w:val="left"/>
+      <w:pPr>
+        <w:ind w:left="6480" w:hanging="360"/>
+      </w:pPr>
+      <w:rPr>
+        <w:rFonts w:ascii="Wingdings" w:hAnsi="Wingdings" w:hint="default"/>
+      </w:rPr>
+    </w:lvl>
+  </w:abstractNum>
+  <w:abstractNum w:abstractNumId="19" w15:restartNumberingAfterBreak="0">
     <w:nsid w:val="68751E2C"/>
     <w:multiLevelType w:val="hybridMultilevel"/>
     <w:tmpl w:val="883C0D38"/>
@@ -10766,6 +11124,119 @@
       <w:lvlText w:val=""/>
       <w:lvlJc w:val="left"/>
       <w:pPr>
+        <w:ind w:left="1080" w:hanging="360"/>
+      </w:pPr>
+      <w:rPr>
+        <w:rFonts w:ascii="Symbol" w:hAnsi="Symbol" w:hint="default"/>
+      </w:rPr>
+    </w:lvl>
+    <w:lvl w:ilvl="1" w:tplc="10090003" w:tentative="1">
+      <w:start w:val="1"/>
+      <w:numFmt w:val="bullet"/>
+      <w:lvlText w:val="o"/>
+      <w:lvlJc w:val="left"/>
+      <w:pPr>
+        <w:ind w:left="1800" w:hanging="360"/>
+      </w:pPr>
+      <w:rPr>
+        <w:rFonts w:ascii="Courier New" w:hAnsi="Courier New" w:cs="Courier New" w:hint="default"/>
+      </w:rPr>
+    </w:lvl>
+    <w:lvl w:ilvl="2" w:tplc="10090005" w:tentative="1">
+      <w:start w:val="1"/>
+      <w:numFmt w:val="bullet"/>
+      <w:lvlText w:val=""/>
+      <w:lvlJc w:val="left"/>
+      <w:pPr>
+        <w:ind w:left="2520" w:hanging="360"/>
+      </w:pPr>
+      <w:rPr>
+        <w:rFonts w:ascii="Wingdings" w:hAnsi="Wingdings" w:hint="default"/>
+      </w:rPr>
+    </w:lvl>
+    <w:lvl w:ilvl="3" w:tplc="10090001" w:tentative="1">
+      <w:start w:val="1"/>
+      <w:numFmt w:val="bullet"/>
+      <w:lvlText w:val=""/>
+      <w:lvlJc w:val="left"/>
+      <w:pPr>
+        <w:ind w:left="3240" w:hanging="360"/>
+      </w:pPr>
+      <w:rPr>
+        <w:rFonts w:ascii="Symbol" w:hAnsi="Symbol" w:hint="default"/>
+      </w:rPr>
+    </w:lvl>
+    <w:lvl w:ilvl="4" w:tplc="10090003" w:tentative="1">
+      <w:start w:val="1"/>
+      <w:numFmt w:val="bullet"/>
+      <w:lvlText w:val="o"/>
+      <w:lvlJc w:val="left"/>
+      <w:pPr>
+        <w:ind w:left="3960" w:hanging="360"/>
+      </w:pPr>
+      <w:rPr>
+        <w:rFonts w:ascii="Courier New" w:hAnsi="Courier New" w:cs="Courier New" w:hint="default"/>
+      </w:rPr>
+    </w:lvl>
+    <w:lvl w:ilvl="5" w:tplc="10090005" w:tentative="1">
+      <w:start w:val="1"/>
+      <w:numFmt w:val="bullet"/>
+      <w:lvlText w:val=""/>
+      <w:lvlJc w:val="left"/>
+      <w:pPr>
+        <w:ind w:left="4680" w:hanging="360"/>
+      </w:pPr>
+      <w:rPr>
+        <w:rFonts w:ascii="Wingdings" w:hAnsi="Wingdings" w:hint="default"/>
+      </w:rPr>
+    </w:lvl>
+    <w:lvl w:ilvl="6" w:tplc="10090001" w:tentative="1">
+      <w:start w:val="1"/>
+      <w:numFmt w:val="bullet"/>
+      <w:lvlText w:val=""/>
+      <w:lvlJc w:val="left"/>
+      <w:pPr>
+        <w:ind w:left="5400" w:hanging="360"/>
+      </w:pPr>
+      <w:rPr>
+        <w:rFonts w:ascii="Symbol" w:hAnsi="Symbol" w:hint="default"/>
+      </w:rPr>
+    </w:lvl>
+    <w:lvl w:ilvl="7" w:tplc="10090003" w:tentative="1">
+      <w:start w:val="1"/>
+      <w:numFmt w:val="bullet"/>
+      <w:lvlText w:val="o"/>
+      <w:lvlJc w:val="left"/>
+      <w:pPr>
+        <w:ind w:left="6120" w:hanging="360"/>
+      </w:pPr>
+      <w:rPr>
+        <w:rFonts w:ascii="Courier New" w:hAnsi="Courier New" w:cs="Courier New" w:hint="default"/>
+      </w:rPr>
+    </w:lvl>
+    <w:lvl w:ilvl="8" w:tplc="10090005" w:tentative="1">
+      <w:start w:val="1"/>
+      <w:numFmt w:val="bullet"/>
+      <w:lvlText w:val=""/>
+      <w:lvlJc w:val="left"/>
+      <w:pPr>
+        <w:ind w:left="6840" w:hanging="360"/>
+      </w:pPr>
+      <w:rPr>
+        <w:rFonts w:ascii="Wingdings" w:hAnsi="Wingdings" w:hint="default"/>
+      </w:rPr>
+    </w:lvl>
+  </w:abstractNum>
+  <w:abstractNum w:abstractNumId="20" w15:restartNumberingAfterBreak="0">
+    <w:nsid w:val="6AA5187D"/>
+    <w:multiLevelType w:val="hybridMultilevel"/>
+    <w:tmpl w:val="39003556"/>
+    <w:lvl w:ilvl="0" w:tplc="10090001">
+      <w:start w:val="1"/>
+      <w:numFmt w:val="bullet"/>
+      <w:lvlText w:val=""/>
+      <w:lvlJc w:val="left"/>
+      <w:pPr>
         <w:ind w:left="720" w:hanging="360"/>
       </w:pPr>
       <w:rPr>
@@ -10869,7 +11340,7 @@
       </w:rPr>
     </w:lvl>
   </w:abstractNum>
-  <w:abstractNum w:abstractNumId="18" w15:restartNumberingAfterBreak="0">
+  <w:abstractNum w:abstractNumId="21" w15:restartNumberingAfterBreak="0">
     <w:nsid w:val="6E6A371E"/>
     <w:multiLevelType w:val="hybridMultilevel"/>
     <w:tmpl w:val="8B70BD74"/>
@@ -10982,7 +11453,7 @@
       </w:rPr>
     </w:lvl>
   </w:abstractNum>
-  <w:abstractNum w:abstractNumId="19" w15:restartNumberingAfterBreak="0">
+  <w:abstractNum w:abstractNumId="22" w15:restartNumberingAfterBreak="0">
     <w:nsid w:val="72C255E1"/>
     <w:multiLevelType w:val="hybridMultilevel"/>
     <w:tmpl w:val="AD02929A"/>
@@ -11095,7 +11566,7 @@
       </w:rPr>
     </w:lvl>
   </w:abstractNum>
-  <w:abstractNum w:abstractNumId="20" w15:restartNumberingAfterBreak="0">
+  <w:abstractNum w:abstractNumId="23" w15:restartNumberingAfterBreak="0">
     <w:nsid w:val="72FB53D7"/>
     <w:multiLevelType w:val="hybridMultilevel"/>
     <w:tmpl w:val="61C8A438"/>
@@ -11208,7 +11679,7 @@
       </w:rPr>
     </w:lvl>
   </w:abstractNum>
-  <w:abstractNum w:abstractNumId="21" w15:restartNumberingAfterBreak="0">
+  <w:abstractNum w:abstractNumId="24" w15:restartNumberingAfterBreak="0">
     <w:nsid w:val="73CC2CB8"/>
     <w:multiLevelType w:val="hybridMultilevel"/>
     <w:tmpl w:val="7294FC94"/>
@@ -11321,7 +11792,7 @@
       </w:rPr>
     </w:lvl>
   </w:abstractNum>
-  <w:abstractNum w:abstractNumId="22" w15:restartNumberingAfterBreak="0">
+  <w:abstractNum w:abstractNumId="25" w15:restartNumberingAfterBreak="0">
     <w:nsid w:val="762372DA"/>
     <w:multiLevelType w:val="hybridMultilevel"/>
     <w:tmpl w:val="0414E202"/>
@@ -11441,7 +11912,7 @@
     <w:abstractNumId w:val="13"/>
   </w:num>
   <w:num w:numId="4" w16cid:durableId="208736299">
-    <w:abstractNumId w:val="19"/>
+    <w:abstractNumId w:val="22"/>
   </w:num>
   <w:num w:numId="5" w16cid:durableId="281226623">
     <w:abstractNumId w:val="7"/>
@@ -11450,10 +11921,10 @@
     <w:abstractNumId w:val="12"/>
   </w:num>
   <w:num w:numId="7" w16cid:durableId="233007446">
-    <w:abstractNumId w:val="16"/>
+    <w:abstractNumId w:val="17"/>
   </w:num>
   <w:num w:numId="8" w16cid:durableId="906720726">
-    <w:abstractNumId w:val="20"/>
+    <w:abstractNumId w:val="23"/>
   </w:num>
   <w:num w:numId="9" w16cid:durableId="392001610">
     <w:abstractNumId w:val="2"/>
@@ -11471,22 +11942,22 @@
     <w:abstractNumId w:val="0"/>
   </w:num>
   <w:num w:numId="14" w16cid:durableId="1491864999">
-    <w:abstractNumId w:val="22"/>
+    <w:abstractNumId w:val="25"/>
   </w:num>
   <w:num w:numId="15" w16cid:durableId="1720737026">
-    <w:abstractNumId w:val="17"/>
+    <w:abstractNumId w:val="19"/>
   </w:num>
   <w:num w:numId="16" w16cid:durableId="1858885930">
     <w:abstractNumId w:val="14"/>
   </w:num>
   <w:num w:numId="17" w16cid:durableId="52394614">
-    <w:abstractNumId w:val="15"/>
+    <w:abstractNumId w:val="16"/>
   </w:num>
   <w:num w:numId="18" w16cid:durableId="1517889484">
-    <w:abstractNumId w:val="21"/>
+    <w:abstractNumId w:val="24"/>
   </w:num>
   <w:num w:numId="19" w16cid:durableId="1826779473">
-    <w:abstractNumId w:val="18"/>
+    <w:abstractNumId w:val="21"/>
   </w:num>
   <w:num w:numId="20" w16cid:durableId="1705010861">
     <w:abstractNumId w:val="10"/>
@@ -11499,6 +11970,15 @@
   </w:num>
   <w:num w:numId="23" w16cid:durableId="1896620071">
     <w:abstractNumId w:val="9"/>
+  </w:num>
+  <w:num w:numId="24" w16cid:durableId="277101294">
+    <w:abstractNumId w:val="20"/>
+  </w:num>
+  <w:num w:numId="25" w16cid:durableId="650642133">
+    <w:abstractNumId w:val="18"/>
+  </w:num>
+  <w:num w:numId="26" w16cid:durableId="1501847820">
+    <w:abstractNumId w:val="15"/>
   </w:num>
   <w:numIdMacAtCleanup w:val="23"/>
 </w:numbering>
@@ -11902,7 +12382,7 @@
   <w:style w:type="paragraph" w:default="1" w:styleId="Normal">
     <w:name w:val="Normal"/>
     <w:qFormat/>
-    <w:rsid w:val="00CC05F1"/>
+    <w:rsid w:val="00A15194"/>
     <w:pPr>
       <w:spacing w:after="120" w:line="360" w:lineRule="atLeast"/>
     </w:pPr>
@@ -12734,6 +13214,28 @@
       <w:ind w:left="480"/>
     </w:pPr>
   </w:style>
+  <w:style w:type="table" w:styleId="TableGrid">
+    <w:name w:val="Table Grid"/>
+    <w:basedOn w:val="TableNormal"/>
+    <w:uiPriority w:val="39"/>
+    <w:rsid w:val="0029097E"/>
+    <w:pPr>
+      <w:spacing w:after="0" w:line="240" w:lineRule="auto"/>
+    </w:pPr>
+    <w:rPr>
+      <w:lang w:val="en-CA"/>
+    </w:rPr>
+    <w:tblPr>
+      <w:tblBorders>
+        <w:top w:val="single" w:sz="4" w:space="0" w:color="auto"/>
+        <w:left w:val="single" w:sz="4" w:space="0" w:color="auto"/>
+        <w:bottom w:val="single" w:sz="4" w:space="0" w:color="auto"/>
+        <w:right w:val="single" w:sz="4" w:space="0" w:color="auto"/>
+        <w:insideH w:val="single" w:sz="4" w:space="0" w:color="auto"/>
+        <w:insideV w:val="single" w:sz="4" w:space="0" w:color="auto"/>
+      </w:tblBorders>
+    </w:tblPr>
+  </w:style>
 </w:styles>
 </file>
 
@@ -12939,31 +13441,8 @@
 </file>
 
 <file path=customXml/item1.xml><?xml version="1.0" encoding="utf-8"?>
-<p:properties xmlns:p="http://schemas.microsoft.com/office/2006/metadata/properties" xmlns:xsi="http://www.w3.org/2001/XMLSchema-instance" xmlns:pc="http://schemas.microsoft.com/office/infopath/2007/PartnerControls">
-  <documentManagement>
-    <lcf76f155ced4ddcb4097134ff3c332f xmlns="a5b58bab-3cc2-4c8f-acd6-cc36c5af2e8d">
-      <Terms xmlns="http://schemas.microsoft.com/office/infopath/2007/PartnerControls"/>
-    </lcf76f155ced4ddcb4097134ff3c332f>
-  </documentManagement>
-</p:properties>
-</file>
-
-<file path=customXml/item2.xml><?xml version="1.0" encoding="utf-8"?>
-<b:Sources xmlns:b="http://schemas.openxmlformats.org/officeDocument/2006/bibliography" xmlns="http://schemas.openxmlformats.org/officeDocument/2006/bibliography" SelectedStyle="\APASixthEditionOfficeOnline.xsl" StyleName="APA" Version="6"/>
-</file>
-
-<file path=customXml/item3.xml><?xml version="1.0" encoding="utf-8"?>
-<?mso-contentType ?>
-<FormTemplates xmlns="http://schemas.microsoft.com/sharepoint/v3/contenttype/forms">
-  <Display>DocumentLibraryForm</Display>
-  <Edit>DocumentLibraryForm</Edit>
-  <New>DocumentLibraryForm</New>
-</FormTemplates>
-</file>
-
-<file path=customXml/item4.xml><?xml version="1.0" encoding="utf-8"?>
-<ct:contentTypeSchema xmlns:ct="http://schemas.microsoft.com/office/2006/metadata/contentType" xmlns:ma="http://schemas.microsoft.com/office/2006/metadata/properties/metaAttributes" ct:_="" ma:_="" ma:contentTypeName="Document" ma:contentTypeID="0x010100B05E66BA07A98346B3261AD8B646936B" ma:contentTypeVersion="13" ma:contentTypeDescription="Create a new document." ma:contentTypeScope="" ma:versionID="e881eedf18919df59b50d8c8e8b68905">
-  <xsd:schema xmlns:xsd="http://www.w3.org/2001/XMLSchema" xmlns:xs="http://www.w3.org/2001/XMLSchema" xmlns:p="http://schemas.microsoft.com/office/2006/metadata/properties" xmlns:ns2="a5b58bab-3cc2-4c8f-acd6-cc36c5af2e8d" xmlns:ns3="c007984e-1eed-4865-becd-8cfebec4a65c" targetNamespace="http://schemas.microsoft.com/office/2006/metadata/properties" ma:root="true" ma:fieldsID="7e64d17a4556335a64cf56015ff1d874" ns2:_="" ns3:_="">
+<ct:contentTypeSchema xmlns:ct="http://schemas.microsoft.com/office/2006/metadata/contentType" xmlns:ma="http://schemas.microsoft.com/office/2006/metadata/properties/metaAttributes" ct:_="" ma:_="" ma:contentTypeName="Document" ma:contentTypeID="0x010100B05E66BA07A98346B3261AD8B646936B" ma:contentTypeVersion="13" ma:contentTypeDescription="Create a new document." ma:contentTypeScope="" ma:versionID="e5714126c7c062678b1fc085f0107ab2">
+  <xsd:schema xmlns:xsd="http://www.w3.org/2001/XMLSchema" xmlns:xs="http://www.w3.org/2001/XMLSchema" xmlns:p="http://schemas.microsoft.com/office/2006/metadata/properties" xmlns:ns2="a5b58bab-3cc2-4c8f-acd6-cc36c5af2e8d" xmlns:ns3="c007984e-1eed-4865-becd-8cfebec4a65c" targetNamespace="http://schemas.microsoft.com/office/2006/metadata/properties" ma:root="true" ma:fieldsID="a9ee008303d97484889578befa572ef3" ns2:_="" ns3:_="">
     <xsd:import namespace="a5b58bab-3cc2-4c8f-acd6-cc36c5af2e8d"/>
     <xsd:import namespace="c007984e-1eed-4865-becd-8cfebec4a65c"/>
     <xsd:element name="properties">
@@ -13178,34 +13657,31 @@
 </ct:contentTypeSchema>
 </file>
 
-<file path=customXml/itemProps1.xml><?xml version="1.0" encoding="utf-8"?>
-<ds:datastoreItem xmlns:ds="http://schemas.openxmlformats.org/officeDocument/2006/customXml" ds:itemID="{741B572B-AF25-4027-9661-474E6AC60B53}">
-  <ds:schemaRefs>
-    <ds:schemaRef ds:uri="http://schemas.microsoft.com/office/2006/metadata/properties"/>
-    <ds:schemaRef ds:uri="http://schemas.microsoft.com/office/infopath/2007/PartnerControls"/>
-    <ds:schemaRef ds:uri="a5b58bab-3cc2-4c8f-acd6-cc36c5af2e8d"/>
-  </ds:schemaRefs>
-</ds:datastoreItem>
+<file path=customXml/item2.xml><?xml version="1.0" encoding="utf-8"?>
+<?mso-contentType ?>
+<FormTemplates xmlns="http://schemas.microsoft.com/sharepoint/v3/contenttype/forms">
+  <Display>DocumentLibraryForm</Display>
+  <Edit>DocumentLibraryForm</Edit>
+  <New>DocumentLibraryForm</New>
+</FormTemplates>
 </file>
 
-<file path=customXml/itemProps2.xml><?xml version="1.0" encoding="utf-8"?>
-<ds:datastoreItem xmlns:ds="http://schemas.openxmlformats.org/officeDocument/2006/customXml" ds:itemID="{DB39A855-1A64-4D5B-B3D8-4F177AE58AA8}">
-  <ds:schemaRefs>
-    <ds:schemaRef ds:uri="http://schemas.openxmlformats.org/officeDocument/2006/bibliography"/>
-  </ds:schemaRefs>
-</ds:datastoreItem>
+<file path=customXml/item3.xml><?xml version="1.0" encoding="utf-8"?>
+<p:properties xmlns:p="http://schemas.microsoft.com/office/2006/metadata/properties" xmlns:xsi="http://www.w3.org/2001/XMLSchema-instance" xmlns:pc="http://schemas.microsoft.com/office/infopath/2007/PartnerControls">
+  <documentManagement>
+    <lcf76f155ced4ddcb4097134ff3c332f xmlns="a5b58bab-3cc2-4c8f-acd6-cc36c5af2e8d">
+      <Terms xmlns="http://schemas.microsoft.com/office/infopath/2007/PartnerControls"/>
+    </lcf76f155ced4ddcb4097134ff3c332f>
+  </documentManagement>
+</p:properties>
 </file>
 
-<file path=customXml/itemProps3.xml><?xml version="1.0" encoding="utf-8"?>
-<ds:datastoreItem xmlns:ds="http://schemas.openxmlformats.org/officeDocument/2006/customXml" ds:itemID="{09FFADB5-EA6D-4772-B31B-FD6434BF1C8E}">
-  <ds:schemaRefs>
-    <ds:schemaRef ds:uri="http://schemas.microsoft.com/sharepoint/v3/contenttype/forms"/>
-  </ds:schemaRefs>
-</ds:datastoreItem>
+<file path=customXml/item4.xml><?xml version="1.0" encoding="utf-8"?>
+<b:Sources xmlns:b="http://schemas.openxmlformats.org/officeDocument/2006/bibliography" xmlns="http://schemas.openxmlformats.org/officeDocument/2006/bibliography" SelectedStyle="\APASixthEditionOfficeOnline.xsl" StyleName="APA" Version="6"/>
 </file>
 
-<file path=customXml/itemProps4.xml><?xml version="1.0" encoding="utf-8"?>
-<ds:datastoreItem xmlns:ds="http://schemas.openxmlformats.org/officeDocument/2006/customXml" ds:itemID="{3CB629D3-36CE-45B7-A9B2-2E3EF444920C}">
+<file path=customXml/itemProps1.xml><?xml version="1.0" encoding="utf-8"?>
+<ds:datastoreItem xmlns:ds="http://schemas.openxmlformats.org/officeDocument/2006/customXml" ds:itemID="{47E854D2-C99B-4776-8C9D-28192D46F89F}">
   <ds:schemaRefs>
     <ds:schemaRef ds:uri="http://schemas.microsoft.com/office/2006/metadata/contentType"/>
     <ds:schemaRef ds:uri="http://schemas.microsoft.com/office/2006/metadata/properties/metaAttributes"/>
@@ -13221,4 +13697,30 @@
     <ds:schemaRef ds:uri="http://schemas.microsoft.com/internal/obd"/>
   </ds:schemaRefs>
 </ds:datastoreItem>
+</file>
+
+<file path=customXml/itemProps2.xml><?xml version="1.0" encoding="utf-8"?>
+<ds:datastoreItem xmlns:ds="http://schemas.openxmlformats.org/officeDocument/2006/customXml" ds:itemID="{09FFADB5-EA6D-4772-B31B-FD6434BF1C8E}">
+  <ds:schemaRefs>
+    <ds:schemaRef ds:uri="http://schemas.microsoft.com/sharepoint/v3/contenttype/forms"/>
+  </ds:schemaRefs>
+</ds:datastoreItem>
+</file>
+
+<file path=customXml/itemProps3.xml><?xml version="1.0" encoding="utf-8"?>
+<ds:datastoreItem xmlns:ds="http://schemas.openxmlformats.org/officeDocument/2006/customXml" ds:itemID="{741B572B-AF25-4027-9661-474E6AC60B53}">
+  <ds:schemaRefs>
+    <ds:schemaRef ds:uri="http://schemas.microsoft.com/office/2006/metadata/properties"/>
+    <ds:schemaRef ds:uri="http://schemas.microsoft.com/office/infopath/2007/PartnerControls"/>
+    <ds:schemaRef ds:uri="a5b58bab-3cc2-4c8f-acd6-cc36c5af2e8d"/>
+  </ds:schemaRefs>
+</ds:datastoreItem>
+</file>
+
+<file path=customXml/itemProps4.xml><?xml version="1.0" encoding="utf-8"?>
+<ds:datastoreItem xmlns:ds="http://schemas.openxmlformats.org/officeDocument/2006/customXml" ds:itemID="{DB39A855-1A64-4D5B-B3D8-4F177AE58AA8}">
+  <ds:schemaRefs>
+    <ds:schemaRef ds:uri="http://schemas.openxmlformats.org/officeDocument/2006/bibliography"/>
+  </ds:schemaRefs>
+</ds:datastoreItem>
 </file>